--- a/docs/Smean-TTS-Literature-Review.docx
+++ b/docs/Smean-TTS-Literature-Review.docx
@@ -683,7 +683,7 @@
                 <w:sz w:val="19"/>
                 <w:szCs w:val="19"/>
               </w:rPr>
-              <w:t>The three findings that matter</w:t>
+              <w:t>The four findings that matter</w:t>
             </w:r>
           </w:p>
           <w:p>
@@ -756,7 +756,7 @@
                 <w:sz w:val="19"/>
                 <w:szCs w:val="19"/>
               </w:rPr>
-              <w:t>No automatic metric currently ranks Khmer TTS correctly.</w:t>
+              <w:t>CER now works for Khmer, and it favours VoxCPM2 decisively.</w:t>
             </w:r>
             <w:r>
               <w:rPr>
@@ -767,7 +767,35 @@
                 <w:sz w:val="19"/>
                 <w:szCs w:val="19"/>
               </w:rPr>
-              <w:t xml:space="preserve"> In our own run, Whisper-large-v3 collapsed into repetition loops on Khmer, making CER meaningless (median ≈100% for every model), while UTMOS and DNSMOS rewarded the model that omits half the sentence. Section 6 documents this in detail; the practical consequence is that Khmer TTS decisions must be made by structured human listening.</w:t>
+              <w:t xml:space="preserve"> Whisper-large-v3 cannot transcribe Khmer and made the metric meaningless in the first pass. Re-scored with a Khmer-capable ASR, median CER is 2.47% for VoxCPM2 against 8.28% for Higgs TTS 3, 25.12% for MMS and 78.01% for Fish S2-Pro — and the scorer independently reproduces two of OpenBMB's published benchmark figures. VoxCPM2 records the lower CER on 73 of the 100 sentences.</w:t>
+            </w:r>
+          </w:p>
+          <w:p>
+            <w:pPr>
+              <w:spacing w:after="100" w:line="276" w:lineRule="auto"/>
+              <w:ind w:left="144"/>
+            </w:pPr>
+            <w:r>
+              <w:rPr>
+                <w:rFonts w:ascii="Calibri" w:hAnsi="Calibri" w:cs="Calibri"/>
+                <w:b/>
+                <w:i w:val="0"/>
+                <w:color w:val="1A1915"/>
+                <w:sz w:val="19"/>
+                <w:szCs w:val="19"/>
+              </w:rPr>
+              <w:t>UTMOS is inverted for Khmer, which is why it disagreed with the listener.</w:t>
+            </w:r>
+            <w:r>
+              <w:rPr>
+                <w:rFonts w:ascii="Calibri" w:hAnsi="Calibri" w:cs="Calibri"/>
+                <w:b w:val="0"/>
+                <w:i w:val="0"/>
+                <w:color w:val="1A1915"/>
+                <w:sz w:val="19"/>
+                <w:szCs w:val="19"/>
+              </w:rPr>
+              <w:t xml:space="preserve"> Across 400 clips the rank correlation between UTMOS and CER is +0.55: the clips it scores highest are the ones that get the Khmer most wrong. Level and silence differences were tested and ruled out as the cause. Naturalness still needs human listening; intelligibility no longer does. Section 6 documents both passes.</w:t>
             </w:r>
           </w:p>
         </w:tc>
@@ -791,7 +819,7 @@
           <w:sz w:val="21"/>
           <w:szCs w:val="21"/>
         </w:rPr>
-        <w:t>The recommendation that follows from this is set out in Section 7: build on VoxCPM2, use Higgs TTS 3 as the zero-shot baseline any fine-tune must beat, and invest in a blind listening protocol rather than in a better automatic scorer.</w:t>
+        <w:t>The recommendation that follows is set out in Section 7: build on VoxCPM2, keep Higgs TTS 3 as the zero-shot baseline any fine-tune must beat, and spend the remaining evaluation effort on a blind multi-listener test — the one question the numbers still cannot answer is which of the two sounds more natural to Khmer ears.</w:t>
       </w:r>
     </w:p>
     <w:p>
@@ -15039,7 +15067,7 @@
           <w:sz w:val="28"/>
           <w:szCs w:val="28"/>
         </w:rPr>
-        <w:t>6.5  What we measured in house</w:t>
+        <w:t>6.5  First pass: the run that did not work</w:t>
       </w:r>
     </w:p>
     <w:p>
@@ -15055,7 +15083,7 @@
           <w:sz w:val="21"/>
           <w:szCs w:val="21"/>
         </w:rPr>
-        <w:t>All four candidate models were run over the fixed 100-sentence Khmer set — 400 clips, zero failures — on an RTX 3060 and scored on CER (Whisper-large-v3, language=km), UTMOS, DNSMOS and RTF.</w:t>
+        <w:t>All four candidate models were run over the fixed 100-sentence Khmer set — 400 clips, zero failures — on an RTX 3060 and scored on CER (Whisper-large-v3, language=km), UTMOS, DNSMOS and RTF. The result was a table whose metric columns and listening verdict disagreed completely.</w:t>
       </w:r>
     </w:p>
     <w:tbl>
@@ -16195,7 +16223,7 @@
           <w:sz w:val="17"/>
           <w:szCs w:val="17"/>
         </w:rPr>
-        <w:t>Table 4 — the full in-house run. CER lower is better; UTMOS and DNSMOS are 1–5 MOS scales, higher is better; RTF below 1.0 is faster than real time. Note that the metric columns and the verdict column disagree completely.</w:t>
+        <w:t>Table 4 — the first pass, scored with Whisper-large-v3. Superseded for CER by Table 5; kept because the failure is instructive and because UTMOS, DNSMOS and RTF were never affected by it.</w:t>
       </w:r>
     </w:p>
     <w:tbl>
@@ -16234,7 +16262,7 @@
                 <w:sz w:val="19"/>
                 <w:szCs w:val="19"/>
               </w:rPr>
-              <w:t>None of the automatic metrics ranks these models correctly</w:t>
+              <w:t>Why the CER column here is meaningless</w:t>
             </w:r>
           </w:p>
           <w:p>
@@ -16245,24 +16273,1078 @@
             <w:r>
               <w:rPr>
                 <w:rFonts w:ascii="Calibri" w:hAnsi="Calibri" w:cs="Calibri"/>
-                <w:b/>
+                <w:b w:val="0"/>
                 <w:i w:val="0"/>
                 <w:color w:val="1A1915"/>
                 <w:sz w:val="19"/>
                 <w:szCs w:val="19"/>
               </w:rPr>
-              <w:t>CER is invalid.</w:t>
-            </w:r>
-            <w:r>
-              <w:rPr>
-                <w:rFonts w:ascii="Calibri" w:hAnsi="Calibri" w:cs="Calibri"/>
-                <w:b w:val="0"/>
-                <w:i w:val="0"/>
-                <w:color w:val="1A1915"/>
+              <w:t>Whisper-large-v3 cannot transcribe Khmer — it collapses into repetition loops. Median CER is ≈100% for every model, and 34 of 100 sentences drew a byte-identical transcript from two or more different models' audio, which is only possible if the transcripts describe Whisper rather than the audio. Decoder settings (temperature fallback, n-gram repetition blocking, language auto-detect) were each tried and ruled out as the cause.</w:t>
+            </w:r>
+          </w:p>
+        </w:tc>
+      </w:tr>
+    </w:tbl>
+    <w:p>
+      <w:pPr>
+        <w:spacing w:after="80"/>
+      </w:pPr>
+    </w:p>
+    <w:p>
+      <w:pPr>
+        <w:keepNext/>
+        <w:spacing w:before="320" w:after="120"/>
+      </w:pPr>
+      <w:r>
+        <w:rPr>
+          <w:rFonts w:ascii="Georgia" w:hAnsi="Georgia" w:cs="Georgia"/>
+          <w:b/>
+          <w:i w:val="0"/>
+          <w:color w:val="134E4A"/>
+          <w:sz w:val="28"/>
+          <w:szCs w:val="28"/>
+        </w:rPr>
+        <w:t>6.6  Second pass: CER with a Khmer-capable ASR</w:t>
+      </w:r>
+    </w:p>
+    <w:p>
+      <w:pPr>
+        <w:spacing w:after="120" w:before="0" w:line="283" w:lineRule="auto"/>
+      </w:pPr>
+      <w:r>
+        <w:rPr>
+          <w:rFonts w:ascii="Calibri" w:hAnsi="Calibri" w:cs="Calibri"/>
+          <w:b w:val="0"/>
+          <w:i w:val="0"/>
+          <w:color w:val="1A1915"/>
+          <w:sz w:val="21"/>
+          <w:szCs w:val="21"/>
+        </w:rPr>
+        <w:t>The blocker was never CER as a metric — it was the absence of an ASR that can read Khmer. One now exists in house: a fine-tuned CTC model built on Meta's Omnilingual ASR 300M encoder with a grapheme-cluster vocabulary and a self-conditioned CTC head, published as Darayut/Omnilingual-ASR-Khm. Its reported accuracy on held-out natural speech is 2.24% CER in domain, 12.03% on FLEURS and 14.82% on OpenSLR SLR42 — against Whisper's effective 100%. Re-scoring the same 400 clips with it, using the harness's unchanged CER definition, produces a table that finally means something.</w:t>
+      </w:r>
+    </w:p>
+    <w:tbl>
+      <w:tblPr>
+        <w:tblStyle w:val="TableGrid"/>
+        <w:tblW w:type="auto" w:w="0"/>
+        <w:tblLayout w:type="fixed"/>
+        <w:tblLook w:firstColumn="1" w:firstRow="1" w:lastColumn="0" w:lastRow="0" w:noHBand="0" w:noVBand="1" w:val="04A0"/>
+      </w:tblPr>
+      <w:tblGrid>
+        <w:gridCol w:w="1560"/>
+        <w:gridCol w:w="1560"/>
+        <w:gridCol w:w="1560"/>
+        <w:gridCol w:w="1560"/>
+        <w:gridCol w:w="1560"/>
+        <w:gridCol w:w="1560"/>
+      </w:tblGrid>
+      <w:tr>
+        <w:tc>
+          <w:tcPr>
+            <w:tcW w:type="dxa" w:w="1361"/>
+            <w:vAlign w:val="center"/>
+            <w:shd w:val="clear" w:color="auto" w:fill="0B776F"/>
+            <w:tcBorders>
+              <w:top w:val="single" w:sz="4" w:space="0" w:color="E5E1D8"/>
+              <w:left w:val="single" w:sz="4" w:space="0" w:color="E5E1D8"/>
+              <w:bottom w:val="single" w:sz="4" w:space="0" w:color="E5E1D8"/>
+              <w:right w:val="single" w:sz="4" w:space="0" w:color="E5E1D8"/>
+            </w:tcBorders>
+          </w:tcPr>
+          <w:p>
+            <w:pPr>
+              <w:spacing w:before="50" w:after="50" w:line="254" w:lineRule="auto"/>
+            </w:pPr>
+            <w:r/>
+            <w:r>
+              <w:rPr>
+                <w:rFonts w:ascii="Calibri" w:hAnsi="Calibri" w:cs="Calibri"/>
+                <w:b/>
+                <w:i w:val="0"/>
+                <w:color w:val="FFFFFF"/>
+                <w:sz w:val="17"/>
+                <w:szCs w:val="18"/>
+              </w:rPr>
+              <w:t>Model</w:t>
+            </w:r>
+          </w:p>
+        </w:tc>
+        <w:tc>
+          <w:tcPr>
+            <w:tcW w:type="dxa" w:w="1276"/>
+            <w:vAlign w:val="center"/>
+            <w:shd w:val="clear" w:color="auto" w:fill="0B776F"/>
+            <w:tcBorders>
+              <w:top w:val="single" w:sz="4" w:space="0" w:color="E5E1D8"/>
+              <w:left w:val="single" w:sz="4" w:space="0" w:color="E5E1D8"/>
+              <w:bottom w:val="single" w:sz="4" w:space="0" w:color="E5E1D8"/>
+              <w:right w:val="single" w:sz="4" w:space="0" w:color="E5E1D8"/>
+            </w:tcBorders>
+          </w:tcPr>
+          <w:p>
+            <w:pPr>
+              <w:spacing w:before="50" w:after="50" w:line="254" w:lineRule="auto"/>
+            </w:pPr>
+            <w:r/>
+            <w:r>
+              <w:rPr>
+                <w:rFonts w:ascii="Calibri" w:hAnsi="Calibri" w:cs="Calibri"/>
+                <w:b/>
+                <w:i w:val="0"/>
+                <w:color w:val="FFFFFF"/>
+                <w:sz w:val="17"/>
+                <w:szCs w:val="18"/>
+              </w:rPr>
+              <w:t>CER median</w:t>
+            </w:r>
+          </w:p>
+        </w:tc>
+        <w:tc>
+          <w:tcPr>
+            <w:tcW w:type="dxa" w:w="1191"/>
+            <w:vAlign w:val="center"/>
+            <w:shd w:val="clear" w:color="auto" w:fill="0B776F"/>
+            <w:tcBorders>
+              <w:top w:val="single" w:sz="4" w:space="0" w:color="E5E1D8"/>
+              <w:left w:val="single" w:sz="4" w:space="0" w:color="E5E1D8"/>
+              <w:bottom w:val="single" w:sz="4" w:space="0" w:color="E5E1D8"/>
+              <w:right w:val="single" w:sz="4" w:space="0" w:color="E5E1D8"/>
+            </w:tcBorders>
+          </w:tcPr>
+          <w:p>
+            <w:pPr>
+              <w:spacing w:before="50" w:after="50" w:line="254" w:lineRule="auto"/>
+            </w:pPr>
+            <w:r/>
+            <w:r>
+              <w:rPr>
+                <w:rFonts w:ascii="Calibri" w:hAnsi="Calibri" w:cs="Calibri"/>
+                <w:b/>
+                <w:i w:val="0"/>
+                <w:color w:val="FFFFFF"/>
+                <w:sz w:val="17"/>
+                <w:szCs w:val="18"/>
+              </w:rPr>
+              <w:t>CER mean</w:t>
+            </w:r>
+          </w:p>
+        </w:tc>
+        <w:tc>
+          <w:tcPr>
+            <w:tcW w:type="dxa" w:w="1361"/>
+            <w:vAlign w:val="center"/>
+            <w:shd w:val="clear" w:color="auto" w:fill="0B776F"/>
+            <w:tcBorders>
+              <w:top w:val="single" w:sz="4" w:space="0" w:color="E5E1D8"/>
+              <w:left w:val="single" w:sz="4" w:space="0" w:color="E5E1D8"/>
+              <w:bottom w:val="single" w:sz="4" w:space="0" w:color="E5E1D8"/>
+              <w:right w:val="single" w:sz="4" w:space="0" w:color="E5E1D8"/>
+            </w:tcBorders>
+          </w:tcPr>
+          <w:p>
+            <w:pPr>
+              <w:spacing w:before="50" w:after="50" w:line="254" w:lineRule="auto"/>
+            </w:pPr>
+            <w:r/>
+            <w:r>
+              <w:rPr>
+                <w:rFonts w:ascii="Calibri" w:hAnsi="Calibri" w:cs="Calibri"/>
+                <w:b/>
+                <w:i w:val="0"/>
+                <w:color w:val="FFFFFF"/>
+                <w:sz w:val="17"/>
+                <w:szCs w:val="18"/>
+              </w:rPr>
+              <w:t>pure_khmer</w:t>
+            </w:r>
+          </w:p>
+        </w:tc>
+        <w:tc>
+          <w:tcPr>
+            <w:tcW w:type="dxa" w:w="1532"/>
+            <w:vAlign w:val="center"/>
+            <w:shd w:val="clear" w:color="auto" w:fill="0B776F"/>
+            <w:tcBorders>
+              <w:top w:val="single" w:sz="4" w:space="0" w:color="E5E1D8"/>
+              <w:left w:val="single" w:sz="4" w:space="0" w:color="E5E1D8"/>
+              <w:bottom w:val="single" w:sz="4" w:space="0" w:color="E5E1D8"/>
+              <w:right w:val="single" w:sz="4" w:space="0" w:color="E5E1D8"/>
+            </w:tcBorders>
+          </w:tcPr>
+          <w:p>
+            <w:pPr>
+              <w:spacing w:before="50" w:after="50" w:line="254" w:lineRule="auto"/>
+            </w:pPr>
+            <w:r/>
+            <w:r>
+              <w:rPr>
+                <w:rFonts w:ascii="Calibri" w:hAnsi="Calibri" w:cs="Calibri"/>
+                <w:b/>
+                <w:i w:val="0"/>
+                <w:color w:val="FFFFFF"/>
+                <w:sz w:val="17"/>
+                <w:szCs w:val="18"/>
+              </w:rPr>
+              <w:t>code_switched</w:t>
+            </w:r>
+          </w:p>
+        </w:tc>
+        <w:tc>
+          <w:tcPr>
+            <w:tcW w:type="dxa" w:w="2638"/>
+            <w:vAlign w:val="center"/>
+            <w:shd w:val="clear" w:color="auto" w:fill="0B776F"/>
+            <w:tcBorders>
+              <w:top w:val="single" w:sz="4" w:space="0" w:color="E5E1D8"/>
+              <w:left w:val="single" w:sz="4" w:space="0" w:color="E5E1D8"/>
+              <w:bottom w:val="single" w:sz="4" w:space="0" w:color="E5E1D8"/>
+              <w:right w:val="single" w:sz="4" w:space="0" w:color="E5E1D8"/>
+            </w:tcBorders>
+          </w:tcPr>
+          <w:p>
+            <w:pPr>
+              <w:spacing w:before="50" w:after="50" w:line="254" w:lineRule="auto"/>
+            </w:pPr>
+            <w:r/>
+            <w:r>
+              <w:rPr>
+                <w:rFonts w:ascii="Calibri" w:hAnsi="Calibri" w:cs="Calibri"/>
+                <w:b/>
+                <w:i w:val="0"/>
+                <w:color w:val="FFFFFF"/>
+                <w:sz w:val="17"/>
+                <w:szCs w:val="18"/>
+              </w:rPr>
+              <w:t>Listening verdict</w:t>
+            </w:r>
+          </w:p>
+        </w:tc>
+      </w:tr>
+      <w:tr>
+        <w:tc>
+          <w:tcPr>
+            <w:tcW w:type="dxa" w:w="1361"/>
+            <w:vAlign w:val="center"/>
+            <w:shd w:val="clear" w:color="auto" w:fill="FFFFFF"/>
+            <w:tcBorders>
+              <w:top w:val="single" w:sz="4" w:space="0" w:color="E5E1D8"/>
+              <w:left w:val="single" w:sz="4" w:space="0" w:color="E5E1D8"/>
+              <w:bottom w:val="single" w:sz="4" w:space="0" w:color="E5E1D8"/>
+              <w:right w:val="single" w:sz="4" w:space="0" w:color="E5E1D8"/>
+            </w:tcBorders>
+          </w:tcPr>
+          <w:p>
+            <w:pPr>
+              <w:spacing w:before="50" w:after="50" w:line="254" w:lineRule="auto"/>
+            </w:pPr>
+            <w:r/>
+            <w:r>
+              <w:rPr>
+                <w:rFonts w:ascii="Calibri" w:hAnsi="Calibri" w:cs="Calibri"/>
+                <w:b w:val="0"/>
+                <w:i w:val="0"/>
+                <w:color w:val="1A1915"/>
+                <w:sz w:val="17"/>
+                <w:szCs w:val="18"/>
+              </w:rPr>
+              <w:t>voxcpm2</w:t>
+            </w:r>
+          </w:p>
+        </w:tc>
+        <w:tc>
+          <w:tcPr>
+            <w:tcW w:type="dxa" w:w="1276"/>
+            <w:vAlign w:val="center"/>
+            <w:shd w:val="clear" w:color="auto" w:fill="FFFFFF"/>
+            <w:tcBorders>
+              <w:top w:val="single" w:sz="4" w:space="0" w:color="E5E1D8"/>
+              <w:left w:val="single" w:sz="4" w:space="0" w:color="E5E1D8"/>
+              <w:bottom w:val="single" w:sz="4" w:space="0" w:color="E5E1D8"/>
+              <w:right w:val="single" w:sz="4" w:space="0" w:color="E5E1D8"/>
+            </w:tcBorders>
+          </w:tcPr>
+          <w:p>
+            <w:pPr>
+              <w:spacing w:before="50" w:after="50" w:line="254" w:lineRule="auto"/>
+              <w:jc w:val="right"/>
+            </w:pPr>
+            <w:r/>
+            <w:r>
+              <w:rPr>
+                <w:rFonts w:ascii="Calibri" w:hAnsi="Calibri" w:cs="Calibri"/>
+                <w:b w:val="0"/>
+                <w:i w:val="0"/>
+                <w:color w:val="1A1915"/>
+                <w:sz w:val="17"/>
+                <w:szCs w:val="18"/>
+              </w:rPr>
+              <w:t>2.47%</w:t>
+            </w:r>
+          </w:p>
+        </w:tc>
+        <w:tc>
+          <w:tcPr>
+            <w:tcW w:type="dxa" w:w="1191"/>
+            <w:vAlign w:val="center"/>
+            <w:shd w:val="clear" w:color="auto" w:fill="FFFFFF"/>
+            <w:tcBorders>
+              <w:top w:val="single" w:sz="4" w:space="0" w:color="E5E1D8"/>
+              <w:left w:val="single" w:sz="4" w:space="0" w:color="E5E1D8"/>
+              <w:bottom w:val="single" w:sz="4" w:space="0" w:color="E5E1D8"/>
+              <w:right w:val="single" w:sz="4" w:space="0" w:color="E5E1D8"/>
+            </w:tcBorders>
+          </w:tcPr>
+          <w:p>
+            <w:pPr>
+              <w:spacing w:before="50" w:after="50" w:line="254" w:lineRule="auto"/>
+              <w:jc w:val="right"/>
+            </w:pPr>
+            <w:r/>
+            <w:r>
+              <w:rPr>
+                <w:rFonts w:ascii="Calibri" w:hAnsi="Calibri" w:cs="Calibri"/>
+                <w:b w:val="0"/>
+                <w:i w:val="0"/>
+                <w:color w:val="1A1915"/>
+                <w:sz w:val="17"/>
+                <w:szCs w:val="18"/>
+              </w:rPr>
+              <w:t>4.48%</w:t>
+            </w:r>
+          </w:p>
+        </w:tc>
+        <w:tc>
+          <w:tcPr>
+            <w:tcW w:type="dxa" w:w="1361"/>
+            <w:vAlign w:val="center"/>
+            <w:shd w:val="clear" w:color="auto" w:fill="FFFFFF"/>
+            <w:tcBorders>
+              <w:top w:val="single" w:sz="4" w:space="0" w:color="E5E1D8"/>
+              <w:left w:val="single" w:sz="4" w:space="0" w:color="E5E1D8"/>
+              <w:bottom w:val="single" w:sz="4" w:space="0" w:color="E5E1D8"/>
+              <w:right w:val="single" w:sz="4" w:space="0" w:color="E5E1D8"/>
+            </w:tcBorders>
+          </w:tcPr>
+          <w:p>
+            <w:pPr>
+              <w:spacing w:before="50" w:after="50" w:line="254" w:lineRule="auto"/>
+              <w:jc w:val="right"/>
+            </w:pPr>
+            <w:r/>
+            <w:r>
+              <w:rPr>
+                <w:rFonts w:ascii="Calibri" w:hAnsi="Calibri" w:cs="Calibri"/>
+                <w:b w:val="0"/>
+                <w:i w:val="0"/>
+                <w:color w:val="1A1915"/>
+                <w:sz w:val="17"/>
+                <w:szCs w:val="18"/>
+              </w:rPr>
+              <w:t>1.90%</w:t>
+            </w:r>
+          </w:p>
+        </w:tc>
+        <w:tc>
+          <w:tcPr>
+            <w:tcW w:type="dxa" w:w="1532"/>
+            <w:vAlign w:val="center"/>
+            <w:shd w:val="clear" w:color="auto" w:fill="FFFFFF"/>
+            <w:tcBorders>
+              <w:top w:val="single" w:sz="4" w:space="0" w:color="E5E1D8"/>
+              <w:left w:val="single" w:sz="4" w:space="0" w:color="E5E1D8"/>
+              <w:bottom w:val="single" w:sz="4" w:space="0" w:color="E5E1D8"/>
+              <w:right w:val="single" w:sz="4" w:space="0" w:color="E5E1D8"/>
+            </w:tcBorders>
+          </w:tcPr>
+          <w:p>
+            <w:pPr>
+              <w:spacing w:before="50" w:after="50" w:line="254" w:lineRule="auto"/>
+              <w:jc w:val="right"/>
+            </w:pPr>
+            <w:r/>
+            <w:r>
+              <w:rPr>
+                <w:rFonts w:ascii="Calibri" w:hAnsi="Calibri" w:cs="Calibri"/>
+                <w:b w:val="0"/>
+                <w:i w:val="0"/>
+                <w:color w:val="1A1915"/>
+                <w:sz w:val="17"/>
+                <w:szCs w:val="18"/>
+              </w:rPr>
+              <w:t>3.19%</w:t>
+            </w:r>
+          </w:p>
+        </w:tc>
+        <w:tc>
+          <w:tcPr>
+            <w:tcW w:type="dxa" w:w="2638"/>
+            <w:vAlign w:val="center"/>
+            <w:shd w:val="clear" w:color="auto" w:fill="FFFFFF"/>
+            <w:tcBorders>
+              <w:top w:val="single" w:sz="4" w:space="0" w:color="E5E1D8"/>
+              <w:left w:val="single" w:sz="4" w:space="0" w:color="E5E1D8"/>
+              <w:bottom w:val="single" w:sz="4" w:space="0" w:color="E5E1D8"/>
+              <w:right w:val="single" w:sz="4" w:space="0" w:color="E5E1D8"/>
+            </w:tcBorders>
+          </w:tcPr>
+          <w:p>
+            <w:pPr>
+              <w:spacing w:before="50" w:after="50" w:line="254" w:lineRule="auto"/>
+            </w:pPr>
+            <w:r/>
+            <w:r>
+              <w:rPr>
+                <w:rFonts w:ascii="Calibri" w:hAnsi="Calibri" w:cs="Calibri"/>
+                <w:b/>
+                <w:i w:val="0"/>
+                <w:color w:val="1A1915"/>
+                <w:sz w:val="17"/>
+                <w:szCs w:val="18"/>
+              </w:rPr>
+              <w:t>Contender</w:t>
+            </w:r>
+          </w:p>
+        </w:tc>
+      </w:tr>
+      <w:tr>
+        <w:tc>
+          <w:tcPr>
+            <w:tcW w:type="dxa" w:w="1361"/>
+            <w:vAlign w:val="center"/>
+            <w:shd w:val="clear" w:color="auto" w:fill="F4F2EC"/>
+            <w:tcBorders>
+              <w:top w:val="single" w:sz="4" w:space="0" w:color="E5E1D8"/>
+              <w:left w:val="single" w:sz="4" w:space="0" w:color="E5E1D8"/>
+              <w:bottom w:val="single" w:sz="4" w:space="0" w:color="E5E1D8"/>
+              <w:right w:val="single" w:sz="4" w:space="0" w:color="E5E1D8"/>
+            </w:tcBorders>
+          </w:tcPr>
+          <w:p>
+            <w:pPr>
+              <w:spacing w:before="50" w:after="50" w:line="254" w:lineRule="auto"/>
+            </w:pPr>
+            <w:r/>
+            <w:r>
+              <w:rPr>
+                <w:rFonts w:ascii="Calibri" w:hAnsi="Calibri" w:cs="Calibri"/>
+                <w:b w:val="0"/>
+                <w:i w:val="0"/>
+                <w:color w:val="1A1915"/>
+                <w:sz w:val="17"/>
+                <w:szCs w:val="18"/>
+              </w:rPr>
+              <w:t>higgs3</w:t>
+            </w:r>
+          </w:p>
+        </w:tc>
+        <w:tc>
+          <w:tcPr>
+            <w:tcW w:type="dxa" w:w="1276"/>
+            <w:vAlign w:val="center"/>
+            <w:shd w:val="clear" w:color="auto" w:fill="F4F2EC"/>
+            <w:tcBorders>
+              <w:top w:val="single" w:sz="4" w:space="0" w:color="E5E1D8"/>
+              <w:left w:val="single" w:sz="4" w:space="0" w:color="E5E1D8"/>
+              <w:bottom w:val="single" w:sz="4" w:space="0" w:color="E5E1D8"/>
+              <w:right w:val="single" w:sz="4" w:space="0" w:color="E5E1D8"/>
+            </w:tcBorders>
+          </w:tcPr>
+          <w:p>
+            <w:pPr>
+              <w:spacing w:before="50" w:after="50" w:line="254" w:lineRule="auto"/>
+              <w:jc w:val="right"/>
+            </w:pPr>
+            <w:r/>
+            <w:r>
+              <w:rPr>
+                <w:rFonts w:ascii="Calibri" w:hAnsi="Calibri" w:cs="Calibri"/>
+                <w:b w:val="0"/>
+                <w:i w:val="0"/>
+                <w:color w:val="1A1915"/>
+                <w:sz w:val="17"/>
+                <w:szCs w:val="18"/>
+              </w:rPr>
+              <w:t>8.28%</w:t>
+            </w:r>
+          </w:p>
+        </w:tc>
+        <w:tc>
+          <w:tcPr>
+            <w:tcW w:type="dxa" w:w="1191"/>
+            <w:vAlign w:val="center"/>
+            <w:shd w:val="clear" w:color="auto" w:fill="F4F2EC"/>
+            <w:tcBorders>
+              <w:top w:val="single" w:sz="4" w:space="0" w:color="E5E1D8"/>
+              <w:left w:val="single" w:sz="4" w:space="0" w:color="E5E1D8"/>
+              <w:bottom w:val="single" w:sz="4" w:space="0" w:color="E5E1D8"/>
+              <w:right w:val="single" w:sz="4" w:space="0" w:color="E5E1D8"/>
+            </w:tcBorders>
+          </w:tcPr>
+          <w:p>
+            <w:pPr>
+              <w:spacing w:before="50" w:after="50" w:line="254" w:lineRule="auto"/>
+              <w:jc w:val="right"/>
+            </w:pPr>
+            <w:r/>
+            <w:r>
+              <w:rPr>
+                <w:rFonts w:ascii="Calibri" w:hAnsi="Calibri" w:cs="Calibri"/>
+                <w:b w:val="0"/>
+                <w:i w:val="0"/>
+                <w:color w:val="1A1915"/>
+                <w:sz w:val="17"/>
+                <w:szCs w:val="18"/>
+              </w:rPr>
+              <w:t>9.88%</w:t>
+            </w:r>
+          </w:p>
+        </w:tc>
+        <w:tc>
+          <w:tcPr>
+            <w:tcW w:type="dxa" w:w="1361"/>
+            <w:vAlign w:val="center"/>
+            <w:shd w:val="clear" w:color="auto" w:fill="F4F2EC"/>
+            <w:tcBorders>
+              <w:top w:val="single" w:sz="4" w:space="0" w:color="E5E1D8"/>
+              <w:left w:val="single" w:sz="4" w:space="0" w:color="E5E1D8"/>
+              <w:bottom w:val="single" w:sz="4" w:space="0" w:color="E5E1D8"/>
+              <w:right w:val="single" w:sz="4" w:space="0" w:color="E5E1D8"/>
+            </w:tcBorders>
+          </w:tcPr>
+          <w:p>
+            <w:pPr>
+              <w:spacing w:before="50" w:after="50" w:line="254" w:lineRule="auto"/>
+              <w:jc w:val="right"/>
+            </w:pPr>
+            <w:r/>
+            <w:r>
+              <w:rPr>
+                <w:rFonts w:ascii="Calibri" w:hAnsi="Calibri" w:cs="Calibri"/>
+                <w:b w:val="0"/>
+                <w:i w:val="0"/>
+                <w:color w:val="1A1915"/>
+                <w:sz w:val="17"/>
+                <w:szCs w:val="18"/>
+              </w:rPr>
+              <w:t>8.90%</w:t>
+            </w:r>
+          </w:p>
+        </w:tc>
+        <w:tc>
+          <w:tcPr>
+            <w:tcW w:type="dxa" w:w="1532"/>
+            <w:vAlign w:val="center"/>
+            <w:shd w:val="clear" w:color="auto" w:fill="F4F2EC"/>
+            <w:tcBorders>
+              <w:top w:val="single" w:sz="4" w:space="0" w:color="E5E1D8"/>
+              <w:left w:val="single" w:sz="4" w:space="0" w:color="E5E1D8"/>
+              <w:bottom w:val="single" w:sz="4" w:space="0" w:color="E5E1D8"/>
+              <w:right w:val="single" w:sz="4" w:space="0" w:color="E5E1D8"/>
+            </w:tcBorders>
+          </w:tcPr>
+          <w:p>
+            <w:pPr>
+              <w:spacing w:before="50" w:after="50" w:line="254" w:lineRule="auto"/>
+              <w:jc w:val="right"/>
+            </w:pPr>
+            <w:r/>
+            <w:r>
+              <w:rPr>
+                <w:rFonts w:ascii="Calibri" w:hAnsi="Calibri" w:cs="Calibri"/>
+                <w:b w:val="0"/>
+                <w:i w:val="0"/>
+                <w:color w:val="1A1915"/>
+                <w:sz w:val="17"/>
+                <w:szCs w:val="18"/>
+              </w:rPr>
+              <w:t>7.13%</w:t>
+            </w:r>
+          </w:p>
+        </w:tc>
+        <w:tc>
+          <w:tcPr>
+            <w:tcW w:type="dxa" w:w="2638"/>
+            <w:vAlign w:val="center"/>
+            <w:shd w:val="clear" w:color="auto" w:fill="F4F2EC"/>
+            <w:tcBorders>
+              <w:top w:val="single" w:sz="4" w:space="0" w:color="E5E1D8"/>
+              <w:left w:val="single" w:sz="4" w:space="0" w:color="E5E1D8"/>
+              <w:bottom w:val="single" w:sz="4" w:space="0" w:color="E5E1D8"/>
+              <w:right w:val="single" w:sz="4" w:space="0" w:color="E5E1D8"/>
+            </w:tcBorders>
+          </w:tcPr>
+          <w:p>
+            <w:pPr>
+              <w:spacing w:before="50" w:after="50" w:line="254" w:lineRule="auto"/>
+            </w:pPr>
+            <w:r/>
+            <w:r>
+              <w:rPr>
+                <w:rFonts w:ascii="Calibri" w:hAnsi="Calibri" w:cs="Calibri"/>
+                <w:b/>
+                <w:i w:val="0"/>
+                <w:color w:val="1A1915"/>
+                <w:sz w:val="17"/>
+                <w:szCs w:val="18"/>
+              </w:rPr>
+              <w:t>Contender</w:t>
+            </w:r>
+          </w:p>
+        </w:tc>
+      </w:tr>
+      <w:tr>
+        <w:tc>
+          <w:tcPr>
+            <w:tcW w:type="dxa" w:w="1361"/>
+            <w:vAlign w:val="center"/>
+            <w:shd w:val="clear" w:color="auto" w:fill="FFFFFF"/>
+            <w:tcBorders>
+              <w:top w:val="single" w:sz="4" w:space="0" w:color="E5E1D8"/>
+              <w:left w:val="single" w:sz="4" w:space="0" w:color="E5E1D8"/>
+              <w:bottom w:val="single" w:sz="4" w:space="0" w:color="E5E1D8"/>
+              <w:right w:val="single" w:sz="4" w:space="0" w:color="E5E1D8"/>
+            </w:tcBorders>
+          </w:tcPr>
+          <w:p>
+            <w:pPr>
+              <w:spacing w:before="50" w:after="50" w:line="254" w:lineRule="auto"/>
+            </w:pPr>
+            <w:r/>
+            <w:r>
+              <w:rPr>
+                <w:rFonts w:ascii="Calibri" w:hAnsi="Calibri" w:cs="Calibri"/>
+                <w:b w:val="0"/>
+                <w:i w:val="0"/>
+                <w:color w:val="1A1915"/>
+                <w:sz w:val="17"/>
+                <w:szCs w:val="18"/>
+              </w:rPr>
+              <w:t>mms</w:t>
+            </w:r>
+          </w:p>
+        </w:tc>
+        <w:tc>
+          <w:tcPr>
+            <w:tcW w:type="dxa" w:w="1276"/>
+            <w:vAlign w:val="center"/>
+            <w:shd w:val="clear" w:color="auto" w:fill="FFFFFF"/>
+            <w:tcBorders>
+              <w:top w:val="single" w:sz="4" w:space="0" w:color="E5E1D8"/>
+              <w:left w:val="single" w:sz="4" w:space="0" w:color="E5E1D8"/>
+              <w:bottom w:val="single" w:sz="4" w:space="0" w:color="E5E1D8"/>
+              <w:right w:val="single" w:sz="4" w:space="0" w:color="E5E1D8"/>
+            </w:tcBorders>
+          </w:tcPr>
+          <w:p>
+            <w:pPr>
+              <w:spacing w:before="50" w:after="50" w:line="254" w:lineRule="auto"/>
+              <w:jc w:val="right"/>
+            </w:pPr>
+            <w:r/>
+            <w:r>
+              <w:rPr>
+                <w:rFonts w:ascii="Calibri" w:hAnsi="Calibri" w:cs="Calibri"/>
+                <w:b w:val="0"/>
+                <w:i w:val="0"/>
+                <w:color w:val="1A1915"/>
+                <w:sz w:val="17"/>
+                <w:szCs w:val="18"/>
+              </w:rPr>
+              <w:t>25.12%</w:t>
+            </w:r>
+          </w:p>
+        </w:tc>
+        <w:tc>
+          <w:tcPr>
+            <w:tcW w:type="dxa" w:w="1191"/>
+            <w:vAlign w:val="center"/>
+            <w:shd w:val="clear" w:color="auto" w:fill="FFFFFF"/>
+            <w:tcBorders>
+              <w:top w:val="single" w:sz="4" w:space="0" w:color="E5E1D8"/>
+              <w:left w:val="single" w:sz="4" w:space="0" w:color="E5E1D8"/>
+              <w:bottom w:val="single" w:sz="4" w:space="0" w:color="E5E1D8"/>
+              <w:right w:val="single" w:sz="4" w:space="0" w:color="E5E1D8"/>
+            </w:tcBorders>
+          </w:tcPr>
+          <w:p>
+            <w:pPr>
+              <w:spacing w:before="50" w:after="50" w:line="254" w:lineRule="auto"/>
+              <w:jc w:val="right"/>
+            </w:pPr>
+            <w:r/>
+            <w:r>
+              <w:rPr>
+                <w:rFonts w:ascii="Calibri" w:hAnsi="Calibri" w:cs="Calibri"/>
+                <w:b w:val="0"/>
+                <w:i w:val="0"/>
+                <w:color w:val="1A1915"/>
+                <w:sz w:val="17"/>
+                <w:szCs w:val="18"/>
+              </w:rPr>
+              <w:t>24.84%</w:t>
+            </w:r>
+          </w:p>
+        </w:tc>
+        <w:tc>
+          <w:tcPr>
+            <w:tcW w:type="dxa" w:w="1361"/>
+            <w:vAlign w:val="center"/>
+            <w:shd w:val="clear" w:color="auto" w:fill="FFFFFF"/>
+            <w:tcBorders>
+              <w:top w:val="single" w:sz="4" w:space="0" w:color="E5E1D8"/>
+              <w:left w:val="single" w:sz="4" w:space="0" w:color="E5E1D8"/>
+              <w:bottom w:val="single" w:sz="4" w:space="0" w:color="E5E1D8"/>
+              <w:right w:val="single" w:sz="4" w:space="0" w:color="E5E1D8"/>
+            </w:tcBorders>
+          </w:tcPr>
+          <w:p>
+            <w:pPr>
+              <w:spacing w:before="50" w:after="50" w:line="254" w:lineRule="auto"/>
+              <w:jc w:val="right"/>
+            </w:pPr>
+            <w:r/>
+            <w:r>
+              <w:rPr>
+                <w:rFonts w:ascii="Calibri" w:hAnsi="Calibri" w:cs="Calibri"/>
+                <w:b w:val="0"/>
+                <w:i w:val="0"/>
+                <w:color w:val="1A1915"/>
+                <w:sz w:val="17"/>
+                <w:szCs w:val="18"/>
+              </w:rPr>
+              <w:t>19.73%</w:t>
+            </w:r>
+          </w:p>
+        </w:tc>
+        <w:tc>
+          <w:tcPr>
+            <w:tcW w:type="dxa" w:w="1532"/>
+            <w:vAlign w:val="center"/>
+            <w:shd w:val="clear" w:color="auto" w:fill="FFFFFF"/>
+            <w:tcBorders>
+              <w:top w:val="single" w:sz="4" w:space="0" w:color="E5E1D8"/>
+              <w:left w:val="single" w:sz="4" w:space="0" w:color="E5E1D8"/>
+              <w:bottom w:val="single" w:sz="4" w:space="0" w:color="E5E1D8"/>
+              <w:right w:val="single" w:sz="4" w:space="0" w:color="E5E1D8"/>
+            </w:tcBorders>
+          </w:tcPr>
+          <w:p>
+            <w:pPr>
+              <w:spacing w:before="50" w:after="50" w:line="254" w:lineRule="auto"/>
+              <w:jc w:val="right"/>
+            </w:pPr>
+            <w:r/>
+            <w:r>
+              <w:rPr>
+                <w:rFonts w:ascii="Calibri" w:hAnsi="Calibri" w:cs="Calibri"/>
+                <w:b w:val="0"/>
+                <w:i w:val="0"/>
+                <w:color w:val="1A1915"/>
+                <w:sz w:val="17"/>
+                <w:szCs w:val="18"/>
+              </w:rPr>
+              <w:t>31.20%</w:t>
+            </w:r>
+          </w:p>
+        </w:tc>
+        <w:tc>
+          <w:tcPr>
+            <w:tcW w:type="dxa" w:w="2638"/>
+            <w:vAlign w:val="center"/>
+            <w:shd w:val="clear" w:color="auto" w:fill="FFFFFF"/>
+            <w:tcBorders>
+              <w:top w:val="single" w:sz="4" w:space="0" w:color="E5E1D8"/>
+              <w:left w:val="single" w:sz="4" w:space="0" w:color="E5E1D8"/>
+              <w:bottom w:val="single" w:sz="4" w:space="0" w:color="E5E1D8"/>
+              <w:right w:val="single" w:sz="4" w:space="0" w:color="E5E1D8"/>
+            </w:tcBorders>
+          </w:tcPr>
+          <w:p>
+            <w:pPr>
+              <w:spacing w:before="50" w:after="50" w:line="254" w:lineRule="auto"/>
+            </w:pPr>
+            <w:r/>
+            <w:r>
+              <w:rPr>
+                <w:rFonts w:ascii="Calibri" w:hAnsi="Calibri" w:cs="Calibri"/>
+                <w:b/>
+                <w:i w:val="0"/>
+                <w:color w:val="1A1915"/>
+                <w:sz w:val="17"/>
+                <w:szCs w:val="18"/>
+              </w:rPr>
+              <w:t>Eliminated</w:t>
+            </w:r>
+            <w:r>
+              <w:rPr>
+                <w:rFonts w:ascii="Calibri" w:hAnsi="Calibri" w:cs="Calibri"/>
+                <w:b w:val="0"/>
+                <w:i w:val="0"/>
+                <w:color w:val="1A1915"/>
+                <w:sz w:val="17"/>
+                <w:szCs w:val="18"/>
+              </w:rPr>
+              <w:t xml:space="preserve"> — prosody</w:t>
+            </w:r>
+          </w:p>
+        </w:tc>
+      </w:tr>
+      <w:tr>
+        <w:tc>
+          <w:tcPr>
+            <w:tcW w:type="dxa" w:w="1361"/>
+            <w:vAlign w:val="center"/>
+            <w:shd w:val="clear" w:color="auto" w:fill="F4F2EC"/>
+            <w:tcBorders>
+              <w:top w:val="single" w:sz="4" w:space="0" w:color="E5E1D8"/>
+              <w:left w:val="single" w:sz="4" w:space="0" w:color="E5E1D8"/>
+              <w:bottom w:val="single" w:sz="4" w:space="0" w:color="E5E1D8"/>
+              <w:right w:val="single" w:sz="4" w:space="0" w:color="E5E1D8"/>
+            </w:tcBorders>
+          </w:tcPr>
+          <w:p>
+            <w:pPr>
+              <w:spacing w:before="50" w:after="50" w:line="254" w:lineRule="auto"/>
+            </w:pPr>
+            <w:r/>
+            <w:r>
+              <w:rPr>
+                <w:rFonts w:ascii="Calibri" w:hAnsi="Calibri" w:cs="Calibri"/>
+                <w:b w:val="0"/>
+                <w:i w:val="0"/>
+                <w:color w:val="1A1915"/>
+                <w:sz w:val="17"/>
+                <w:szCs w:val="18"/>
+              </w:rPr>
+              <w:t>fish-s2</w:t>
+            </w:r>
+          </w:p>
+        </w:tc>
+        <w:tc>
+          <w:tcPr>
+            <w:tcW w:type="dxa" w:w="1276"/>
+            <w:vAlign w:val="center"/>
+            <w:shd w:val="clear" w:color="auto" w:fill="F4F2EC"/>
+            <w:tcBorders>
+              <w:top w:val="single" w:sz="4" w:space="0" w:color="E5E1D8"/>
+              <w:left w:val="single" w:sz="4" w:space="0" w:color="E5E1D8"/>
+              <w:bottom w:val="single" w:sz="4" w:space="0" w:color="E5E1D8"/>
+              <w:right w:val="single" w:sz="4" w:space="0" w:color="E5E1D8"/>
+            </w:tcBorders>
+          </w:tcPr>
+          <w:p>
+            <w:pPr>
+              <w:spacing w:before="50" w:after="50" w:line="254" w:lineRule="auto"/>
+              <w:jc w:val="right"/>
+            </w:pPr>
+            <w:r/>
+            <w:r>
+              <w:rPr>
+                <w:rFonts w:ascii="Calibri" w:hAnsi="Calibri" w:cs="Calibri"/>
+                <w:b w:val="0"/>
+                <w:i w:val="0"/>
+                <w:color w:val="1A1915"/>
+                <w:sz w:val="17"/>
+                <w:szCs w:val="18"/>
+              </w:rPr>
+              <w:t>78.01%</w:t>
+            </w:r>
+          </w:p>
+        </w:tc>
+        <w:tc>
+          <w:tcPr>
+            <w:tcW w:type="dxa" w:w="1191"/>
+            <w:vAlign w:val="center"/>
+            <w:shd w:val="clear" w:color="auto" w:fill="F4F2EC"/>
+            <w:tcBorders>
+              <w:top w:val="single" w:sz="4" w:space="0" w:color="E5E1D8"/>
+              <w:left w:val="single" w:sz="4" w:space="0" w:color="E5E1D8"/>
+              <w:bottom w:val="single" w:sz="4" w:space="0" w:color="E5E1D8"/>
+              <w:right w:val="single" w:sz="4" w:space="0" w:color="E5E1D8"/>
+            </w:tcBorders>
+          </w:tcPr>
+          <w:p>
+            <w:pPr>
+              <w:spacing w:before="50" w:after="50" w:line="254" w:lineRule="auto"/>
+              <w:jc w:val="right"/>
+            </w:pPr>
+            <w:r/>
+            <w:r>
+              <w:rPr>
+                <w:rFonts w:ascii="Calibri" w:hAnsi="Calibri" w:cs="Calibri"/>
+                <w:b w:val="0"/>
+                <w:i w:val="0"/>
+                <w:color w:val="1A1915"/>
+                <w:sz w:val="17"/>
+                <w:szCs w:val="18"/>
+              </w:rPr>
+              <w:t>77.81%</w:t>
+            </w:r>
+          </w:p>
+        </w:tc>
+        <w:tc>
+          <w:tcPr>
+            <w:tcW w:type="dxa" w:w="1361"/>
+            <w:vAlign w:val="center"/>
+            <w:shd w:val="clear" w:color="auto" w:fill="F4F2EC"/>
+            <w:tcBorders>
+              <w:top w:val="single" w:sz="4" w:space="0" w:color="E5E1D8"/>
+              <w:left w:val="single" w:sz="4" w:space="0" w:color="E5E1D8"/>
+              <w:bottom w:val="single" w:sz="4" w:space="0" w:color="E5E1D8"/>
+              <w:right w:val="single" w:sz="4" w:space="0" w:color="E5E1D8"/>
+            </w:tcBorders>
+          </w:tcPr>
+          <w:p>
+            <w:pPr>
+              <w:spacing w:before="50" w:after="50" w:line="254" w:lineRule="auto"/>
+              <w:jc w:val="right"/>
+            </w:pPr>
+            <w:r/>
+            <w:r>
+              <w:rPr>
+                <w:rFonts w:ascii="Calibri" w:hAnsi="Calibri" w:cs="Calibri"/>
+                <w:b w:val="0"/>
+                <w:i w:val="0"/>
+                <w:color w:val="1A1915"/>
+                <w:sz w:val="17"/>
+                <w:szCs w:val="18"/>
+              </w:rPr>
+              <w:t>81.67%</w:t>
+            </w:r>
+          </w:p>
+        </w:tc>
+        <w:tc>
+          <w:tcPr>
+            <w:tcW w:type="dxa" w:w="1532"/>
+            <w:vAlign w:val="center"/>
+            <w:shd w:val="clear" w:color="auto" w:fill="F4F2EC"/>
+            <w:tcBorders>
+              <w:top w:val="single" w:sz="4" w:space="0" w:color="E5E1D8"/>
+              <w:left w:val="single" w:sz="4" w:space="0" w:color="E5E1D8"/>
+              <w:bottom w:val="single" w:sz="4" w:space="0" w:color="E5E1D8"/>
+              <w:right w:val="single" w:sz="4" w:space="0" w:color="E5E1D8"/>
+            </w:tcBorders>
+          </w:tcPr>
+          <w:p>
+            <w:pPr>
+              <w:spacing w:before="50" w:after="50" w:line="254" w:lineRule="auto"/>
+              <w:jc w:val="right"/>
+            </w:pPr>
+            <w:r/>
+            <w:r>
+              <w:rPr>
+                <w:rFonts w:ascii="Calibri" w:hAnsi="Calibri" w:cs="Calibri"/>
+                <w:b w:val="0"/>
+                <w:i w:val="0"/>
+                <w:color w:val="1A1915"/>
+                <w:sz w:val="17"/>
+                <w:szCs w:val="18"/>
+              </w:rPr>
+              <w:t>73.76%</w:t>
+            </w:r>
+          </w:p>
+        </w:tc>
+        <w:tc>
+          <w:tcPr>
+            <w:tcW w:type="dxa" w:w="2638"/>
+            <w:vAlign w:val="center"/>
+            <w:shd w:val="clear" w:color="auto" w:fill="F4F2EC"/>
+            <w:tcBorders>
+              <w:top w:val="single" w:sz="4" w:space="0" w:color="E5E1D8"/>
+              <w:left w:val="single" w:sz="4" w:space="0" w:color="E5E1D8"/>
+              <w:bottom w:val="single" w:sz="4" w:space="0" w:color="E5E1D8"/>
+              <w:right w:val="single" w:sz="4" w:space="0" w:color="E5E1D8"/>
+            </w:tcBorders>
+          </w:tcPr>
+          <w:p>
+            <w:pPr>
+              <w:spacing w:before="50" w:after="50" w:line="254" w:lineRule="auto"/>
+            </w:pPr>
+            <w:r/>
+            <w:r>
+              <w:rPr>
+                <w:rFonts w:ascii="Calibri" w:hAnsi="Calibri" w:cs="Calibri"/>
+                <w:b/>
+                <w:i w:val="0"/>
+                <w:color w:val="1A1915"/>
+                <w:sz w:val="17"/>
+                <w:szCs w:val="18"/>
+              </w:rPr>
+              <w:t>Eliminated</w:t>
+            </w:r>
+            <w:r>
+              <w:rPr>
+                <w:rFonts w:ascii="Calibri" w:hAnsi="Calibri" w:cs="Calibri"/>
+                <w:b w:val="0"/>
+                <w:i w:val="0"/>
+                <w:color w:val="1A1915"/>
+                <w:sz w:val="17"/>
+                <w:szCs w:val="18"/>
+              </w:rPr>
+              <w:t xml:space="preserve"> — correctness</w:t>
+            </w:r>
+          </w:p>
+        </w:tc>
+      </w:tr>
+    </w:tbl>
+    <w:p>
+      <w:pPr>
+        <w:spacing w:after="40"/>
+      </w:pPr>
+    </w:p>
+    <w:p>
+      <w:pPr>
+        <w:spacing w:after="240" w:before="0" w:line="283" w:lineRule="auto"/>
+      </w:pPr>
+      <w:r>
+        <w:rPr>
+          <w:rFonts w:ascii="Calibri" w:hAnsi="Calibri" w:cs="Calibri"/>
+          <w:b w:val="0"/>
+          <w:i/>
+          <w:color w:val="6B6A62"/>
+          <w:sz w:val="17"/>
+          <w:szCs w:val="17"/>
+        </w:rPr>
+        <w:t>Table 5 — CER re-scored with a Khmer-capable ASR, same 400 clips, same CER definition (evaluation/metrics/khmer_text.py). Rows ordered by CER. The metric now agrees with the listening verdict instead of contradicting it.</w:t>
+      </w:r>
+    </w:p>
+    <w:tbl>
+      <w:tblPr>
+        <w:tblW w:type="auto" w:w="0"/>
+        <w:tblLayout w:type="fixed"/>
+        <w:tblLook w:firstColumn="1" w:firstRow="1" w:lastColumn="0" w:lastRow="0" w:noHBand="0" w:noVBand="1" w:val="04A0"/>
+      </w:tblPr>
+      <w:tblGrid>
+        <w:gridCol w:w="9360"/>
+      </w:tblGrid>
+      <w:tr>
+        <w:tc>
+          <w:tcPr>
+            <w:tcW w:type="dxa" w:w="9360"/>
+            <w:shd w:val="clear" w:color="auto" w:fill="CCFBF1"/>
+            <w:tcBorders>
+              <w:top w:val="single" w:sz="4" w:space="0" w:color="CCFBF1"/>
+              <w:left w:val="single" w:sz="24" w:space="0" w:color="0B776F"/>
+              <w:bottom w:val="single" w:sz="4" w:space="0" w:color="CCFBF1"/>
+              <w:right w:val="single" w:sz="4" w:space="0" w:color="CCFBF1"/>
+            </w:tcBorders>
+          </w:tcPr>
+          <w:p>
+            <w:pPr>
+              <w:spacing w:before="100" w:after="40"/>
+              <w:ind w:left="144"/>
+            </w:pPr>
+            <w:r/>
+            <w:r>
+              <w:rPr>
+                <w:rFonts w:ascii="Calibri" w:hAnsi="Calibri" w:cs="Calibri"/>
+                <w:b/>
+                <w:i w:val="0"/>
+                <w:color w:val="0B776F"/>
                 <w:sz w:val="19"/>
                 <w:szCs w:val="19"/>
               </w:rPr>
-              <w:t xml:space="preserve"> Whisper-large-v3 cannot transcribe Khmer — it collapses into repetition loops. Median CER is ≈100% for every model, and 34 of 100 sentences drew a byte-identical transcript from two or more different models' audio, which is only possible if the transcripts describe Whisper rather than the audio. Decoder settings (temperature fallback, n-gram repetition blocking, language auto-detect) were each tried and ruled out as the cause.</w:t>
+              <w:t>The scorer independently reproduces two published benchmark figures</w:t>
             </w:r>
           </w:p>
           <w:p>
@@ -16273,24 +17355,57 @@
             <w:r>
               <w:rPr>
                 <w:rFonts w:ascii="Calibri" w:hAnsi="Calibri" w:cs="Calibri"/>
-                <w:b/>
+                <w:b w:val="0"/>
                 <w:i w:val="0"/>
                 <w:color w:val="1A1915"/>
                 <w:sz w:val="19"/>
                 <w:szCs w:val="19"/>
               </w:rPr>
-              <w:t>UTMOS and DNSMOS measure the wrong thing.</w:t>
-            </w:r>
-            <w:r>
-              <w:rPr>
-                <w:rFonts w:ascii="Calibri" w:hAnsi="Calibri" w:cs="Calibri"/>
-                <w:b w:val="0"/>
+              <w:t xml:space="preserve">This is the strongest available evidence that the numbers above are real rather than an artefact of the scorer. OpenBMB's own 30-language benchmark reports </w:t>
+            </w:r>
+            <w:r>
+              <w:rPr>
+                <w:rFonts w:ascii="Calibri" w:hAnsi="Calibri" w:cs="Calibri"/>
+                <w:b/>
                 <w:i w:val="0"/>
                 <w:color w:val="1A1915"/>
                 <w:sz w:val="19"/>
                 <w:szCs w:val="19"/>
               </w:rPr>
-              <w:t xml:space="preserve"> They score how clean the waveform sounds, not whether it says the Khmer text. fish-s2 holds the best UTMOS in the run (3.75) and is unusable; voxcpm2 holds the worst (2.49) and is a contender.</w:t>
+              <w:t>2.05% CER for VoxCPM2</w:t>
+            </w:r>
+            <w:r>
+              <w:rPr>
+                <w:rFonts w:ascii="Calibri" w:hAnsi="Calibri" w:cs="Calibri"/>
+                <w:b w:val="0"/>
+                <w:i w:val="0"/>
+                <w:color w:val="1A1915"/>
+                <w:sz w:val="19"/>
+                <w:szCs w:val="19"/>
+              </w:rPr>
+              <w:t xml:space="preserve"> on Khmer and </w:t>
+            </w:r>
+            <w:r>
+              <w:rPr>
+                <w:rFonts w:ascii="Calibri" w:hAnsi="Calibri" w:cs="Calibri"/>
+                <w:b/>
+                <w:i w:val="0"/>
+                <w:color w:val="1A1915"/>
+                <w:sz w:val="19"/>
+                <w:szCs w:val="19"/>
+              </w:rPr>
+              <w:t>75.15% for Fish Audio S2-Pro</w:t>
+            </w:r>
+            <w:r>
+              <w:rPr>
+                <w:rFonts w:ascii="Calibri" w:hAnsi="Calibri" w:cs="Calibri"/>
+                <w:b w:val="0"/>
+                <w:i w:val="0"/>
+                <w:color w:val="1A1915"/>
+                <w:sz w:val="19"/>
+                <w:szCs w:val="19"/>
+              </w:rPr>
+              <w:t>. Measured here — different test set, different ASR, different hardware — VoxCPM2 lands at 2.47% median and S2-Pro at 78.01%. Two independent reproductions, both close.</w:t>
             </w:r>
           </w:p>
           <w:p>
@@ -16301,46 +17416,1138 @@
             <w:r>
               <w:rPr>
                 <w:rFonts w:ascii="Calibri" w:hAnsi="Calibri" w:cs="Calibri"/>
-                <w:b/>
+                <w:b w:val="0"/>
                 <w:i w:val="0"/>
                 <w:color w:val="1A1915"/>
                 <w:sz w:val="19"/>
                 <w:szCs w:val="19"/>
               </w:rPr>
-              <w:t>The decisive evidence:</w:t>
-            </w:r>
-            <w:r>
-              <w:rPr>
-                <w:rFonts w:ascii="Calibri" w:hAnsi="Calibri" w:cs="Calibri"/>
-                <w:b w:val="0"/>
-                <w:i w:val="0"/>
-                <w:color w:val="1A1915"/>
+              <w:t>That also settles the question OpenBMB's figures previously left open. Their Khmer numbers were a vendor's self-report in a competitor comparison; §6.4 rated them directionally credible but unreproduced. They are now reproduced.</w:t>
+            </w:r>
+          </w:p>
+        </w:tc>
+      </w:tr>
+    </w:tbl>
+    <w:p>
+      <w:pPr>
+        <w:spacing w:after="80"/>
+      </w:pPr>
+    </w:p>
+    <w:tbl>
+      <w:tblPr>
+        <w:tblW w:type="auto" w:w="0"/>
+        <w:tblLayout w:type="fixed"/>
+        <w:tblLook w:firstColumn="1" w:firstRow="1" w:lastColumn="0" w:lastRow="0" w:noHBand="0" w:noVBand="1" w:val="04A0"/>
+      </w:tblPr>
+      <w:tblGrid>
+        <w:gridCol w:w="9360"/>
+      </w:tblGrid>
+      <w:tr>
+        <w:tc>
+          <w:tcPr>
+            <w:tcW w:type="dxa" w:w="9360"/>
+            <w:shd w:val="clear" w:color="auto" w:fill="EDE9FE"/>
+            <w:tcBorders>
+              <w:top w:val="single" w:sz="4" w:space="0" w:color="EDE9FE"/>
+              <w:left w:val="single" w:sz="24" w:space="0" w:color="6D28D9"/>
+              <w:bottom w:val="single" w:sz="4" w:space="0" w:color="EDE9FE"/>
+              <w:right w:val="single" w:sz="4" w:space="0" w:color="EDE9FE"/>
+            </w:tcBorders>
+          </w:tcPr>
+          <w:p>
+            <w:pPr>
+              <w:spacing w:before="100" w:after="40"/>
+              <w:ind w:left="144"/>
+            </w:pPr>
+            <w:r/>
+            <w:r>
+              <w:rPr>
+                <w:rFonts w:ascii="Calibri" w:hAnsi="Calibri" w:cs="Calibri"/>
+                <w:b/>
+                <w:i w:val="0"/>
+                <w:color w:val="6D28D9"/>
                 <w:sz w:val="19"/>
                 <w:szCs w:val="19"/>
               </w:rPr>
-              <w:t xml:space="preserve"> fish-s2 utterance A31 delivers a 158-character sentence in 5.3 seconds — 3.2× its own median speaking rate, meaning most of the sentence is simply absent — and UTMOS scored it </w:t>
-            </w:r>
-            <w:r>
-              <w:rPr>
-                <w:rFonts w:ascii="Calibri" w:hAnsi="Calibri" w:cs="Calibri"/>
-                <w:b/>
+              <w:t>The scorer is not neutral, and the bias favours VoxCPM2</w:t>
+            </w:r>
+          </w:p>
+          <w:p>
+            <w:pPr>
+              <w:spacing w:after="100" w:line="276" w:lineRule="auto"/>
+              <w:ind w:left="144"/>
+            </w:pPr>
+            <w:r>
+              <w:rPr>
+                <w:rFonts w:ascii="Calibri" w:hAnsi="Calibri" w:cs="Calibri"/>
+                <w:b w:val="0"/>
                 <w:i w:val="0"/>
                 <w:color w:val="1A1915"/>
                 <w:sz w:val="19"/>
                 <w:szCs w:val="19"/>
               </w:rPr>
-              <w:t>4.32 / 5</w:t>
-            </w:r>
-            <w:r>
-              <w:rPr>
-                <w:rFonts w:ascii="Calibri" w:hAnsi="Calibri" w:cs="Calibri"/>
-                <w:b w:val="0"/>
+              <w:t xml:space="preserve">The ASR's training pool includes roughly </w:t>
+            </w:r>
+            <w:r>
+              <w:rPr>
+                <w:rFonts w:ascii="Calibri" w:hAnsi="Calibri" w:cs="Calibri"/>
+                <w:b/>
                 <w:i w:val="0"/>
                 <w:color w:val="1A1915"/>
                 <w:sz w:val="19"/>
                 <w:szCs w:val="19"/>
               </w:rPr>
-              <w:t>, higher than the best score either usable model earned anywhere.</w:t>
+              <w:t>47 hours of VoxCPM2-synthesized Khmer</w:t>
+            </w:r>
+            <w:r>
+              <w:rPr>
+                <w:rFonts w:ascii="Calibri" w:hAnsi="Calibri" w:cs="Calibri"/>
+                <w:b w:val="0"/>
+                <w:i w:val="0"/>
+                <w:color w:val="1A1915"/>
+                <w:sz w:val="19"/>
+                <w:szCs w:val="19"/>
+              </w:rPr>
+              <w:t xml:space="preserve"> (19,825 rows from an LLM-authored corpus, 14,431 from VoxCPM2 voice cloning) and </w:t>
+            </w:r>
+            <w:r>
+              <w:rPr>
+                <w:rFonts w:ascii="Calibri" w:hAnsi="Calibri" w:cs="Calibri"/>
+                <w:b/>
+                <w:i w:val="0"/>
+                <w:color w:val="1A1915"/>
+                <w:sz w:val="19"/>
+                <w:szCs w:val="19"/>
+              </w:rPr>
+              <w:t>no Higgs TTS 3 at all</w:t>
+            </w:r>
+            <w:r>
+              <w:rPr>
+                <w:rFonts w:ascii="Calibri" w:hAnsi="Calibri" w:cs="Calibri"/>
+                <w:b w:val="0"/>
+                <w:i w:val="0"/>
+                <w:color w:val="1A1915"/>
+                <w:sz w:val="19"/>
+                <w:szCs w:val="19"/>
+              </w:rPr>
+              <w:t>. It has heard VoxCPM2's exact acoustic signature at length. Some of the gap between the two contenders is therefore domain familiarity, not synthesis quality. No VoxCPM2-free checkpoint exists — every saved checkpoint trained on a manifest containing the synth shards.</w:t>
+            </w:r>
+          </w:p>
+          <w:p>
+            <w:pPr>
+              <w:spacing w:after="100" w:line="276" w:lineRule="auto"/>
+              <w:ind w:left="144"/>
+            </w:pPr>
+            <w:r>
+              <w:rPr>
+                <w:rFonts w:ascii="Calibri" w:hAnsi="Calibri" w:cs="Calibri"/>
+                <w:b w:val="0"/>
+                <w:i w:val="0"/>
+                <w:color w:val="1A1915"/>
+                <w:sz w:val="19"/>
+                <w:szCs w:val="19"/>
+              </w:rPr>
+              <w:t xml:space="preserve">Two checks argue the effect does not explain the result. First, the calibration above: if the ASR were inflating VoxCPM2, VoxCPM2 would beat its published 2.05%, and it does not. Second, the VoxCPM2 synthetic data was </w:t>
+            </w:r>
+            <w:r>
+              <w:rPr>
+                <w:rFonts w:ascii="Calibri" w:hAnsi="Calibri" w:cs="Calibri"/>
+                <w:b/>
+                <w:i w:val="0"/>
+                <w:color w:val="1A1915"/>
+                <w:sz w:val="19"/>
+                <w:szCs w:val="19"/>
+              </w:rPr>
+              <w:t>code-switch</w:t>
+            </w:r>
+            <w:r>
+              <w:rPr>
+                <w:rFonts w:ascii="Calibri" w:hAnsi="Calibri" w:cs="Calibri"/>
+                <w:b w:val="0"/>
+                <w:i w:val="0"/>
+                <w:color w:val="1A1915"/>
+                <w:sz w:val="19"/>
+                <w:szCs w:val="19"/>
+              </w:rPr>
+              <w:t xml:space="preserve"> audio, so familiarity should help most on the code-switched half — but VoxCPM2's head-to-head win rate is </w:t>
+            </w:r>
+            <w:r>
+              <w:rPr>
+                <w:rFonts w:ascii="Calibri" w:hAnsi="Calibri" w:cs="Calibri"/>
+                <w:b/>
+                <w:i w:val="0"/>
+                <w:color w:val="1A1915"/>
+                <w:sz w:val="19"/>
+                <w:szCs w:val="19"/>
+              </w:rPr>
+              <w:t>higher on pure Khmer (39/50) than on code-switched (34/50)</w:t>
+            </w:r>
+            <w:r>
+              <w:rPr>
+                <w:rFonts w:ascii="Calibri" w:hAnsi="Calibri" w:cs="Calibri"/>
+                <w:b w:val="0"/>
+                <w:i w:val="0"/>
+                <w:color w:val="1A1915"/>
+                <w:sz w:val="19"/>
+                <w:szCs w:val="19"/>
+              </w:rPr>
+              <w:t>, the opposite of the predicted pattern.</w:t>
+            </w:r>
+          </w:p>
+          <w:p>
+            <w:pPr>
+              <w:spacing w:after="100" w:line="276" w:lineRule="auto"/>
+              <w:ind w:left="144"/>
+            </w:pPr>
+            <w:r>
+              <w:rPr>
+                <w:rFonts w:ascii="Calibri" w:hAnsi="Calibri" w:cs="Calibri"/>
+                <w:b w:val="0"/>
+                <w:i w:val="0"/>
+                <w:color w:val="1A1915"/>
+                <w:sz w:val="19"/>
+                <w:szCs w:val="19"/>
+              </w:rPr>
+              <w:t>Read it as: the direction is trustworthy, the exact size of the gap is not. Treat “VoxCPM2 is several times more intelligible than Higgs TTS 3 in Khmer” as supported, and the specific ratio as an upper bound.</w:t>
+            </w:r>
+          </w:p>
+        </w:tc>
+      </w:tr>
+    </w:tbl>
+    <w:p>
+      <w:pPr>
+        <w:spacing w:after="80"/>
+      </w:pPr>
+    </w:p>
+    <w:p>
+      <w:pPr>
+        <w:spacing w:after="120" w:line="283" w:lineRule="auto"/>
+      </w:pPr>
+      <w:r>
+        <w:rPr>
+          <w:rFonts w:ascii="Calibri" w:hAnsi="Calibri" w:cs="Calibri"/>
+          <w:color w:val="1A1915"/>
+          <w:sz w:val="21"/>
+          <w:szCs w:val="21"/>
+        </w:rPr>
+        <w:t xml:space="preserve">Head to head over the 100 sentences, VoxCPM2 records the lower CER on </w:t>
+      </w:r>
+      <w:r>
+        <w:rPr>
+          <w:rFonts w:ascii="Calibri" w:hAnsi="Calibri" w:cs="Calibri"/>
+          <w:b/>
+          <w:color w:val="1A1915"/>
+          <w:sz w:val="21"/>
+          <w:szCs w:val="21"/>
+        </w:rPr>
+        <w:t>73</w:t>
+      </w:r>
+      <w:r>
+        <w:rPr>
+          <w:rFonts w:ascii="Calibri" w:hAnsi="Calibri" w:cs="Calibri"/>
+          <w:color w:val="1A1915"/>
+          <w:sz w:val="21"/>
+          <w:szCs w:val="21"/>
+        </w:rPr>
+        <w:t xml:space="preserve">, Higgs TTS 3 on </w:t>
+      </w:r>
+      <w:r>
+        <w:rPr>
+          <w:rFonts w:ascii="Calibri" w:hAnsi="Calibri" w:cs="Calibri"/>
+          <w:b/>
+          <w:color w:val="1A1915"/>
+          <w:sz w:val="21"/>
+          <w:szCs w:val="21"/>
+        </w:rPr>
+        <w:t>15</w:t>
+      </w:r>
+      <w:r>
+        <w:rPr>
+          <w:rFonts w:ascii="Calibri" w:hAnsi="Calibri" w:cs="Calibri"/>
+          <w:color w:val="1A1915"/>
+          <w:sz w:val="21"/>
+          <w:szCs w:val="21"/>
+        </w:rPr>
+        <w:t>, with 12 ties — a broad and consistent advantage rather than one driven by a few outliers.</w:t>
+      </w:r>
+    </w:p>
+    <w:p>
+      <w:pPr>
+        <w:spacing w:after="120" w:before="0" w:line="283" w:lineRule="auto"/>
+      </w:pPr>
+      <w:r>
+        <w:rPr>
+          <w:rFonts w:ascii="Calibri" w:hAnsi="Calibri" w:cs="Calibri"/>
+          <w:b w:val="0"/>
+          <w:i w:val="0"/>
+          <w:color w:val="1A1915"/>
+          <w:sz w:val="21"/>
+          <w:szCs w:val="21"/>
+        </w:rPr>
+        <w:t>Higgs TTS 3's errors have a characteristic shape: on pure-Khmer sentences the ASR transcribes fragments of Latin script (“b”, “s troop”, “bad”) where Khmer belongs, i.e. it is hearing phonation that is not quite Khmer. That signature is modest in aggregate — 11 of 50 pure-Khmer utterances for Higgs against 8 for VoxCPM2 — so it illustrates the failure rather than carrying the argument; fish-s2, by contrast, shows it on 48 of 50.</w:t>
+      </w:r>
+    </w:p>
+    <w:p>
+      <w:pPr>
+        <w:keepNext/>
+        <w:spacing w:before="320" w:after="120"/>
+      </w:pPr>
+      <w:r>
+        <w:rPr>
+          <w:rFonts w:ascii="Georgia" w:hAnsi="Georgia" w:cs="Georgia"/>
+          <w:b/>
+          <w:i w:val="0"/>
+          <w:color w:val="134E4A"/>
+          <w:sz w:val="28"/>
+          <w:szCs w:val="28"/>
+        </w:rPr>
+        <w:t>6.7  Naturalness, re-examined</w:t>
+      </w:r>
+    </w:p>
+    <w:p>
+      <w:pPr>
+        <w:spacing w:after="120" w:before="0" w:line="283" w:lineRule="auto"/>
+      </w:pPr>
+      <w:r>
+        <w:rPr>
+          <w:rFonts w:ascii="Calibri" w:hAnsi="Calibri" w:cs="Calibri"/>
+          <w:b w:val="0"/>
+          <w:i w:val="0"/>
+          <w:color w:val="1A1915"/>
+          <w:sz w:val="21"/>
+          <w:szCs w:val="21"/>
+        </w:rPr>
+        <w:t>CER settles intelligibility. It does not settle naturalness, which is where the predictors and the listener disagreed in the first place: UTMOS put Higgs TTS 3 (2.98) above VoxCPM2 (2.49), and a native Khmer speaker hears the reverse. Before accepting “the predictor is deaf to Khmer”, the mundane explanations were tested.</w:t>
+      </w:r>
+    </w:p>
+    <w:p>
+      <w:pPr>
+        <w:spacing w:after="120" w:before="0" w:line="283" w:lineRule="auto"/>
+      </w:pPr>
+      <w:r>
+        <w:rPr>
+          <w:rFonts w:ascii="Calibri" w:hAnsi="Calibri" w:cs="Calibri"/>
+          <w:b w:val="0"/>
+          <w:i w:val="0"/>
+          <w:color w:val="1A1915"/>
+          <w:sz w:val="21"/>
+          <w:szCs w:val="21"/>
+        </w:rPr>
+        <w:t>The clips are not delivered at the same level: VoxCPM2 sits at −15.6 dBFS RMS and peaks at −0.2 dBFS, Higgs TTS 3 at −24.5 dBFS RMS peaking at −6.8 dBFS — a ~9 dB gap, and both UTMOS and DNSMOS respond to level and to silence padding. So every clip was re-scored under four conditions.</w:t>
+      </w:r>
+    </w:p>
+    <w:tbl>
+      <w:tblPr>
+        <w:tblStyle w:val="TableGrid"/>
+        <w:tblW w:type="auto" w:w="0"/>
+        <w:tblLayout w:type="fixed"/>
+        <w:tblLook w:firstColumn="1" w:firstRow="1" w:lastColumn="0" w:lastRow="0" w:noHBand="0" w:noVBand="1" w:val="04A0"/>
+      </w:tblPr>
+      <w:tblGrid>
+        <w:gridCol w:w="2340"/>
+        <w:gridCol w:w="2340"/>
+        <w:gridCol w:w="2340"/>
+        <w:gridCol w:w="2340"/>
+      </w:tblGrid>
+      <w:tr>
+        <w:tc>
+          <w:tcPr>
+            <w:tcW w:type="dxa" w:w="1418"/>
+            <w:vAlign w:val="center"/>
+            <w:shd w:val="clear" w:color="auto" w:fill="0B776F"/>
+            <w:tcBorders>
+              <w:top w:val="single" w:sz="4" w:space="0" w:color="E5E1D8"/>
+              <w:left w:val="single" w:sz="4" w:space="0" w:color="E5E1D8"/>
+              <w:bottom w:val="single" w:sz="4" w:space="0" w:color="E5E1D8"/>
+              <w:right w:val="single" w:sz="4" w:space="0" w:color="E5E1D8"/>
+            </w:tcBorders>
+          </w:tcPr>
+          <w:p>
+            <w:pPr>
+              <w:spacing w:before="50" w:after="50" w:line="254" w:lineRule="auto"/>
+            </w:pPr>
+            <w:r/>
+            <w:r>
+              <w:rPr>
+                <w:rFonts w:ascii="Calibri" w:hAnsi="Calibri" w:cs="Calibri"/>
+                <w:b/>
+                <w:i w:val="0"/>
+                <w:color w:val="FFFFFF"/>
+                <w:sz w:val="17"/>
+                <w:szCs w:val="18"/>
+              </w:rPr>
+              <w:t>Condition</w:t>
+            </w:r>
+          </w:p>
+        </w:tc>
+        <w:tc>
+          <w:tcPr>
+            <w:tcW w:type="dxa" w:w="4538"/>
+            <w:vAlign w:val="center"/>
+            <w:shd w:val="clear" w:color="auto" w:fill="0B776F"/>
+            <w:tcBorders>
+              <w:top w:val="single" w:sz="4" w:space="0" w:color="E5E1D8"/>
+              <w:left w:val="single" w:sz="4" w:space="0" w:color="E5E1D8"/>
+              <w:bottom w:val="single" w:sz="4" w:space="0" w:color="E5E1D8"/>
+              <w:right w:val="single" w:sz="4" w:space="0" w:color="E5E1D8"/>
+            </w:tcBorders>
+          </w:tcPr>
+          <w:p>
+            <w:pPr>
+              <w:spacing w:before="50" w:after="50" w:line="254" w:lineRule="auto"/>
+            </w:pPr>
+            <w:r/>
+            <w:r>
+              <w:rPr>
+                <w:rFonts w:ascii="Calibri" w:hAnsi="Calibri" w:cs="Calibri"/>
+                <w:b/>
+                <w:i w:val="0"/>
+                <w:color w:val="FFFFFF"/>
+                <w:sz w:val="17"/>
+                <w:szCs w:val="18"/>
+              </w:rPr>
+              <w:t>What it does</w:t>
+            </w:r>
+          </w:p>
+        </w:tc>
+        <w:tc>
+          <w:tcPr>
+            <w:tcW w:type="dxa" w:w="1702"/>
+            <w:vAlign w:val="center"/>
+            <w:shd w:val="clear" w:color="auto" w:fill="0B776F"/>
+            <w:tcBorders>
+              <w:top w:val="single" w:sz="4" w:space="0" w:color="E5E1D8"/>
+              <w:left w:val="single" w:sz="4" w:space="0" w:color="E5E1D8"/>
+              <w:bottom w:val="single" w:sz="4" w:space="0" w:color="E5E1D8"/>
+              <w:right w:val="single" w:sz="4" w:space="0" w:color="E5E1D8"/>
+            </w:tcBorders>
+          </w:tcPr>
+          <w:p>
+            <w:pPr>
+              <w:spacing w:before="50" w:after="50" w:line="254" w:lineRule="auto"/>
+            </w:pPr>
+            <w:r/>
+            <w:r>
+              <w:rPr>
+                <w:rFonts w:ascii="Calibri" w:hAnsi="Calibri" w:cs="Calibri"/>
+                <w:b/>
+                <w:i w:val="0"/>
+                <w:color w:val="FFFFFF"/>
+                <w:sz w:val="17"/>
+                <w:szCs w:val="18"/>
+              </w:rPr>
+              <w:t>VoxCPM2 UTMOS</w:t>
+            </w:r>
+          </w:p>
+        </w:tc>
+        <w:tc>
+          <w:tcPr>
+            <w:tcW w:type="dxa" w:w="1702"/>
+            <w:vAlign w:val="center"/>
+            <w:shd w:val="clear" w:color="auto" w:fill="0B776F"/>
+            <w:tcBorders>
+              <w:top w:val="single" w:sz="4" w:space="0" w:color="E5E1D8"/>
+              <w:left w:val="single" w:sz="4" w:space="0" w:color="E5E1D8"/>
+              <w:bottom w:val="single" w:sz="4" w:space="0" w:color="E5E1D8"/>
+              <w:right w:val="single" w:sz="4" w:space="0" w:color="E5E1D8"/>
+            </w:tcBorders>
+          </w:tcPr>
+          <w:p>
+            <w:pPr>
+              <w:spacing w:before="50" w:after="50" w:line="254" w:lineRule="auto"/>
+            </w:pPr>
+            <w:r/>
+            <w:r>
+              <w:rPr>
+                <w:rFonts w:ascii="Calibri" w:hAnsi="Calibri" w:cs="Calibri"/>
+                <w:b/>
+                <w:i w:val="0"/>
+                <w:color w:val="FFFFFF"/>
+                <w:sz w:val="17"/>
+                <w:szCs w:val="18"/>
+              </w:rPr>
+              <w:t>Higgs 3 UTMOS</w:t>
+            </w:r>
+          </w:p>
+        </w:tc>
+      </w:tr>
+      <w:tr>
+        <w:tc>
+          <w:tcPr>
+            <w:tcW w:type="dxa" w:w="1418"/>
+            <w:vAlign w:val="center"/>
+            <w:shd w:val="clear" w:color="auto" w:fill="FFFFFF"/>
+            <w:tcBorders>
+              <w:top w:val="single" w:sz="4" w:space="0" w:color="E5E1D8"/>
+              <w:left w:val="single" w:sz="4" w:space="0" w:color="E5E1D8"/>
+              <w:bottom w:val="single" w:sz="4" w:space="0" w:color="E5E1D8"/>
+              <w:right w:val="single" w:sz="4" w:space="0" w:color="E5E1D8"/>
+            </w:tcBorders>
+          </w:tcPr>
+          <w:p>
+            <w:pPr>
+              <w:spacing w:before="50" w:after="50" w:line="254" w:lineRule="auto"/>
+            </w:pPr>
+            <w:r/>
+            <w:r>
+              <w:rPr>
+                <w:rFonts w:ascii="Calibri" w:hAnsi="Calibri" w:cs="Calibri"/>
+                <w:b w:val="0"/>
+                <w:i w:val="0"/>
+                <w:color w:val="1A1915"/>
+                <w:sz w:val="17"/>
+                <w:szCs w:val="18"/>
+              </w:rPr>
+              <w:t>raw</w:t>
+            </w:r>
+          </w:p>
+        </w:tc>
+        <w:tc>
+          <w:tcPr>
+            <w:tcW w:type="dxa" w:w="4538"/>
+            <w:vAlign w:val="center"/>
+            <w:shd w:val="clear" w:color="auto" w:fill="FFFFFF"/>
+            <w:tcBorders>
+              <w:top w:val="single" w:sz="4" w:space="0" w:color="E5E1D8"/>
+              <w:left w:val="single" w:sz="4" w:space="0" w:color="E5E1D8"/>
+              <w:bottom w:val="single" w:sz="4" w:space="0" w:color="E5E1D8"/>
+              <w:right w:val="single" w:sz="4" w:space="0" w:color="E5E1D8"/>
+            </w:tcBorders>
+          </w:tcPr>
+          <w:p>
+            <w:pPr>
+              <w:spacing w:before="50" w:after="50" w:line="254" w:lineRule="auto"/>
+            </w:pPr>
+            <w:r/>
+            <w:r>
+              <w:rPr>
+                <w:rFonts w:ascii="Calibri" w:hAnsi="Calibri" w:cs="Calibri"/>
+                <w:b w:val="0"/>
+                <w:i w:val="0"/>
+                <w:color w:val="1A1915"/>
+                <w:sz w:val="17"/>
+                <w:szCs w:val="18"/>
+              </w:rPr>
+              <w:t>as synthesized (reproduces the first pass)</w:t>
+            </w:r>
+          </w:p>
+        </w:tc>
+        <w:tc>
+          <w:tcPr>
+            <w:tcW w:type="dxa" w:w="1702"/>
+            <w:vAlign w:val="center"/>
+            <w:shd w:val="clear" w:color="auto" w:fill="FFFFFF"/>
+            <w:tcBorders>
+              <w:top w:val="single" w:sz="4" w:space="0" w:color="E5E1D8"/>
+              <w:left w:val="single" w:sz="4" w:space="0" w:color="E5E1D8"/>
+              <w:bottom w:val="single" w:sz="4" w:space="0" w:color="E5E1D8"/>
+              <w:right w:val="single" w:sz="4" w:space="0" w:color="E5E1D8"/>
+            </w:tcBorders>
+          </w:tcPr>
+          <w:p>
+            <w:pPr>
+              <w:spacing w:before="50" w:after="50" w:line="254" w:lineRule="auto"/>
+              <w:jc w:val="right"/>
+            </w:pPr>
+            <w:r/>
+            <w:r>
+              <w:rPr>
+                <w:rFonts w:ascii="Calibri" w:hAnsi="Calibri" w:cs="Calibri"/>
+                <w:b w:val="0"/>
+                <w:i w:val="0"/>
+                <w:color w:val="1A1915"/>
+                <w:sz w:val="17"/>
+                <w:szCs w:val="18"/>
+              </w:rPr>
+              <w:t>2.462</w:t>
+            </w:r>
+          </w:p>
+        </w:tc>
+        <w:tc>
+          <w:tcPr>
+            <w:tcW w:type="dxa" w:w="1702"/>
+            <w:vAlign w:val="center"/>
+            <w:shd w:val="clear" w:color="auto" w:fill="FFFFFF"/>
+            <w:tcBorders>
+              <w:top w:val="single" w:sz="4" w:space="0" w:color="E5E1D8"/>
+              <w:left w:val="single" w:sz="4" w:space="0" w:color="E5E1D8"/>
+              <w:bottom w:val="single" w:sz="4" w:space="0" w:color="E5E1D8"/>
+              <w:right w:val="single" w:sz="4" w:space="0" w:color="E5E1D8"/>
+            </w:tcBorders>
+          </w:tcPr>
+          <w:p>
+            <w:pPr>
+              <w:spacing w:before="50" w:after="50" w:line="254" w:lineRule="auto"/>
+              <w:jc w:val="right"/>
+            </w:pPr>
+            <w:r/>
+            <w:r>
+              <w:rPr>
+                <w:rFonts w:ascii="Calibri" w:hAnsi="Calibri" w:cs="Calibri"/>
+                <w:b w:val="0"/>
+                <w:i w:val="0"/>
+                <w:color w:val="1A1915"/>
+                <w:sz w:val="17"/>
+                <w:szCs w:val="18"/>
+              </w:rPr>
+              <w:t>3.019</w:t>
+            </w:r>
+          </w:p>
+        </w:tc>
+      </w:tr>
+      <w:tr>
+        <w:tc>
+          <w:tcPr>
+            <w:tcW w:type="dxa" w:w="1418"/>
+            <w:vAlign w:val="center"/>
+            <w:shd w:val="clear" w:color="auto" w:fill="F4F2EC"/>
+            <w:tcBorders>
+              <w:top w:val="single" w:sz="4" w:space="0" w:color="E5E1D8"/>
+              <w:left w:val="single" w:sz="4" w:space="0" w:color="E5E1D8"/>
+              <w:bottom w:val="single" w:sz="4" w:space="0" w:color="E5E1D8"/>
+              <w:right w:val="single" w:sz="4" w:space="0" w:color="E5E1D8"/>
+            </w:tcBorders>
+          </w:tcPr>
+          <w:p>
+            <w:pPr>
+              <w:spacing w:before="50" w:after="50" w:line="254" w:lineRule="auto"/>
+            </w:pPr>
+            <w:r/>
+            <w:r>
+              <w:rPr>
+                <w:rFonts w:ascii="Calibri" w:hAnsi="Calibri" w:cs="Calibri"/>
+                <w:b w:val="0"/>
+                <w:i w:val="0"/>
+                <w:color w:val="1A1915"/>
+                <w:sz w:val="17"/>
+                <w:szCs w:val="18"/>
+              </w:rPr>
+              <w:t>peak</w:t>
+            </w:r>
+          </w:p>
+        </w:tc>
+        <w:tc>
+          <w:tcPr>
+            <w:tcW w:type="dxa" w:w="4538"/>
+            <w:vAlign w:val="center"/>
+            <w:shd w:val="clear" w:color="auto" w:fill="F4F2EC"/>
+            <w:tcBorders>
+              <w:top w:val="single" w:sz="4" w:space="0" w:color="E5E1D8"/>
+              <w:left w:val="single" w:sz="4" w:space="0" w:color="E5E1D8"/>
+              <w:bottom w:val="single" w:sz="4" w:space="0" w:color="E5E1D8"/>
+              <w:right w:val="single" w:sz="4" w:space="0" w:color="E5E1D8"/>
+            </w:tcBorders>
+          </w:tcPr>
+          <w:p>
+            <w:pPr>
+              <w:spacing w:before="50" w:after="50" w:line="254" w:lineRule="auto"/>
+            </w:pPr>
+            <w:r/>
+            <w:r>
+              <w:rPr>
+                <w:rFonts w:ascii="Calibri" w:hAnsi="Calibri" w:cs="Calibri"/>
+                <w:b w:val="0"/>
+                <w:i w:val="0"/>
+                <w:color w:val="1A1915"/>
+                <w:sz w:val="17"/>
+                <w:szCs w:val="18"/>
+              </w:rPr>
+              <w:t>peak-normalized to −1 dBFS</w:t>
+            </w:r>
+          </w:p>
+        </w:tc>
+        <w:tc>
+          <w:tcPr>
+            <w:tcW w:type="dxa" w:w="1702"/>
+            <w:vAlign w:val="center"/>
+            <w:shd w:val="clear" w:color="auto" w:fill="F4F2EC"/>
+            <w:tcBorders>
+              <w:top w:val="single" w:sz="4" w:space="0" w:color="E5E1D8"/>
+              <w:left w:val="single" w:sz="4" w:space="0" w:color="E5E1D8"/>
+              <w:bottom w:val="single" w:sz="4" w:space="0" w:color="E5E1D8"/>
+              <w:right w:val="single" w:sz="4" w:space="0" w:color="E5E1D8"/>
+            </w:tcBorders>
+          </w:tcPr>
+          <w:p>
+            <w:pPr>
+              <w:spacing w:before="50" w:after="50" w:line="254" w:lineRule="auto"/>
+              <w:jc w:val="right"/>
+            </w:pPr>
+            <w:r/>
+            <w:r>
+              <w:rPr>
+                <w:rFonts w:ascii="Calibri" w:hAnsi="Calibri" w:cs="Calibri"/>
+                <w:b w:val="0"/>
+                <w:i w:val="0"/>
+                <w:color w:val="1A1915"/>
+                <w:sz w:val="17"/>
+                <w:szCs w:val="18"/>
+              </w:rPr>
+              <w:t>2.459</w:t>
+            </w:r>
+          </w:p>
+        </w:tc>
+        <w:tc>
+          <w:tcPr>
+            <w:tcW w:type="dxa" w:w="1702"/>
+            <w:vAlign w:val="center"/>
+            <w:shd w:val="clear" w:color="auto" w:fill="F4F2EC"/>
+            <w:tcBorders>
+              <w:top w:val="single" w:sz="4" w:space="0" w:color="E5E1D8"/>
+              <w:left w:val="single" w:sz="4" w:space="0" w:color="E5E1D8"/>
+              <w:bottom w:val="single" w:sz="4" w:space="0" w:color="E5E1D8"/>
+              <w:right w:val="single" w:sz="4" w:space="0" w:color="E5E1D8"/>
+            </w:tcBorders>
+          </w:tcPr>
+          <w:p>
+            <w:pPr>
+              <w:spacing w:before="50" w:after="50" w:line="254" w:lineRule="auto"/>
+              <w:jc w:val="right"/>
+            </w:pPr>
+            <w:r/>
+            <w:r>
+              <w:rPr>
+                <w:rFonts w:ascii="Calibri" w:hAnsi="Calibri" w:cs="Calibri"/>
+                <w:b w:val="0"/>
+                <w:i w:val="0"/>
+                <w:color w:val="1A1915"/>
+                <w:sz w:val="17"/>
+                <w:szCs w:val="18"/>
+              </w:rPr>
+              <w:t>2.954</w:t>
+            </w:r>
+          </w:p>
+        </w:tc>
+      </w:tr>
+      <w:tr>
+        <w:tc>
+          <w:tcPr>
+            <w:tcW w:type="dxa" w:w="1418"/>
+            <w:vAlign w:val="center"/>
+            <w:shd w:val="clear" w:color="auto" w:fill="FFFFFF"/>
+            <w:tcBorders>
+              <w:top w:val="single" w:sz="4" w:space="0" w:color="E5E1D8"/>
+              <w:left w:val="single" w:sz="4" w:space="0" w:color="E5E1D8"/>
+              <w:bottom w:val="single" w:sz="4" w:space="0" w:color="E5E1D8"/>
+              <w:right w:val="single" w:sz="4" w:space="0" w:color="E5E1D8"/>
+            </w:tcBorders>
+          </w:tcPr>
+          <w:p>
+            <w:pPr>
+              <w:spacing w:before="50" w:after="50" w:line="254" w:lineRule="auto"/>
+            </w:pPr>
+            <w:r/>
+            <w:r>
+              <w:rPr>
+                <w:rFonts w:ascii="Calibri" w:hAnsi="Calibri" w:cs="Calibri"/>
+                <w:b w:val="0"/>
+                <w:i w:val="0"/>
+                <w:color w:val="1A1915"/>
+                <w:sz w:val="17"/>
+                <w:szCs w:val="18"/>
+              </w:rPr>
+              <w:t>loudness</w:t>
+            </w:r>
+          </w:p>
+        </w:tc>
+        <w:tc>
+          <w:tcPr>
+            <w:tcW w:type="dxa" w:w="4538"/>
+            <w:vAlign w:val="center"/>
+            <w:shd w:val="clear" w:color="auto" w:fill="FFFFFF"/>
+            <w:tcBorders>
+              <w:top w:val="single" w:sz="4" w:space="0" w:color="E5E1D8"/>
+              <w:left w:val="single" w:sz="4" w:space="0" w:color="E5E1D8"/>
+              <w:bottom w:val="single" w:sz="4" w:space="0" w:color="E5E1D8"/>
+              <w:right w:val="single" w:sz="4" w:space="0" w:color="E5E1D8"/>
+            </w:tcBorders>
+          </w:tcPr>
+          <w:p>
+            <w:pPr>
+              <w:spacing w:before="50" w:after="50" w:line="254" w:lineRule="auto"/>
+            </w:pPr>
+            <w:r/>
+            <w:r>
+              <w:rPr>
+                <w:rFonts w:ascii="Calibri" w:hAnsi="Calibri" w:cs="Calibri"/>
+                <w:b w:val="0"/>
+                <w:i w:val="0"/>
+                <w:color w:val="1A1915"/>
+                <w:sz w:val="17"/>
+                <w:szCs w:val="18"/>
+              </w:rPr>
+              <w:t>BS.1770 loudness-normalized to −23 LUFS</w:t>
+            </w:r>
+          </w:p>
+        </w:tc>
+        <w:tc>
+          <w:tcPr>
+            <w:tcW w:type="dxa" w:w="1702"/>
+            <w:vAlign w:val="center"/>
+            <w:shd w:val="clear" w:color="auto" w:fill="FFFFFF"/>
+            <w:tcBorders>
+              <w:top w:val="single" w:sz="4" w:space="0" w:color="E5E1D8"/>
+              <w:left w:val="single" w:sz="4" w:space="0" w:color="E5E1D8"/>
+              <w:bottom w:val="single" w:sz="4" w:space="0" w:color="E5E1D8"/>
+              <w:right w:val="single" w:sz="4" w:space="0" w:color="E5E1D8"/>
+            </w:tcBorders>
+          </w:tcPr>
+          <w:p>
+            <w:pPr>
+              <w:spacing w:before="50" w:after="50" w:line="254" w:lineRule="auto"/>
+              <w:jc w:val="right"/>
+            </w:pPr>
+            <w:r/>
+            <w:r>
+              <w:rPr>
+                <w:rFonts w:ascii="Calibri" w:hAnsi="Calibri" w:cs="Calibri"/>
+                <w:b w:val="0"/>
+                <w:i w:val="0"/>
+                <w:color w:val="1A1915"/>
+                <w:sz w:val="17"/>
+                <w:szCs w:val="18"/>
+              </w:rPr>
+              <w:t>2.489</w:t>
+            </w:r>
+          </w:p>
+        </w:tc>
+        <w:tc>
+          <w:tcPr>
+            <w:tcW w:type="dxa" w:w="1702"/>
+            <w:vAlign w:val="center"/>
+            <w:shd w:val="clear" w:color="auto" w:fill="FFFFFF"/>
+            <w:tcBorders>
+              <w:top w:val="single" w:sz="4" w:space="0" w:color="E5E1D8"/>
+              <w:left w:val="single" w:sz="4" w:space="0" w:color="E5E1D8"/>
+              <w:bottom w:val="single" w:sz="4" w:space="0" w:color="E5E1D8"/>
+              <w:right w:val="single" w:sz="4" w:space="0" w:color="E5E1D8"/>
+            </w:tcBorders>
+          </w:tcPr>
+          <w:p>
+            <w:pPr>
+              <w:spacing w:before="50" w:after="50" w:line="254" w:lineRule="auto"/>
+              <w:jc w:val="right"/>
+            </w:pPr>
+            <w:r/>
+            <w:r>
+              <w:rPr>
+                <w:rFonts w:ascii="Calibri" w:hAnsi="Calibri" w:cs="Calibri"/>
+                <w:b w:val="0"/>
+                <w:i w:val="0"/>
+                <w:color w:val="1A1915"/>
+                <w:sz w:val="17"/>
+                <w:szCs w:val="18"/>
+              </w:rPr>
+              <w:t>3.003</w:t>
+            </w:r>
+          </w:p>
+        </w:tc>
+      </w:tr>
+      <w:tr>
+        <w:tc>
+          <w:tcPr>
+            <w:tcW w:type="dxa" w:w="1418"/>
+            <w:vAlign w:val="center"/>
+            <w:shd w:val="clear" w:color="auto" w:fill="F4F2EC"/>
+            <w:tcBorders>
+              <w:top w:val="single" w:sz="4" w:space="0" w:color="E5E1D8"/>
+              <w:left w:val="single" w:sz="4" w:space="0" w:color="E5E1D8"/>
+              <w:bottom w:val="single" w:sz="4" w:space="0" w:color="E5E1D8"/>
+              <w:right w:val="single" w:sz="4" w:space="0" w:color="E5E1D8"/>
+            </w:tcBorders>
+          </w:tcPr>
+          <w:p>
+            <w:pPr>
+              <w:spacing w:before="50" w:after="50" w:line="254" w:lineRule="auto"/>
+            </w:pPr>
+            <w:r/>
+            <w:r>
+              <w:rPr>
+                <w:rFonts w:ascii="Calibri" w:hAnsi="Calibri" w:cs="Calibri"/>
+                <w:b w:val="0"/>
+                <w:i w:val="0"/>
+                <w:color w:val="1A1915"/>
+                <w:sz w:val="17"/>
+                <w:szCs w:val="18"/>
+              </w:rPr>
+              <w:t>trimmed</w:t>
+            </w:r>
+          </w:p>
+        </w:tc>
+        <w:tc>
+          <w:tcPr>
+            <w:tcW w:type="dxa" w:w="4538"/>
+            <w:vAlign w:val="center"/>
+            <w:shd w:val="clear" w:color="auto" w:fill="F4F2EC"/>
+            <w:tcBorders>
+              <w:top w:val="single" w:sz="4" w:space="0" w:color="E5E1D8"/>
+              <w:left w:val="single" w:sz="4" w:space="0" w:color="E5E1D8"/>
+              <w:bottom w:val="single" w:sz="4" w:space="0" w:color="E5E1D8"/>
+              <w:right w:val="single" w:sz="4" w:space="0" w:color="E5E1D8"/>
+            </w:tcBorders>
+          </w:tcPr>
+          <w:p>
+            <w:pPr>
+              <w:spacing w:before="50" w:after="50" w:line="254" w:lineRule="auto"/>
+            </w:pPr>
+            <w:r/>
+            <w:r>
+              <w:rPr>
+                <w:rFonts w:ascii="Calibri" w:hAnsi="Calibri" w:cs="Calibri"/>
+                <w:b w:val="0"/>
+                <w:i w:val="0"/>
+                <w:color w:val="1A1915"/>
+                <w:sz w:val="17"/>
+                <w:szCs w:val="18"/>
+              </w:rPr>
+              <w:t>loudness-normalized, then silence trimmed</w:t>
+            </w:r>
+          </w:p>
+        </w:tc>
+        <w:tc>
+          <w:tcPr>
+            <w:tcW w:type="dxa" w:w="1702"/>
+            <w:vAlign w:val="center"/>
+            <w:shd w:val="clear" w:color="auto" w:fill="F4F2EC"/>
+            <w:tcBorders>
+              <w:top w:val="single" w:sz="4" w:space="0" w:color="E5E1D8"/>
+              <w:left w:val="single" w:sz="4" w:space="0" w:color="E5E1D8"/>
+              <w:bottom w:val="single" w:sz="4" w:space="0" w:color="E5E1D8"/>
+              <w:right w:val="single" w:sz="4" w:space="0" w:color="E5E1D8"/>
+            </w:tcBorders>
+          </w:tcPr>
+          <w:p>
+            <w:pPr>
+              <w:spacing w:before="50" w:after="50" w:line="254" w:lineRule="auto"/>
+              <w:jc w:val="right"/>
+            </w:pPr>
+            <w:r/>
+            <w:r>
+              <w:rPr>
+                <w:rFonts w:ascii="Calibri" w:hAnsi="Calibri" w:cs="Calibri"/>
+                <w:b w:val="0"/>
+                <w:i w:val="0"/>
+                <w:color w:val="1A1915"/>
+                <w:sz w:val="17"/>
+                <w:szCs w:val="18"/>
+              </w:rPr>
+              <w:t>2.468</w:t>
+            </w:r>
+          </w:p>
+        </w:tc>
+        <w:tc>
+          <w:tcPr>
+            <w:tcW w:type="dxa" w:w="1702"/>
+            <w:vAlign w:val="center"/>
+            <w:shd w:val="clear" w:color="auto" w:fill="F4F2EC"/>
+            <w:tcBorders>
+              <w:top w:val="single" w:sz="4" w:space="0" w:color="E5E1D8"/>
+              <w:left w:val="single" w:sz="4" w:space="0" w:color="E5E1D8"/>
+              <w:bottom w:val="single" w:sz="4" w:space="0" w:color="E5E1D8"/>
+              <w:right w:val="single" w:sz="4" w:space="0" w:color="E5E1D8"/>
+            </w:tcBorders>
+          </w:tcPr>
+          <w:p>
+            <w:pPr>
+              <w:spacing w:before="50" w:after="50" w:line="254" w:lineRule="auto"/>
+              <w:jc w:val="right"/>
+            </w:pPr>
+            <w:r/>
+            <w:r>
+              <w:rPr>
+                <w:rFonts w:ascii="Calibri" w:hAnsi="Calibri" w:cs="Calibri"/>
+                <w:b w:val="0"/>
+                <w:i w:val="0"/>
+                <w:color w:val="1A1915"/>
+                <w:sz w:val="17"/>
+                <w:szCs w:val="18"/>
+              </w:rPr>
+              <w:t>2.941</w:t>
+            </w:r>
+          </w:p>
+        </w:tc>
+      </w:tr>
+    </w:tbl>
+    <w:p>
+      <w:pPr>
+        <w:spacing w:after="40"/>
+      </w:pPr>
+    </w:p>
+    <w:p>
+      <w:pPr>
+        <w:spacing w:after="240" w:before="0" w:line="283" w:lineRule="auto"/>
+      </w:pPr>
+      <w:r>
+        <w:rPr>
+          <w:rFonts w:ascii="Calibri" w:hAnsi="Calibri" w:cs="Calibri"/>
+          <w:b w:val="0"/>
+          <w:i/>
+          <w:color w:val="6B6A62"/>
+          <w:sz w:val="17"/>
+          <w:szCs w:val="17"/>
+        </w:rPr>
+        <w:t>Table 6 — UTMOS medians under level and silence control. The ranking does not move under any condition. This is a negative result, and a useful one: it rules out the cheap fix.</w:t>
+      </w:r>
+    </w:p>
+    <w:p>
+      <w:pPr>
+        <w:spacing w:after="120" w:before="0" w:line="283" w:lineRule="auto"/>
+      </w:pPr>
+      <w:r>
+        <w:rPr>
+          <w:rFonts w:ascii="Calibri" w:hAnsi="Calibri" w:cs="Calibri"/>
+          <w:b w:val="0"/>
+          <w:i w:val="0"/>
+          <w:color w:val="1A1915"/>
+          <w:sz w:val="21"/>
+          <w:szCs w:val="21"/>
+        </w:rPr>
+        <w:t>Level accounts for a sliver of the gap and no more. Per utterance, VoxCPM2 takes the higher UTMOS on 18 of 100 sentences as synthesized; equalizing peak level lifts that to 26, loudness-matching to 21, and trimming silence to 22. The mean margin stays near −0.46 throughout. Something real is being measured — it is simply not what a Khmer listener is judging.</w:t>
+      </w:r>
+    </w:p>
+    <w:tbl>
+      <w:tblPr>
+        <w:tblW w:type="auto" w:w="0"/>
+        <w:tblLayout w:type="fixed"/>
+        <w:tblLook w:firstColumn="1" w:firstRow="1" w:lastColumn="0" w:lastRow="0" w:noHBand="0" w:noVBand="1" w:val="04A0"/>
+      </w:tblPr>
+      <w:tblGrid>
+        <w:gridCol w:w="9360"/>
+      </w:tblGrid>
+      <w:tr>
+        <w:tc>
+          <w:tcPr>
+            <w:tcW w:type="dxa" w:w="9360"/>
+            <w:shd w:val="clear" w:color="auto" w:fill="FFEDD5"/>
+            <w:tcBorders>
+              <w:top w:val="single" w:sz="4" w:space="0" w:color="FFEDD5"/>
+              <w:left w:val="single" w:sz="24" w:space="0" w:color="C2410C"/>
+              <w:bottom w:val="single" w:sz="4" w:space="0" w:color="FFEDD5"/>
+              <w:right w:val="single" w:sz="4" w:space="0" w:color="FFEDD5"/>
+            </w:tcBorders>
+          </w:tcPr>
+          <w:p>
+            <w:pPr>
+              <w:spacing w:before="100" w:after="40"/>
+              <w:ind w:left="144"/>
+            </w:pPr>
+            <w:r/>
+            <w:r>
+              <w:rPr>
+                <w:rFonts w:ascii="Calibri" w:hAnsi="Calibri" w:cs="Calibri"/>
+                <w:b/>
+                <w:i w:val="0"/>
+                <w:color w:val="C2410C"/>
+                <w:sz w:val="19"/>
+                <w:szCs w:val="19"/>
+              </w:rPr>
+              <w:t>UTMOS is not merely uninformative about Khmer — it is inverted</w:t>
+            </w:r>
+          </w:p>
+          <w:p>
+            <w:pPr>
+              <w:spacing w:after="100" w:line="276" w:lineRule="auto"/>
+              <w:ind w:left="144"/>
+            </w:pPr>
+            <w:r>
+              <w:rPr>
+                <w:rFonts w:ascii="Calibri" w:hAnsi="Calibri" w:cs="Calibri"/>
+                <w:b w:val="0"/>
+                <w:i w:val="0"/>
+                <w:color w:val="1A1915"/>
+                <w:sz w:val="19"/>
+                <w:szCs w:val="19"/>
+              </w:rPr>
+              <w:t xml:space="preserve">Across all 400 clips, the rank correlation between UTMOS and CER is </w:t>
+            </w:r>
+            <w:r>
+              <w:rPr>
+                <w:rFonts w:ascii="Calibri" w:hAnsi="Calibri" w:cs="Calibri"/>
+                <w:b/>
+                <w:i w:val="0"/>
+                <w:color w:val="1A1915"/>
+                <w:sz w:val="19"/>
+                <w:szCs w:val="19"/>
+              </w:rPr>
+              <w:t>rho = +0.55</w:t>
+            </w:r>
+            <w:r>
+              <w:rPr>
+                <w:rFonts w:ascii="Calibri" w:hAnsi="Calibri" w:cs="Calibri"/>
+                <w:b w:val="0"/>
+                <w:i w:val="0"/>
+                <w:color w:val="1A1915"/>
+                <w:sz w:val="19"/>
+                <w:szCs w:val="19"/>
+              </w:rPr>
+              <w:t xml:space="preserve">. The sign is the finding. If UTMOS tracked whether the audio says the Khmer text, the correlation would be strongly negative — better naturalness, fewer errors. Positive means the opposite: </w:t>
+            </w:r>
+            <w:r>
+              <w:rPr>
+                <w:rFonts w:ascii="Calibri" w:hAnsi="Calibri" w:cs="Calibri"/>
+                <w:b/>
+                <w:i w:val="0"/>
+                <w:color w:val="1A1915"/>
+                <w:sz w:val="19"/>
+                <w:szCs w:val="19"/>
+              </w:rPr>
+              <w:t>the clips UTMOS likes best are the ones that get the Khmer most wrong.</w:t>
+            </w:r>
+          </w:p>
+          <w:p>
+            <w:pPr>
+              <w:spacing w:after="100" w:line="276" w:lineRule="auto"/>
+              <w:ind w:left="144"/>
+            </w:pPr>
+            <w:r>
+              <w:rPr>
+                <w:rFonts w:ascii="Calibri" w:hAnsi="Calibri" w:cs="Calibri"/>
+                <w:b w:val="0"/>
+                <w:i w:val="0"/>
+                <w:color w:val="1A1915"/>
+                <w:sz w:val="19"/>
+                <w:szCs w:val="19"/>
+              </w:rPr>
+              <w:t>At model level the inversion is nearly total. Ordered by CER the ranking is voxcpm2, higgs3, mms, fish-s2; ordered by UTMOS it is very close to the reverse — fish-s2 has the worst CER in the run (78.01%) and the best UTMOS (3.88), while VoxCPM2 has the best CER (2.47%) and the worst UTMOS (2.46).</w:t>
+            </w:r>
+          </w:p>
+          <w:p>
+            <w:pPr>
+              <w:spacing w:after="100" w:line="276" w:lineRule="auto"/>
+              <w:ind w:left="144"/>
+            </w:pPr>
+            <w:r>
+              <w:rPr>
+                <w:rFonts w:ascii="Calibri" w:hAnsi="Calibri" w:cs="Calibri"/>
+                <w:b w:val="0"/>
+                <w:i w:val="0"/>
+                <w:color w:val="1A1915"/>
+                <w:sz w:val="19"/>
+                <w:szCs w:val="19"/>
+              </w:rPr>
+              <w:t xml:space="preserve">Within a single model's own output the correlation is near zero or weakly negative, as it should be. The inversion is entirely a </w:t>
+            </w:r>
+            <w:r>
+              <w:rPr>
+                <w:rFonts w:ascii="Calibri" w:hAnsi="Calibri" w:cs="Calibri"/>
+                <w:b/>
+                <w:i w:val="0"/>
+                <w:color w:val="1A1915"/>
+                <w:sz w:val="19"/>
+                <w:szCs w:val="19"/>
+              </w:rPr>
+              <w:t>between-model</w:t>
+            </w:r>
+            <w:r>
+              <w:rPr>
+                <w:rFonts w:ascii="Calibri" w:hAnsi="Calibri" w:cs="Calibri"/>
+                <w:b w:val="0"/>
+                <w:i w:val="0"/>
+                <w:color w:val="1A1915"/>
+                <w:sz w:val="19"/>
+                <w:szCs w:val="19"/>
+              </w:rPr>
+              <w:t xml:space="preserve"> effect, which is exactly the comparison the metric was being used to make.</w:t>
             </w:r>
           </w:p>
         </w:tc>
@@ -16364,7 +18571,59 @@
           <w:sz w:val="21"/>
           <w:szCs w:val="21"/>
         </w:rPr>
-        <w:t>Only RTF survives, because it never touches the ASR and measures something unambiguous. Higgs TTS 3 runs at 0.745 median RTF against VoxCPM2's 1.382 — nearly twice as fast on the same card, and the only model besides MMS that ran faster than real time.</w:t>
+        <w:t>The mechanism is straightforward once stated. UTMOS was trained on MOS studies of English and Japanese speech and rates acoustic smoothness and prosodic plausibility against those languages. It has no way to know whether a Khmer sentence was pronounced correctly, and Higgs TTS 3's slightly non-Khmer phonation — the same thing the ASR transcribes as stray Latin — is not a defect on that scale. A model can therefore score well by sounding clean while saying the wrong thing, which is precisely what fish-s2 does in the extreme and what separates the two contenders in miniature.</w:t>
+      </w:r>
+    </w:p>
+    <w:p>
+      <w:pPr>
+        <w:spacing w:after="120" w:line="283" w:lineRule="auto"/>
+      </w:pPr>
+      <w:r>
+        <w:rPr>
+          <w:rFonts w:ascii="Calibri" w:hAnsi="Calibri" w:cs="Calibri"/>
+          <w:color w:val="1A1915"/>
+          <w:sz w:val="21"/>
+          <w:szCs w:val="21"/>
+        </w:rPr>
+        <w:t xml:space="preserve">One bias-free check corroborates this without any learned model. A pure-arithmetic speaking-rate guard — flag any utterance delivered far faster than the model's own median, which is what truncation looks like — flags </w:t>
+      </w:r>
+      <w:r>
+        <w:rPr>
+          <w:rFonts w:ascii="Calibri" w:hAnsi="Calibri" w:cs="Calibri"/>
+          <w:b/>
+          <w:color w:val="1A1915"/>
+          <w:sz w:val="21"/>
+          <w:szCs w:val="21"/>
+        </w:rPr>
+        <w:t>8 of 100</w:t>
+      </w:r>
+      <w:r>
+        <w:rPr>
+          <w:rFonts w:ascii="Calibri" w:hAnsi="Calibri" w:cs="Calibri"/>
+          <w:color w:val="1A1915"/>
+          <w:sz w:val="21"/>
+          <w:szCs w:val="21"/>
+        </w:rPr>
+        <w:t xml:space="preserve"> fish-s2 utterances and </w:t>
+      </w:r>
+      <w:r>
+        <w:rPr>
+          <w:rFonts w:ascii="Calibri" w:hAnsi="Calibri" w:cs="Calibri"/>
+          <w:b/>
+          <w:color w:val="1A1915"/>
+          <w:sz w:val="21"/>
+          <w:szCs w:val="21"/>
+        </w:rPr>
+        <w:t>zero</w:t>
+      </w:r>
+      <w:r>
+        <w:rPr>
+          <w:rFonts w:ascii="Calibri" w:hAnsi="Calibri" w:cs="Calibri"/>
+          <w:color w:val="1A1915"/>
+          <w:sz w:val="21"/>
+          <w:szCs w:val="21"/>
+        </w:rPr>
+        <w:t xml:space="preserve"> for either contender. It catches the failure UTMOS rewarded, costs nothing, and cannot be biased toward any model.</w:t>
       </w:r>
     </w:p>
     <w:p>
@@ -16381,7 +18640,7 @@
           <w:sz w:val="28"/>
           <w:szCs w:val="28"/>
         </w:rPr>
-        <w:t>6.6  What to evaluate with instead</w:t>
+        <w:t>6.8  The evaluation plan this leaves</w:t>
       </w:r>
     </w:p>
     <w:p>
@@ -16397,7 +18656,33 @@
           <w:sz w:val="21"/>
           <w:szCs w:val="21"/>
         </w:rPr>
-        <w:t>For Khmer, the evaluation plan has to be human-centred. In priority order:</w:t>
+        <w:t>In priority order:</w:t>
+      </w:r>
+    </w:p>
+    <w:p>
+      <w:pPr>
+        <w:pStyle w:val="ListBullet"/>
+        <w:spacing w:after="60" w:line="276" w:lineRule="auto"/>
+        <w:ind w:left="648" w:hanging="288"/>
+      </w:pPr>
+      <w:r>
+        <w:rPr>
+          <w:rFonts w:ascii="Calibri" w:hAnsi="Calibri" w:cs="Calibri"/>
+          <w:b/>
+          <w:color w:val="1A1915"/>
+          <w:sz w:val="21"/>
+          <w:szCs w:val="21"/>
+        </w:rPr>
+        <w:t xml:space="preserve">CER against a Khmer-capable ASR — now the primary metric. </w:t>
+      </w:r>
+      <w:r>
+        <w:rPr>
+          <w:rFonts w:ascii="Calibri" w:hAnsi="Calibri" w:cs="Calibri"/>
+          <w:color w:val="1A1915"/>
+          <w:sz w:val="21"/>
+          <w:szCs w:val="21"/>
+        </w:rPr>
+        <w:t>It works, it is cheap (400 clips in ~25 seconds), and it agrees with trained ears. Quote it with the scorer named and its bias stated, exactly as §6.6 does.</w:t>
       </w:r>
     </w:p>
     <w:p>
@@ -16423,7 +18708,7 @@
           <w:sz w:val="21"/>
           <w:szCs w:val="21"/>
         </w:rPr>
-        <w:t>The only method in §6.1 that is both reliable and affordable at small scale. Randomise order, hide model identity, collect pairwise votes, aggregate to a preference rate with confidence intervals.</w:t>
+        <w:t>Still the only trustworthy naturalness measure. Randomise order, hide model identity, aggregate pairwise votes into a preference rate with confidence intervals. This is what would separate the two contenders on naturalness, which CER does not address.</w:t>
       </w:r>
     </w:p>
     <w:p>
@@ -16440,7 +18725,7 @@
           <w:sz w:val="21"/>
           <w:szCs w:val="21"/>
         </w:rPr>
-        <w:t xml:space="preserve">A word-error transcription task. </w:t>
+        <w:t xml:space="preserve">Speaking-rate and duration guards. </w:t>
       </w:r>
       <w:r>
         <w:rPr>
@@ -16449,7 +18734,7 @@
           <w:sz w:val="21"/>
           <w:szCs w:val="21"/>
         </w:rPr>
-        <w:t>Have Khmer speakers transcribe synthesised audio and score their transcripts against the source text. This is the human substitute for CER, and it is the only intelligibility measure currently trustworthy for Khmer.</w:t>
+        <w:t>Free, ASR-free, unbiasable, and they catch the truncation failure mode outright.</w:t>
       </w:r>
     </w:p>
     <w:p>
@@ -16466,7 +18751,7 @@
           <w:sz w:val="21"/>
           <w:szCs w:val="21"/>
         </w:rPr>
-        <w:t xml:space="preserve">Duration sanity checks — a cheap automatic guard. </w:t>
+        <w:t xml:space="preserve">RTF and VRAM on the target hardware. </w:t>
       </w:r>
       <w:r>
         <w:rPr>
@@ -16475,7 +18760,7 @@
           <w:sz w:val="21"/>
           <w:szCs w:val="21"/>
         </w:rPr>
-        <w:t>Flag any utterance whose characters-per-second rate deviates sharply from the model's own median. This catches truncation automatically, which is exactly the failure UTMOS missed on fish-s2 A31, and it costs nothing to compute.</w:t>
+        <w:t>Unambiguous and directly decision-relevant.</w:t>
       </w:r>
     </w:p>
     <w:p>
@@ -16492,7 +18777,7 @@
           <w:sz w:val="21"/>
           <w:szCs w:val="21"/>
         </w:rPr>
-        <w:t xml:space="preserve">RTF and VRAM, measured on the target hardware. </w:t>
+        <w:t xml:space="preserve">UTMOS and DNSMOS — as artefact detectors only. </w:t>
       </w:r>
       <w:r>
         <w:rPr>
@@ -16501,33 +18786,7 @@
           <w:sz w:val="21"/>
           <w:szCs w:val="21"/>
         </w:rPr>
-        <w:t>Unambiguous, and directly decision-relevant for deployment.</w:t>
-      </w:r>
-    </w:p>
-    <w:p>
-      <w:pPr>
-        <w:pStyle w:val="ListBullet"/>
-        <w:spacing w:after="60" w:line="276" w:lineRule="auto"/>
-        <w:ind w:left="648" w:hanging="288"/>
-      </w:pPr>
-      <w:r>
-        <w:rPr>
-          <w:rFonts w:ascii="Calibri" w:hAnsi="Calibri" w:cs="Calibri"/>
-          <w:b/>
-          <w:color w:val="1A1915"/>
-          <w:sz w:val="21"/>
-          <w:szCs w:val="21"/>
-        </w:rPr>
-        <w:t xml:space="preserve">A Khmer-capable ASR, if one becomes available. </w:t>
-      </w:r>
-      <w:r>
-        <w:rPr>
-          <w:rFonts w:ascii="Calibri" w:hAnsi="Calibri" w:cs="Calibri"/>
-          <w:color w:val="1A1915"/>
-          <w:sz w:val="21"/>
-          <w:szCs w:val="21"/>
-        </w:rPr>
-        <w:t>This would restore CER. A Khmer-specific Qwen3-ASR checkpoint was attempted and failed on a library bug; the search is currently paused, not abandoned.</w:t>
+        <w:t>They are useful for spotting buzz, clicks and distortion within one model's output. Do not rank models with them for Khmer: at that job they are inverted.</w:t>
       </w:r>
     </w:p>
     <w:p>
@@ -17644,13 +19903,13 @@
             <w:r>
               <w:rPr>
                 <w:rFonts w:ascii="Calibri" w:hAnsi="Calibri" w:cs="Calibri"/>
-                <w:b w:val="0"/>
-                <w:i w:val="0"/>
-                <w:color w:val="1A1915"/>
-                <w:sz w:val="17"/>
-                <w:szCs w:val="18"/>
-              </w:rPr>
-              <w:t>Measured UTMOS</w:t>
+                <w:b/>
+                <w:i w:val="0"/>
+                <w:color w:val="1A1915"/>
+                <w:sz w:val="17"/>
+                <w:szCs w:val="18"/>
+              </w:rPr>
+              <w:t>Measured CER (Khmer ASR)</w:t>
             </w:r>
           </w:p>
         </w:tc>
@@ -17674,13 +19933,13 @@
             <w:r>
               <w:rPr>
                 <w:rFonts w:ascii="Calibri" w:hAnsi="Calibri" w:cs="Calibri"/>
-                <w:b w:val="0"/>
-                <w:i w:val="0"/>
-                <w:color w:val="1A1915"/>
-                <w:sz w:val="17"/>
-                <w:szCs w:val="18"/>
-              </w:rPr>
-              <w:t>2.49 (last of four)</w:t>
+                <w:b/>
+                <w:i w:val="0"/>
+                <w:color w:val="1A1915"/>
+                <w:sz w:val="17"/>
+                <w:szCs w:val="18"/>
+              </w:rPr>
+              <w:t>2.47% median</w:t>
             </w:r>
           </w:p>
         </w:tc>
@@ -17710,7 +19969,7 @@
                 <w:sz w:val="17"/>
                 <w:szCs w:val="18"/>
               </w:rPr>
-              <w:t>2.98 (second of four)</w:t>
+              <w:t>8.28% median</w:t>
             </w:r>
           </w:p>
         </w:tc>
@@ -17742,6 +20001,190 @@
                 <w:sz w:val="17"/>
                 <w:szCs w:val="18"/>
               </w:rPr>
+              <w:t>Head-to-head CER wins</w:t>
+            </w:r>
+          </w:p>
+        </w:tc>
+        <w:tc>
+          <w:tcPr>
+            <w:tcW w:type="dxa" w:w="3448"/>
+            <w:vAlign w:val="center"/>
+            <w:shd w:val="clear" w:color="auto" w:fill="F4F2EC"/>
+            <w:tcBorders>
+              <w:top w:val="single" w:sz="4" w:space="0" w:color="E5E1D8"/>
+              <w:left w:val="single" w:sz="4" w:space="0" w:color="E5E1D8"/>
+              <w:bottom w:val="single" w:sz="4" w:space="0" w:color="E5E1D8"/>
+              <w:right w:val="single" w:sz="4" w:space="0" w:color="E5E1D8"/>
+            </w:tcBorders>
+          </w:tcPr>
+          <w:p>
+            <w:pPr>
+              <w:spacing w:before="50" w:after="50" w:line="254" w:lineRule="auto"/>
+            </w:pPr>
+            <w:r/>
+            <w:r>
+              <w:rPr>
+                <w:rFonts w:ascii="Calibri" w:hAnsi="Calibri" w:cs="Calibri"/>
+                <w:b/>
+                <w:i w:val="0"/>
+                <w:color w:val="1A1915"/>
+                <w:sz w:val="17"/>
+                <w:szCs w:val="18"/>
+              </w:rPr>
+              <w:t>73 / 100</w:t>
+            </w:r>
+          </w:p>
+        </w:tc>
+        <w:tc>
+          <w:tcPr>
+            <w:tcW w:type="dxa" w:w="3645"/>
+            <w:vAlign w:val="center"/>
+            <w:shd w:val="clear" w:color="auto" w:fill="F4F2EC"/>
+            <w:tcBorders>
+              <w:top w:val="single" w:sz="4" w:space="0" w:color="E5E1D8"/>
+              <w:left w:val="single" w:sz="4" w:space="0" w:color="E5E1D8"/>
+              <w:bottom w:val="single" w:sz="4" w:space="0" w:color="E5E1D8"/>
+              <w:right w:val="single" w:sz="4" w:space="0" w:color="E5E1D8"/>
+            </w:tcBorders>
+          </w:tcPr>
+          <w:p>
+            <w:pPr>
+              <w:spacing w:before="50" w:after="50" w:line="254" w:lineRule="auto"/>
+            </w:pPr>
+            <w:r/>
+            <w:r>
+              <w:rPr>
+                <w:rFonts w:ascii="Calibri" w:hAnsi="Calibri" w:cs="Calibri"/>
+                <w:b w:val="0"/>
+                <w:i w:val="0"/>
+                <w:color w:val="1A1915"/>
+                <w:sz w:val="17"/>
+                <w:szCs w:val="18"/>
+              </w:rPr>
+              <w:t>15 / 100 (12 ties)</w:t>
+            </w:r>
+          </w:p>
+        </w:tc>
+      </w:tr>
+      <w:tr>
+        <w:tc>
+          <w:tcPr>
+            <w:tcW w:type="dxa" w:w="2266"/>
+            <w:vAlign w:val="center"/>
+            <w:shd w:val="clear" w:color="auto" w:fill="FFFFFF"/>
+            <w:tcBorders>
+              <w:top w:val="single" w:sz="4" w:space="0" w:color="E5E1D8"/>
+              <w:left w:val="single" w:sz="4" w:space="0" w:color="E5E1D8"/>
+              <w:bottom w:val="single" w:sz="4" w:space="0" w:color="E5E1D8"/>
+              <w:right w:val="single" w:sz="4" w:space="0" w:color="E5E1D8"/>
+            </w:tcBorders>
+          </w:tcPr>
+          <w:p>
+            <w:pPr>
+              <w:spacing w:before="50" w:after="50" w:line="254" w:lineRule="auto"/>
+            </w:pPr>
+            <w:r/>
+            <w:r>
+              <w:rPr>
+                <w:rFonts w:ascii="Calibri" w:hAnsi="Calibri" w:cs="Calibri"/>
+                <w:b w:val="0"/>
+                <w:i w:val="0"/>
+                <w:color w:val="1A1915"/>
+                <w:sz w:val="17"/>
+                <w:szCs w:val="18"/>
+              </w:rPr>
+              <w:t>Measured UTMOS</w:t>
+            </w:r>
+          </w:p>
+        </w:tc>
+        <w:tc>
+          <w:tcPr>
+            <w:tcW w:type="dxa" w:w="3448"/>
+            <w:vAlign w:val="center"/>
+            <w:shd w:val="clear" w:color="auto" w:fill="FFFFFF"/>
+            <w:tcBorders>
+              <w:top w:val="single" w:sz="4" w:space="0" w:color="E5E1D8"/>
+              <w:left w:val="single" w:sz="4" w:space="0" w:color="E5E1D8"/>
+              <w:bottom w:val="single" w:sz="4" w:space="0" w:color="E5E1D8"/>
+              <w:right w:val="single" w:sz="4" w:space="0" w:color="E5E1D8"/>
+            </w:tcBorders>
+          </w:tcPr>
+          <w:p>
+            <w:pPr>
+              <w:spacing w:before="50" w:after="50" w:line="254" w:lineRule="auto"/>
+            </w:pPr>
+            <w:r/>
+            <w:r>
+              <w:rPr>
+                <w:rFonts w:ascii="Calibri" w:hAnsi="Calibri" w:cs="Calibri"/>
+                <w:b w:val="0"/>
+                <w:i w:val="0"/>
+                <w:color w:val="1A1915"/>
+                <w:sz w:val="17"/>
+                <w:szCs w:val="18"/>
+              </w:rPr>
+              <w:t>2.46 (last of four)</w:t>
+            </w:r>
+          </w:p>
+        </w:tc>
+        <w:tc>
+          <w:tcPr>
+            <w:tcW w:type="dxa" w:w="3645"/>
+            <w:vAlign w:val="center"/>
+            <w:shd w:val="clear" w:color="auto" w:fill="FFFFFF"/>
+            <w:tcBorders>
+              <w:top w:val="single" w:sz="4" w:space="0" w:color="E5E1D8"/>
+              <w:left w:val="single" w:sz="4" w:space="0" w:color="E5E1D8"/>
+              <w:bottom w:val="single" w:sz="4" w:space="0" w:color="E5E1D8"/>
+              <w:right w:val="single" w:sz="4" w:space="0" w:color="E5E1D8"/>
+            </w:tcBorders>
+          </w:tcPr>
+          <w:p>
+            <w:pPr>
+              <w:spacing w:before="50" w:after="50" w:line="254" w:lineRule="auto"/>
+            </w:pPr>
+            <w:r/>
+            <w:r>
+              <w:rPr>
+                <w:rFonts w:ascii="Calibri" w:hAnsi="Calibri" w:cs="Calibri"/>
+                <w:b w:val="0"/>
+                <w:i w:val="0"/>
+                <w:color w:val="1A1915"/>
+                <w:sz w:val="17"/>
+                <w:szCs w:val="18"/>
+              </w:rPr>
+              <w:t>3.02 (second of four)</w:t>
+            </w:r>
+          </w:p>
+        </w:tc>
+      </w:tr>
+      <w:tr>
+        <w:tc>
+          <w:tcPr>
+            <w:tcW w:type="dxa" w:w="2266"/>
+            <w:vAlign w:val="center"/>
+            <w:shd w:val="clear" w:color="auto" w:fill="F4F2EC"/>
+            <w:tcBorders>
+              <w:top w:val="single" w:sz="4" w:space="0" w:color="E5E1D8"/>
+              <w:left w:val="single" w:sz="4" w:space="0" w:color="E5E1D8"/>
+              <w:bottom w:val="single" w:sz="4" w:space="0" w:color="E5E1D8"/>
+              <w:right w:val="single" w:sz="4" w:space="0" w:color="E5E1D8"/>
+            </w:tcBorders>
+          </w:tcPr>
+          <w:p>
+            <w:pPr>
+              <w:spacing w:before="50" w:after="50" w:line="254" w:lineRule="auto"/>
+            </w:pPr>
+            <w:r/>
+            <w:r>
+              <w:rPr>
+                <w:rFonts w:ascii="Calibri" w:hAnsi="Calibri" w:cs="Calibri"/>
+                <w:b w:val="0"/>
+                <w:i w:val="0"/>
+                <w:color w:val="1A1915"/>
+                <w:sz w:val="17"/>
+                <w:szCs w:val="18"/>
+              </w:rPr>
               <w:t>Listening verdict</w:t>
             </w:r>
           </w:p>
@@ -17773,6 +20216,17 @@
                 <w:szCs w:val="18"/>
               </w:rPr>
               <w:t>Contender</w:t>
+            </w:r>
+            <w:r>
+              <w:rPr>
+                <w:rFonts w:ascii="Calibri" w:hAnsi="Calibri" w:cs="Calibri"/>
+                <w:b w:val="0"/>
+                <w:i w:val="0"/>
+                <w:color w:val="1A1915"/>
+                <w:sz w:val="17"/>
+                <w:szCs w:val="18"/>
+              </w:rPr>
+              <w:t xml:space="preserve"> — preferred by ear</w:t>
             </w:r>
           </w:p>
         </w:tc>
@@ -17826,7 +20280,7 @@
           <w:sz w:val="17"/>
           <w:szCs w:val="17"/>
         </w:rPr>
-        <w:t>Table 5 — side by side. Neither metric row ranks these models for Khmer; per §6 they are recorded to show what was measured, not to pick a winner. No winner is declared between the two contenders — separating them requires a blind multi-listener test.</w:t>
+        <w:t>Table 7 — side by side. The CER row is the one that changed: measured against a Khmer-capable ASR it separates the two contenders, where every metric in the first pass failed to. The UTMOS row is retained only to show what was measured — per §6.7 it is inverted for Khmer and must not be used to rank.</w:t>
       </w:r>
     </w:p>
     <w:p>
@@ -17899,7 +20353,7 @@
                 <w:sz w:val="19"/>
                 <w:szCs w:val="19"/>
               </w:rPr>
-              <w:t xml:space="preserve">The reasoning does not depend on any judgement about audio quality, because by ear the two are equally usable. It depends on two facts: </w:t>
+              <w:t xml:space="preserve">Three independent lines now point the same way. </w:t>
             </w:r>
             <w:r>
               <w:rPr>
@@ -17910,7 +20364,7 @@
                 <w:sz w:val="19"/>
                 <w:szCs w:val="19"/>
               </w:rPr>
-              <w:t>one of them can be shipped and the other cannot</w:t>
+              <w:t>Licensing:</w:t>
             </w:r>
             <w:r>
               <w:rPr>
@@ -17921,7 +20375,7 @@
                 <w:sz w:val="19"/>
                 <w:szCs w:val="19"/>
               </w:rPr>
-              <w:t xml:space="preserve">, and </w:t>
+              <w:t xml:space="preserve"> one of them can be shipped and the other cannot. </w:t>
             </w:r>
             <w:r>
               <w:rPr>
@@ -17932,7 +20386,7 @@
                 <w:sz w:val="19"/>
                 <w:szCs w:val="19"/>
               </w:rPr>
-              <w:t>one of them takes a config file to improve while the other takes a from-scratch trainer.</w:t>
+              <w:t>Effort:</w:t>
             </w:r>
             <w:r>
               <w:rPr>
@@ -17943,7 +20397,68 @@
                 <w:sz w:val="19"/>
                 <w:szCs w:val="19"/>
               </w:rPr>
-              <w:t xml:space="preserve"> That is not a close call.</w:t>
+              <w:t xml:space="preserve"> one takes a config file to improve, the other takes a from-scratch trainer. </w:t>
+            </w:r>
+            <w:r>
+              <w:rPr>
+                <w:rFonts w:ascii="Calibri" w:hAnsi="Calibri" w:cs="Calibri"/>
+                <w:b/>
+                <w:i w:val="0"/>
+                <w:color w:val="1A1915"/>
+                <w:sz w:val="19"/>
+                <w:szCs w:val="19"/>
+              </w:rPr>
+              <w:t>Measured quality:</w:t>
+            </w:r>
+            <w:r>
+              <w:rPr>
+                <w:rFonts w:ascii="Calibri" w:hAnsi="Calibri" w:cs="Calibri"/>
+                <w:b w:val="0"/>
+                <w:i w:val="0"/>
+                <w:color w:val="1A1915"/>
+                <w:sz w:val="19"/>
+                <w:szCs w:val="19"/>
+              </w:rPr>
+              <w:t xml:space="preserve"> VoxCPM2 is several times more intelligible in Khmer — 2.47% median CER against 8.28%, the lower error on 73 of 100 sentences — which corroborates the listening verdict rather than contradicting it.</w:t>
+            </w:r>
+          </w:p>
+          <w:p>
+            <w:pPr>
+              <w:spacing w:after="100" w:line="276" w:lineRule="auto"/>
+              <w:ind w:left="144"/>
+            </w:pPr>
+            <w:r>
+              <w:rPr>
+                <w:rFonts w:ascii="Calibri" w:hAnsi="Calibri" w:cs="Calibri"/>
+                <w:b w:val="0"/>
+                <w:i w:val="0"/>
+                <w:color w:val="1A1915"/>
+                <w:sz w:val="19"/>
+                <w:szCs w:val="19"/>
+              </w:rPr>
+              <w:t xml:space="preserve">The earlier draft of this review declined to name a winner between the two contenders, because at that point no valid metric separated them and only one listener had judged. That has changed on the metric side. </w:t>
+            </w:r>
+            <w:r>
+              <w:rPr>
+                <w:rFonts w:ascii="Calibri" w:hAnsi="Calibri" w:cs="Calibri"/>
+                <w:b/>
+                <w:i w:val="0"/>
+                <w:color w:val="1A1915"/>
+                <w:sz w:val="19"/>
+                <w:szCs w:val="19"/>
+              </w:rPr>
+              <w:t>VoxCPM2 is the recommendation.</w:t>
+            </w:r>
+            <w:r>
+              <w:rPr>
+                <w:rFonts w:ascii="Calibri" w:hAnsi="Calibri" w:cs="Calibri"/>
+                <w:b w:val="0"/>
+                <w:i w:val="0"/>
+                <w:color w:val="1A1915"/>
+                <w:sz w:val="19"/>
+                <w:szCs w:val="19"/>
+              </w:rPr>
+              <w:t xml:space="preserve"> What is still open is naturalness specifically — CER measures whether the words are right, not whether the delivery is pleasant — and that still wants the blind multi-listener test in §6.8.</w:t>
             </w:r>
           </w:p>
         </w:tc>
@@ -19244,6 +21759,86 @@
           <w:szCs w:val="28"/>
         </w:rPr>
         <w:t>In-house evidence</w:t>
+      </w:r>
+    </w:p>
+    <w:p>
+      <w:pPr>
+        <w:pStyle w:val="ListBullet"/>
+        <w:spacing w:after="60" w:line="276" w:lineRule="auto"/>
+        <w:ind w:left="648" w:hanging="288"/>
+      </w:pPr>
+      <w:r>
+        <w:rPr>
+          <w:rFonts w:ascii="Calibri" w:hAnsi="Calibri" w:cs="Calibri"/>
+          <w:color w:val="1A1915"/>
+          <w:sz w:val="19"/>
+          <w:szCs w:val="19"/>
+        </w:rPr>
+        <w:t>Darayut/Omnilingual-ASR-Khm on Hugging Face — the Khmer CTC ASR used for the §6.6 re-scoring; Meta omniASR_CTC_300M encoder, grapheme-cluster vocabulary, self-conditioned CTC head</w:t>
+      </w:r>
+    </w:p>
+    <w:p>
+      <w:pPr>
+        <w:pStyle w:val="ListBullet"/>
+        <w:spacing w:after="60" w:line="276" w:lineRule="auto"/>
+        <w:ind w:left="648" w:hanging="288"/>
+      </w:pPr>
+      <w:r>
+        <w:rPr>
+          <w:rFonts w:ascii="Calibri" w:hAnsi="Calibri" w:cs="Calibri"/>
+          <w:color w:val="1A1915"/>
+          <w:sz w:val="19"/>
+          <w:szCs w:val="19"/>
+        </w:rPr>
+        <w:t>evaluation/score_cer_khmer.py — the re-scoring CLI, including the scorer-bias analysis</w:t>
+      </w:r>
+    </w:p>
+    <w:p>
+      <w:pPr>
+        <w:pStyle w:val="ListBullet"/>
+        <w:spacing w:after="60" w:line="276" w:lineRule="auto"/>
+        <w:ind w:left="648" w:hanging="288"/>
+      </w:pPr>
+      <w:r>
+        <w:rPr>
+          <w:rFonts w:ascii="Calibri" w:hAnsi="Calibri" w:cs="Calibri"/>
+          <w:color w:val="1A1915"/>
+          <w:sz w:val="19"/>
+          <w:szCs w:val="19"/>
+        </w:rPr>
+        <w:t>evaluation/score_naturalness.py — UTMOS and DNSMOS under level and silence control</w:t>
+      </w:r>
+    </w:p>
+    <w:p>
+      <w:pPr>
+        <w:pStyle w:val="ListBullet"/>
+        <w:spacing w:after="60" w:line="276" w:lineRule="auto"/>
+        <w:ind w:left="648" w:hanging="288"/>
+      </w:pPr>
+      <w:r>
+        <w:rPr>
+          <w:rFonts w:ascii="Calibri" w:hAnsi="Calibri" w:cs="Calibri"/>
+          <w:color w:val="1A1915"/>
+          <w:sz w:val="19"/>
+          <w:szCs w:val="19"/>
+        </w:rPr>
+        <w:t>evaluation/audio_stats.py — ASR-free signal diagnostics and the truncation guard</w:t>
+      </w:r>
+    </w:p>
+    <w:p>
+      <w:pPr>
+        <w:pStyle w:val="ListBullet"/>
+        <w:spacing w:after="60" w:line="276" w:lineRule="auto"/>
+        <w:ind w:left="648" w:hanging="288"/>
+      </w:pPr>
+      <w:r>
+        <w:rPr>
+          <w:rFonts w:ascii="Calibri" w:hAnsi="Calibri" w:cs="Calibri"/>
+          <w:color w:val="1A1915"/>
+          <w:sz w:val="19"/>
+          <w:szCs w:val="19"/>
+        </w:rPr>
+        <w:t>evaluation/results/cer_khmer_asr.json, naturalness.json, audio_stats.json — the numbers behind Tables 5-7, read directly by this document's build script</w:t>
       </w:r>
     </w:p>
     <w:p>

--- a/docs/Smean-TTS-Literature-Review.docx
+++ b/docs/Smean-TTS-Literature-Review.docx
@@ -18640,7 +18640,1450 @@
           <w:sz w:val="28"/>
           <w:szCs w:val="28"/>
         </w:rPr>
-        <w:t>6.8  The evaluation plan this leaves</w:t>
+        <w:t>6.8  So how do you measure naturalness?</w:t>
+      </w:r>
+    </w:p>
+    <w:p>
+      <w:pPr>
+        <w:spacing w:after="120" w:before="0" w:line="283" w:lineRule="auto"/>
+      </w:pPr>
+      <w:r>
+        <w:rPr>
+          <w:rFonts w:ascii="Calibri" w:hAnsi="Calibri" w:cs="Calibri"/>
+          <w:b w:val="0"/>
+          <w:i w:val="0"/>
+          <w:color w:val="1A1915"/>
+          <w:sz w:val="21"/>
+          <w:szCs w:val="21"/>
+        </w:rPr>
+        <w:t>Intelligibility is now settled by CER. Naturalness is not, and the honest answer is that no automatic metric can settle it for Khmer today. Two candidate shortcuts were tested and both failed, which is worth recording so they are not tried again.</w:t>
+      </w:r>
+    </w:p>
+    <w:p>
+      <w:pPr>
+        <w:keepNext/>
+        <w:spacing w:before="240" w:after="80"/>
+      </w:pPr>
+      <w:r>
+        <w:rPr>
+          <w:rFonts w:ascii="Georgia" w:hAnsi="Georgia" w:cs="Georgia"/>
+          <w:b/>
+          <w:i w:val="0"/>
+          <w:color w:val="1A1915"/>
+          <w:sz w:val="23"/>
+          <w:szCs w:val="23"/>
+        </w:rPr>
+        <w:t>The two shortcuts that do not work</w:t>
+      </w:r>
+    </w:p>
+    <w:p>
+      <w:pPr>
+        <w:pStyle w:val="ListBullet"/>
+        <w:spacing w:after="60" w:line="276" w:lineRule="auto"/>
+        <w:ind w:left="648" w:hanging="288"/>
+      </w:pPr>
+      <w:r>
+        <w:rPr>
+          <w:rFonts w:ascii="Calibri" w:hAnsi="Calibri" w:cs="Calibri"/>
+          <w:b/>
+          <w:color w:val="1A1915"/>
+          <w:sz w:val="21"/>
+          <w:szCs w:val="21"/>
+        </w:rPr>
+        <w:t xml:space="preserve">MOS predictors (UTMOS, DNSMOS). </w:t>
+      </w:r>
+      <w:r>
+        <w:rPr>
+          <w:rFonts w:ascii="Calibri" w:hAnsi="Calibri" w:cs="Calibri"/>
+          <w:color w:val="1A1915"/>
+          <w:sz w:val="21"/>
+          <w:szCs w:val="21"/>
+        </w:rPr>
+        <w:t>Inverted for this comparison — §6.7. Not usable for ranking at any level of post-processing; level and silence were controlled and the ranking held.</w:t>
+      </w:r>
+    </w:p>
+    <w:p>
+      <w:pPr>
+        <w:pStyle w:val="ListBullet"/>
+        <w:spacing w:after="60" w:line="276" w:lineRule="auto"/>
+        <w:ind w:left="648" w:hanging="288"/>
+      </w:pPr>
+      <w:r>
+        <w:rPr>
+          <w:rFonts w:ascii="Calibri" w:hAnsi="Calibri" w:cs="Calibri"/>
+          <w:b/>
+          <w:color w:val="1A1915"/>
+          <w:sz w:val="21"/>
+          <w:szCs w:val="21"/>
+        </w:rPr>
+        <w:t xml:space="preserve">Prosody statistics as a naturalness proxy. </w:t>
+      </w:r>
+      <w:r>
+        <w:rPr>
+          <w:rFonts w:ascii="Calibri" w:hAnsi="Calibri" w:cs="Calibri"/>
+          <w:color w:val="1A1915"/>
+          <w:sz w:val="21"/>
+          <w:szCs w:val="21"/>
+        </w:rPr>
+        <w:t xml:space="preserve">Pitch variation is the classic correlate of expressive versus flat delivery, so F0 statistics were measured over all 400 clips. The measure was given a falsifiable test: MMS was eliminated by ear for flat, robotic prosody, so it should show the least pitch movement. </w:t>
+      </w:r>
+      <w:r>
+        <w:rPr>
+          <w:rFonts w:ascii="Calibri" w:hAnsi="Calibri" w:cs="Calibri"/>
+          <w:b/>
+          <w:color w:val="1A1915"/>
+          <w:sz w:val="21"/>
+          <w:szCs w:val="21"/>
+        </w:rPr>
+        <w:t>It shows the most</w:t>
+      </w:r>
+      <w:r>
+        <w:rPr>
+          <w:rFonts w:ascii="Calibri" w:hAnsi="Calibri" w:cs="Calibri"/>
+          <w:color w:val="1A1915"/>
+          <w:sz w:val="21"/>
+          <w:szCs w:val="21"/>
+        </w:rPr>
+        <w:t xml:space="preserve"> — an F0 standard deviation of 5.66 semitones against 3.06 for VoxCPM2 and 3.35 for Higgs TTS 3. Wide but wrongly-placed pitch movement reads as robotic, not expressive, and the statistic cannot tell the difference. The proxy is rejected on its own test.</w:t>
+      </w:r>
+    </w:p>
+    <w:tbl>
+      <w:tblPr>
+        <w:tblW w:type="auto" w:w="0"/>
+        <w:tblLayout w:type="fixed"/>
+        <w:tblLook w:firstColumn="1" w:firstRow="1" w:lastColumn="0" w:lastRow="0" w:noHBand="0" w:noVBand="1" w:val="04A0"/>
+      </w:tblPr>
+      <w:tblGrid>
+        <w:gridCol w:w="9360"/>
+      </w:tblGrid>
+      <w:tr>
+        <w:tc>
+          <w:tcPr>
+            <w:tcW w:type="dxa" w:w="9360"/>
+            <w:shd w:val="clear" w:color="auto" w:fill="EDE9FE"/>
+            <w:tcBorders>
+              <w:top w:val="single" w:sz="4" w:space="0" w:color="EDE9FE"/>
+              <w:left w:val="single" w:sz="24" w:space="0" w:color="6D28D9"/>
+              <w:bottom w:val="single" w:sz="4" w:space="0" w:color="EDE9FE"/>
+              <w:right w:val="single" w:sz="4" w:space="0" w:color="EDE9FE"/>
+            </w:tcBorders>
+          </w:tcPr>
+          <w:p>
+            <w:pPr>
+              <w:spacing w:before="100" w:after="40"/>
+              <w:ind w:left="144"/>
+            </w:pPr>
+            <w:r/>
+            <w:r>
+              <w:rPr>
+                <w:rFonts w:ascii="Calibri" w:hAnsi="Calibri" w:cs="Calibri"/>
+                <w:b/>
+                <w:i w:val="0"/>
+                <w:color w:val="6D28D9"/>
+                <w:sz w:val="19"/>
+                <w:szCs w:val="19"/>
+              </w:rPr>
+              <w:t>A confound to fix before running any listening test</w:t>
+            </w:r>
+          </w:p>
+          <w:p>
+            <w:pPr>
+              <w:spacing w:after="100" w:line="276" w:lineRule="auto"/>
+              <w:ind w:left="144"/>
+            </w:pPr>
+            <w:r>
+              <w:rPr>
+                <w:rFonts w:ascii="Calibri" w:hAnsi="Calibri" w:cs="Calibri"/>
+                <w:b w:val="0"/>
+                <w:i w:val="0"/>
+                <w:color w:val="1A1915"/>
+                <w:sz w:val="19"/>
+                <w:szCs w:val="19"/>
+              </w:rPr>
+              <w:t xml:space="preserve">The two contenders are not speaking in the same voice. Measured median F0 is about </w:t>
+            </w:r>
+            <w:r>
+              <w:rPr>
+                <w:rFonts w:ascii="Calibri" w:hAnsi="Calibri" w:cs="Calibri"/>
+                <w:b/>
+                <w:i w:val="0"/>
+                <w:color w:val="1A1915"/>
+                <w:sz w:val="19"/>
+                <w:szCs w:val="19"/>
+              </w:rPr>
+              <w:t>206 Hz for VoxCPM2</w:t>
+            </w:r>
+            <w:r>
+              <w:rPr>
+                <w:rFonts w:ascii="Calibri" w:hAnsi="Calibri" w:cs="Calibri"/>
+                <w:b w:val="0"/>
+                <w:i w:val="0"/>
+                <w:color w:val="1A1915"/>
+                <w:sz w:val="19"/>
+                <w:szCs w:val="19"/>
+              </w:rPr>
+              <w:t xml:space="preserve"> against </w:t>
+            </w:r>
+            <w:r>
+              <w:rPr>
+                <w:rFonts w:ascii="Calibri" w:hAnsi="Calibri" w:cs="Calibri"/>
+                <w:b/>
+                <w:i w:val="0"/>
+                <w:color w:val="1A1915"/>
+                <w:sz w:val="19"/>
+                <w:szCs w:val="19"/>
+              </w:rPr>
+              <w:t>114 Hz for Higgs TTS 3</w:t>
+            </w:r>
+            <w:r>
+              <w:rPr>
+                <w:rFonts w:ascii="Calibri" w:hAnsi="Calibri" w:cs="Calibri"/>
+                <w:b w:val="0"/>
+                <w:i w:val="0"/>
+                <w:color w:val="1A1915"/>
+                <w:sz w:val="19"/>
+                <w:szCs w:val="19"/>
+              </w:rPr>
+              <w:t xml:space="preserve"> — close to an octave apart, so a different apparent speaker and plausibly a different apparent gender. Ask a listener which sounds more natural and part of the answer is which voice they prefer, which is a property of an arbitrary default rather than of the synthesis.</w:t>
+            </w:r>
+          </w:p>
+          <w:p>
+            <w:pPr>
+              <w:spacing w:after="100" w:line="276" w:lineRule="auto"/>
+              <w:ind w:left="144"/>
+            </w:pPr>
+            <w:r>
+              <w:rPr>
+                <w:rFonts w:ascii="Calibri" w:hAnsi="Calibri" w:cs="Calibri"/>
+                <w:b w:val="0"/>
+                <w:i w:val="0"/>
+                <w:color w:val="1A1915"/>
+                <w:sz w:val="19"/>
+                <w:szCs w:val="19"/>
+              </w:rPr>
+              <w:t>Both models do zero-shot voice cloning, so the fix is available: re-synthesize both from the same reference clip and compare those. It costs one re-run. Without it, a decisive result (say 70/30) is still informative — timbre preference is unlikely to be worth that much across five listeners — but a narrow one cannot be separated from voice preference.</w:t>
+            </w:r>
+          </w:p>
+        </w:tc>
+      </w:tr>
+    </w:tbl>
+    <w:p>
+      <w:pPr>
+        <w:spacing w:after="80"/>
+      </w:pPr>
+    </w:p>
+    <w:p>
+      <w:pPr>
+        <w:keepNext/>
+        <w:spacing w:before="240" w:after="80"/>
+      </w:pPr>
+      <w:r>
+        <w:rPr>
+          <w:rFonts w:ascii="Georgia" w:hAnsi="Georgia" w:cs="Georgia"/>
+          <w:b/>
+          <w:i w:val="0"/>
+          <w:color w:val="1A1915"/>
+          <w:sz w:val="23"/>
+          <w:szCs w:val="23"/>
+        </w:rPr>
+        <w:t>The instrument that does work</w:t>
+      </w:r>
+    </w:p>
+    <w:p>
+      <w:pPr>
+        <w:spacing w:after="120" w:before="0" w:line="283" w:lineRule="auto"/>
+      </w:pPr>
+      <w:r>
+        <w:rPr>
+          <w:rFonts w:ascii="Calibri" w:hAnsi="Calibri" w:cs="Calibri"/>
+          <w:b w:val="0"/>
+          <w:i w:val="0"/>
+          <w:color w:val="1A1915"/>
+          <w:sz w:val="21"/>
+          <w:szCs w:val="21"/>
+        </w:rPr>
+        <w:t>A blind, randomized, forced-choice listening test. For naturalness this is not a fallback for want of a metric — it is the definition of the quantity. What makes it evidence rather than an impression is the design:</w:t>
+      </w:r>
+    </w:p>
+    <w:tbl>
+      <w:tblPr>
+        <w:tblStyle w:val="TableGrid"/>
+        <w:tblW w:type="auto" w:w="0"/>
+        <w:tblLayout w:type="fixed"/>
+        <w:tblLook w:firstColumn="1" w:firstRow="1" w:lastColumn="0" w:lastRow="0" w:noHBand="0" w:noVBand="1" w:val="04A0"/>
+      </w:tblPr>
+      <w:tblGrid>
+        <w:gridCol w:w="3120"/>
+        <w:gridCol w:w="3120"/>
+        <w:gridCol w:w="3120"/>
+      </w:tblGrid>
+      <w:tr>
+        <w:tc>
+          <w:tcPr>
+            <w:tcW w:type="dxa" w:w="1501"/>
+            <w:vAlign w:val="center"/>
+            <w:shd w:val="clear" w:color="auto" w:fill="0B776F"/>
+            <w:tcBorders>
+              <w:top w:val="single" w:sz="4" w:space="0" w:color="E5E1D8"/>
+              <w:left w:val="single" w:sz="4" w:space="0" w:color="E5E1D8"/>
+              <w:bottom w:val="single" w:sz="4" w:space="0" w:color="E5E1D8"/>
+              <w:right w:val="single" w:sz="4" w:space="0" w:color="E5E1D8"/>
+            </w:tcBorders>
+          </w:tcPr>
+          <w:p>
+            <w:pPr>
+              <w:spacing w:before="50" w:after="50" w:line="254" w:lineRule="auto"/>
+            </w:pPr>
+            <w:r/>
+            <w:r>
+              <w:rPr>
+                <w:rFonts w:ascii="Calibri" w:hAnsi="Calibri" w:cs="Calibri"/>
+                <w:b/>
+                <w:i w:val="0"/>
+                <w:color w:val="FFFFFF"/>
+                <w:sz w:val="17"/>
+                <w:szCs w:val="18"/>
+              </w:rPr>
+              <w:t>Property</w:t>
+            </w:r>
+          </w:p>
+        </w:tc>
+        <w:tc>
+          <w:tcPr>
+            <w:tcW w:type="dxa" w:w="3267"/>
+            <w:vAlign w:val="center"/>
+            <w:shd w:val="clear" w:color="auto" w:fill="0B776F"/>
+            <w:tcBorders>
+              <w:top w:val="single" w:sz="4" w:space="0" w:color="E5E1D8"/>
+              <w:left w:val="single" w:sz="4" w:space="0" w:color="E5E1D8"/>
+              <w:bottom w:val="single" w:sz="4" w:space="0" w:color="E5E1D8"/>
+              <w:right w:val="single" w:sz="4" w:space="0" w:color="E5E1D8"/>
+            </w:tcBorders>
+          </w:tcPr>
+          <w:p>
+            <w:pPr>
+              <w:spacing w:before="50" w:after="50" w:line="254" w:lineRule="auto"/>
+            </w:pPr>
+            <w:r/>
+            <w:r>
+              <w:rPr>
+                <w:rFonts w:ascii="Calibri" w:hAnsi="Calibri" w:cs="Calibri"/>
+                <w:b/>
+                <w:i w:val="0"/>
+                <w:color w:val="FFFFFF"/>
+                <w:sz w:val="17"/>
+                <w:szCs w:val="18"/>
+              </w:rPr>
+              <w:t>What it means</w:t>
+            </w:r>
+          </w:p>
+        </w:tc>
+        <w:tc>
+          <w:tcPr>
+            <w:tcW w:type="dxa" w:w="4592"/>
+            <w:vAlign w:val="center"/>
+            <w:shd w:val="clear" w:color="auto" w:fill="0B776F"/>
+            <w:tcBorders>
+              <w:top w:val="single" w:sz="4" w:space="0" w:color="E5E1D8"/>
+              <w:left w:val="single" w:sz="4" w:space="0" w:color="E5E1D8"/>
+              <w:bottom w:val="single" w:sz="4" w:space="0" w:color="E5E1D8"/>
+              <w:right w:val="single" w:sz="4" w:space="0" w:color="E5E1D8"/>
+            </w:tcBorders>
+          </w:tcPr>
+          <w:p>
+            <w:pPr>
+              <w:spacing w:before="50" w:after="50" w:line="254" w:lineRule="auto"/>
+            </w:pPr>
+            <w:r/>
+            <w:r>
+              <w:rPr>
+                <w:rFonts w:ascii="Calibri" w:hAnsi="Calibri" w:cs="Calibri"/>
+                <w:b/>
+                <w:i w:val="0"/>
+                <w:color w:val="FFFFFF"/>
+                <w:sz w:val="17"/>
+                <w:szCs w:val="18"/>
+              </w:rPr>
+              <w:t>Why it is not optional</w:t>
+            </w:r>
+          </w:p>
+        </w:tc>
+      </w:tr>
+      <w:tr>
+        <w:tc>
+          <w:tcPr>
+            <w:tcW w:type="dxa" w:w="1501"/>
+            <w:vAlign w:val="center"/>
+            <w:shd w:val="clear" w:color="auto" w:fill="FFFFFF"/>
+            <w:tcBorders>
+              <w:top w:val="single" w:sz="4" w:space="0" w:color="E5E1D8"/>
+              <w:left w:val="single" w:sz="4" w:space="0" w:color="E5E1D8"/>
+              <w:bottom w:val="single" w:sz="4" w:space="0" w:color="E5E1D8"/>
+              <w:right w:val="single" w:sz="4" w:space="0" w:color="E5E1D8"/>
+            </w:tcBorders>
+          </w:tcPr>
+          <w:p>
+            <w:pPr>
+              <w:spacing w:before="50" w:after="50" w:line="254" w:lineRule="auto"/>
+            </w:pPr>
+            <w:r/>
+            <w:r>
+              <w:rPr>
+                <w:rFonts w:ascii="Calibri" w:hAnsi="Calibri" w:cs="Calibri"/>
+                <w:b w:val="0"/>
+                <w:i w:val="0"/>
+                <w:color w:val="1A1915"/>
+                <w:sz w:val="17"/>
+                <w:szCs w:val="18"/>
+              </w:rPr>
+              <w:t>Blind</w:t>
+            </w:r>
+          </w:p>
+        </w:tc>
+        <w:tc>
+          <w:tcPr>
+            <w:tcW w:type="dxa" w:w="3267"/>
+            <w:vAlign w:val="center"/>
+            <w:shd w:val="clear" w:color="auto" w:fill="FFFFFF"/>
+            <w:tcBorders>
+              <w:top w:val="single" w:sz="4" w:space="0" w:color="E5E1D8"/>
+              <w:left w:val="single" w:sz="4" w:space="0" w:color="E5E1D8"/>
+              <w:bottom w:val="single" w:sz="4" w:space="0" w:color="E5E1D8"/>
+              <w:right w:val="single" w:sz="4" w:space="0" w:color="E5E1D8"/>
+            </w:tcBorders>
+          </w:tcPr>
+          <w:p>
+            <w:pPr>
+              <w:spacing w:before="50" w:after="50" w:line="254" w:lineRule="auto"/>
+            </w:pPr>
+            <w:r/>
+            <w:r>
+              <w:rPr>
+                <w:rFonts w:ascii="Calibri" w:hAnsi="Calibri" w:cs="Calibri"/>
+                <w:b w:val="0"/>
+                <w:i w:val="0"/>
+                <w:color w:val="1A1915"/>
+                <w:sz w:val="17"/>
+                <w:szCs w:val="18"/>
+              </w:rPr>
+              <w:t>Model identity never shown to the listener</w:t>
+            </w:r>
+          </w:p>
+        </w:tc>
+        <w:tc>
+          <w:tcPr>
+            <w:tcW w:type="dxa" w:w="4592"/>
+            <w:vAlign w:val="center"/>
+            <w:shd w:val="clear" w:color="auto" w:fill="FFFFFF"/>
+            <w:tcBorders>
+              <w:top w:val="single" w:sz="4" w:space="0" w:color="E5E1D8"/>
+              <w:left w:val="single" w:sz="4" w:space="0" w:color="E5E1D8"/>
+              <w:bottom w:val="single" w:sz="4" w:space="0" w:color="E5E1D8"/>
+              <w:right w:val="single" w:sz="4" w:space="0" w:color="E5E1D8"/>
+            </w:tcBorders>
+          </w:tcPr>
+          <w:p>
+            <w:pPr>
+              <w:spacing w:before="50" w:after="50" w:line="254" w:lineRule="auto"/>
+            </w:pPr>
+            <w:r/>
+            <w:r>
+              <w:rPr>
+                <w:rFonts w:ascii="Calibri" w:hAnsi="Calibri" w:cs="Calibri"/>
+                <w:b w:val="0"/>
+                <w:i w:val="0"/>
+                <w:color w:val="1A1915"/>
+                <w:sz w:val="17"/>
+                <w:szCs w:val="18"/>
+              </w:rPr>
+              <w:t>Knowing which is which is enough to produce the expected answer.</w:t>
+            </w:r>
+          </w:p>
+        </w:tc>
+      </w:tr>
+      <w:tr>
+        <w:tc>
+          <w:tcPr>
+            <w:tcW w:type="dxa" w:w="1501"/>
+            <w:vAlign w:val="center"/>
+            <w:shd w:val="clear" w:color="auto" w:fill="F4F2EC"/>
+            <w:tcBorders>
+              <w:top w:val="single" w:sz="4" w:space="0" w:color="E5E1D8"/>
+              <w:left w:val="single" w:sz="4" w:space="0" w:color="E5E1D8"/>
+              <w:bottom w:val="single" w:sz="4" w:space="0" w:color="E5E1D8"/>
+              <w:right w:val="single" w:sz="4" w:space="0" w:color="E5E1D8"/>
+            </w:tcBorders>
+          </w:tcPr>
+          <w:p>
+            <w:pPr>
+              <w:spacing w:before="50" w:after="50" w:line="254" w:lineRule="auto"/>
+            </w:pPr>
+            <w:r/>
+            <w:r>
+              <w:rPr>
+                <w:rFonts w:ascii="Calibri" w:hAnsi="Calibri" w:cs="Calibri"/>
+                <w:b w:val="0"/>
+                <w:i w:val="0"/>
+                <w:color w:val="1A1915"/>
+                <w:sz w:val="17"/>
+                <w:szCs w:val="18"/>
+              </w:rPr>
+              <w:t>Randomized</w:t>
+            </w:r>
+          </w:p>
+        </w:tc>
+        <w:tc>
+          <w:tcPr>
+            <w:tcW w:type="dxa" w:w="3267"/>
+            <w:vAlign w:val="center"/>
+            <w:shd w:val="clear" w:color="auto" w:fill="F4F2EC"/>
+            <w:tcBorders>
+              <w:top w:val="single" w:sz="4" w:space="0" w:color="E5E1D8"/>
+              <w:left w:val="single" w:sz="4" w:space="0" w:color="E5E1D8"/>
+              <w:bottom w:val="single" w:sz="4" w:space="0" w:color="E5E1D8"/>
+              <w:right w:val="single" w:sz="4" w:space="0" w:color="E5E1D8"/>
+            </w:tcBorders>
+          </w:tcPr>
+          <w:p>
+            <w:pPr>
+              <w:spacing w:before="50" w:after="50" w:line="254" w:lineRule="auto"/>
+            </w:pPr>
+            <w:r/>
+            <w:r>
+              <w:rPr>
+                <w:rFonts w:ascii="Calibri" w:hAnsi="Calibri" w:cs="Calibri"/>
+                <w:b w:val="0"/>
+                <w:i w:val="0"/>
+                <w:color w:val="1A1915"/>
+                <w:sz w:val="17"/>
+                <w:szCs w:val="18"/>
+              </w:rPr>
+              <w:t>Left/right assignment per trial, order per listener</w:t>
+            </w:r>
+          </w:p>
+        </w:tc>
+        <w:tc>
+          <w:tcPr>
+            <w:tcW w:type="dxa" w:w="4592"/>
+            <w:vAlign w:val="center"/>
+            <w:shd w:val="clear" w:color="auto" w:fill="F4F2EC"/>
+            <w:tcBorders>
+              <w:top w:val="single" w:sz="4" w:space="0" w:color="E5E1D8"/>
+              <w:left w:val="single" w:sz="4" w:space="0" w:color="E5E1D8"/>
+              <w:bottom w:val="single" w:sz="4" w:space="0" w:color="E5E1D8"/>
+              <w:right w:val="single" w:sz="4" w:space="0" w:color="E5E1D8"/>
+            </w:tcBorders>
+          </w:tcPr>
+          <w:p>
+            <w:pPr>
+              <w:spacing w:before="50" w:after="50" w:line="254" w:lineRule="auto"/>
+            </w:pPr>
+            <w:r/>
+            <w:r>
+              <w:rPr>
+                <w:rFonts w:ascii="Calibri" w:hAnsi="Calibri" w:cs="Calibri"/>
+                <w:b w:val="0"/>
+                <w:i w:val="0"/>
+                <w:color w:val="1A1915"/>
+                <w:sz w:val="17"/>
+                <w:szCs w:val="18"/>
+              </w:rPr>
+              <w:t>Listeners favour the first option heard; unrandomized, that bias silently attaches to whichever model was placed first.</w:t>
+            </w:r>
+          </w:p>
+        </w:tc>
+      </w:tr>
+      <w:tr>
+        <w:tc>
+          <w:tcPr>
+            <w:tcW w:type="dxa" w:w="1501"/>
+            <w:vAlign w:val="center"/>
+            <w:shd w:val="clear" w:color="auto" w:fill="FFFFFF"/>
+            <w:tcBorders>
+              <w:top w:val="single" w:sz="4" w:space="0" w:color="E5E1D8"/>
+              <w:left w:val="single" w:sz="4" w:space="0" w:color="E5E1D8"/>
+              <w:bottom w:val="single" w:sz="4" w:space="0" w:color="E5E1D8"/>
+              <w:right w:val="single" w:sz="4" w:space="0" w:color="E5E1D8"/>
+            </w:tcBorders>
+          </w:tcPr>
+          <w:p>
+            <w:pPr>
+              <w:spacing w:before="50" w:after="50" w:line="254" w:lineRule="auto"/>
+            </w:pPr>
+            <w:r/>
+            <w:r>
+              <w:rPr>
+                <w:rFonts w:ascii="Calibri" w:hAnsi="Calibri" w:cs="Calibri"/>
+                <w:b w:val="0"/>
+                <w:i w:val="0"/>
+                <w:color w:val="1A1915"/>
+                <w:sz w:val="17"/>
+                <w:szCs w:val="18"/>
+              </w:rPr>
+              <w:t>Forced choice</w:t>
+            </w:r>
+          </w:p>
+        </w:tc>
+        <w:tc>
+          <w:tcPr>
+            <w:tcW w:type="dxa" w:w="3267"/>
+            <w:vAlign w:val="center"/>
+            <w:shd w:val="clear" w:color="auto" w:fill="FFFFFF"/>
+            <w:tcBorders>
+              <w:top w:val="single" w:sz="4" w:space="0" w:color="E5E1D8"/>
+              <w:left w:val="single" w:sz="4" w:space="0" w:color="E5E1D8"/>
+              <w:bottom w:val="single" w:sz="4" w:space="0" w:color="E5E1D8"/>
+              <w:right w:val="single" w:sz="4" w:space="0" w:color="E5E1D8"/>
+            </w:tcBorders>
+          </w:tcPr>
+          <w:p>
+            <w:pPr>
+              <w:spacing w:before="50" w:after="50" w:line="254" w:lineRule="auto"/>
+            </w:pPr>
+            <w:r/>
+            <w:r>
+              <w:rPr>
+                <w:rFonts w:ascii="Calibri" w:hAnsi="Calibri" w:cs="Calibri"/>
+                <w:b w:val="0"/>
+                <w:i w:val="0"/>
+                <w:color w:val="1A1915"/>
+                <w:sz w:val="17"/>
+                <w:szCs w:val="18"/>
+              </w:rPr>
+              <w:t>2AFC — pick one, or declare a tie</w:t>
+            </w:r>
+          </w:p>
+        </w:tc>
+        <w:tc>
+          <w:tcPr>
+            <w:tcW w:type="dxa" w:w="4592"/>
+            <w:vAlign w:val="center"/>
+            <w:shd w:val="clear" w:color="auto" w:fill="FFFFFF"/>
+            <w:tcBorders>
+              <w:top w:val="single" w:sz="4" w:space="0" w:color="E5E1D8"/>
+              <w:left w:val="single" w:sz="4" w:space="0" w:color="E5E1D8"/>
+              <w:bottom w:val="single" w:sz="4" w:space="0" w:color="E5E1D8"/>
+              <w:right w:val="single" w:sz="4" w:space="0" w:color="E5E1D8"/>
+            </w:tcBorders>
+          </w:tcPr>
+          <w:p>
+            <w:pPr>
+              <w:spacing w:before="50" w:after="50" w:line="254" w:lineRule="auto"/>
+            </w:pPr>
+            <w:r/>
+            <w:r>
+              <w:rPr>
+                <w:rFonts w:ascii="Calibri" w:hAnsi="Calibri" w:cs="Calibri"/>
+                <w:b w:val="0"/>
+                <w:i w:val="0"/>
+                <w:color w:val="1A1915"/>
+                <w:sz w:val="17"/>
+                <w:szCs w:val="18"/>
+              </w:rPr>
+              <w:t>Needs no scale calibration between listeners, and resolves a given difference in far fewer trials than rating each system separately.</w:t>
+            </w:r>
+          </w:p>
+        </w:tc>
+      </w:tr>
+      <w:tr>
+        <w:tc>
+          <w:tcPr>
+            <w:tcW w:type="dxa" w:w="1501"/>
+            <w:vAlign w:val="center"/>
+            <w:shd w:val="clear" w:color="auto" w:fill="F4F2EC"/>
+            <w:tcBorders>
+              <w:top w:val="single" w:sz="4" w:space="0" w:color="E5E1D8"/>
+              <w:left w:val="single" w:sz="4" w:space="0" w:color="E5E1D8"/>
+              <w:bottom w:val="single" w:sz="4" w:space="0" w:color="E5E1D8"/>
+              <w:right w:val="single" w:sz="4" w:space="0" w:color="E5E1D8"/>
+            </w:tcBorders>
+          </w:tcPr>
+          <w:p>
+            <w:pPr>
+              <w:spacing w:before="50" w:after="50" w:line="254" w:lineRule="auto"/>
+            </w:pPr>
+            <w:r/>
+            <w:r>
+              <w:rPr>
+                <w:rFonts w:ascii="Calibri" w:hAnsi="Calibri" w:cs="Calibri"/>
+                <w:b w:val="0"/>
+                <w:i w:val="0"/>
+                <w:color w:val="1A1915"/>
+                <w:sz w:val="17"/>
+                <w:szCs w:val="18"/>
+              </w:rPr>
+              <w:t>Anchored</w:t>
+            </w:r>
+          </w:p>
+        </w:tc>
+        <w:tc>
+          <w:tcPr>
+            <w:tcW w:type="dxa" w:w="3267"/>
+            <w:vAlign w:val="center"/>
+            <w:shd w:val="clear" w:color="auto" w:fill="F4F2EC"/>
+            <w:tcBorders>
+              <w:top w:val="single" w:sz="4" w:space="0" w:color="E5E1D8"/>
+              <w:left w:val="single" w:sz="4" w:space="0" w:color="E5E1D8"/>
+              <w:bottom w:val="single" w:sz="4" w:space="0" w:color="E5E1D8"/>
+              <w:right w:val="single" w:sz="4" w:space="0" w:color="E5E1D8"/>
+            </w:tcBorders>
+          </w:tcPr>
+          <w:p>
+            <w:pPr>
+              <w:spacing w:before="50" w:after="50" w:line="254" w:lineRule="auto"/>
+            </w:pPr>
+            <w:r/>
+            <w:r>
+              <w:rPr>
+                <w:rFonts w:ascii="Calibri" w:hAnsi="Calibri" w:cs="Calibri"/>
+                <w:b w:val="0"/>
+                <w:i w:val="0"/>
+                <w:color w:val="1A1915"/>
+                <w:sz w:val="17"/>
+                <w:szCs w:val="18"/>
+              </w:rPr>
+              <w:t>A share of trials pit a contender against a known-bad model</w:t>
+            </w:r>
+          </w:p>
+        </w:tc>
+        <w:tc>
+          <w:tcPr>
+            <w:tcW w:type="dxa" w:w="4592"/>
+            <w:vAlign w:val="center"/>
+            <w:shd w:val="clear" w:color="auto" w:fill="F4F2EC"/>
+            <w:tcBorders>
+              <w:top w:val="single" w:sz="4" w:space="0" w:color="E5E1D8"/>
+              <w:left w:val="single" w:sz="4" w:space="0" w:color="E5E1D8"/>
+              <w:bottom w:val="single" w:sz="4" w:space="0" w:color="E5E1D8"/>
+              <w:right w:val="single" w:sz="4" w:space="0" w:color="E5E1D8"/>
+            </w:tcBorders>
+          </w:tcPr>
+          <w:p>
+            <w:pPr>
+              <w:spacing w:before="50" w:after="50" w:line="254" w:lineRule="auto"/>
+            </w:pPr>
+            <w:r/>
+            <w:r>
+              <w:rPr>
+                <w:rFonts w:ascii="Calibri" w:hAnsi="Calibri" w:cs="Calibri"/>
+                <w:b w:val="0"/>
+                <w:i w:val="0"/>
+                <w:color w:val="1A1915"/>
+                <w:sz w:val="17"/>
+                <w:szCs w:val="18"/>
+              </w:rPr>
+              <w:t>An unsupervised remote test cannot otherwise distinguish a careful listener from someone clicking through. Six anchors minimum: at four, random clicking passes 31% of the time.</w:t>
+            </w:r>
+          </w:p>
+        </w:tc>
+      </w:tr>
+      <w:tr>
+        <w:tc>
+          <w:tcPr>
+            <w:tcW w:type="dxa" w:w="1501"/>
+            <w:vAlign w:val="center"/>
+            <w:shd w:val="clear" w:color="auto" w:fill="FFFFFF"/>
+            <w:tcBorders>
+              <w:top w:val="single" w:sz="4" w:space="0" w:color="E5E1D8"/>
+              <w:left w:val="single" w:sz="4" w:space="0" w:color="E5E1D8"/>
+              <w:bottom w:val="single" w:sz="4" w:space="0" w:color="E5E1D8"/>
+              <w:right w:val="single" w:sz="4" w:space="0" w:color="E5E1D8"/>
+            </w:tcBorders>
+          </w:tcPr>
+          <w:p>
+            <w:pPr>
+              <w:spacing w:before="50" w:after="50" w:line="254" w:lineRule="auto"/>
+            </w:pPr>
+            <w:r/>
+            <w:r>
+              <w:rPr>
+                <w:rFonts w:ascii="Calibri" w:hAnsi="Calibri" w:cs="Calibri"/>
+                <w:b w:val="0"/>
+                <w:i w:val="0"/>
+                <w:color w:val="1A1915"/>
+                <w:sz w:val="17"/>
+                <w:szCs w:val="18"/>
+              </w:rPr>
+              <w:t>Single question</w:t>
+            </w:r>
+          </w:p>
+        </w:tc>
+        <w:tc>
+          <w:tcPr>
+            <w:tcW w:type="dxa" w:w="3267"/>
+            <w:vAlign w:val="center"/>
+            <w:shd w:val="clear" w:color="auto" w:fill="FFFFFF"/>
+            <w:tcBorders>
+              <w:top w:val="single" w:sz="4" w:space="0" w:color="E5E1D8"/>
+              <w:left w:val="single" w:sz="4" w:space="0" w:color="E5E1D8"/>
+              <w:bottom w:val="single" w:sz="4" w:space="0" w:color="E5E1D8"/>
+              <w:right w:val="single" w:sz="4" w:space="0" w:color="E5E1D8"/>
+            </w:tcBorders>
+          </w:tcPr>
+          <w:p>
+            <w:pPr>
+              <w:spacing w:before="50" w:after="50" w:line="254" w:lineRule="auto"/>
+            </w:pPr>
+            <w:r/>
+            <w:r>
+              <w:rPr>
+                <w:rFonts w:ascii="Calibri" w:hAnsi="Calibri" w:cs="Calibri"/>
+                <w:b w:val="0"/>
+                <w:i w:val="0"/>
+                <w:color w:val="1A1915"/>
+                <w:sz w:val="17"/>
+                <w:szCs w:val="18"/>
+              </w:rPr>
+              <w:t>Naturalness only, with explicit instruction to ignore word errors</w:t>
+            </w:r>
+          </w:p>
+        </w:tc>
+        <w:tc>
+          <w:tcPr>
+            <w:tcW w:type="dxa" w:w="4592"/>
+            <w:vAlign w:val="center"/>
+            <w:shd w:val="clear" w:color="auto" w:fill="FFFFFF"/>
+            <w:tcBorders>
+              <w:top w:val="single" w:sz="4" w:space="0" w:color="E5E1D8"/>
+              <w:left w:val="single" w:sz="4" w:space="0" w:color="E5E1D8"/>
+              <w:bottom w:val="single" w:sz="4" w:space="0" w:color="E5E1D8"/>
+              <w:right w:val="single" w:sz="4" w:space="0" w:color="E5E1D8"/>
+            </w:tcBorders>
+          </w:tcPr>
+          <w:p>
+            <w:pPr>
+              <w:spacing w:before="50" w:after="50" w:line="254" w:lineRule="auto"/>
+            </w:pPr>
+            <w:r/>
+            <w:r>
+              <w:rPr>
+                <w:rFonts w:ascii="Calibri" w:hAnsi="Calibri" w:cs="Calibri"/>
+                <w:b w:val="0"/>
+                <w:i w:val="0"/>
+                <w:color w:val="1A1915"/>
+                <w:sz w:val="17"/>
+                <w:szCs w:val="18"/>
+              </w:rPr>
+              <w:t>CER already answers intelligibility. Without the instruction the test re-measures it — where VoxCPM2 already wins — and manufactures agreement instead of testing for it.</w:t>
+            </w:r>
+          </w:p>
+        </w:tc>
+      </w:tr>
+    </w:tbl>
+    <w:p>
+      <w:pPr>
+        <w:spacing w:after="40"/>
+      </w:pPr>
+    </w:p>
+    <w:p>
+      <w:pPr>
+        <w:spacing w:after="240" w:before="0" w:line="283" w:lineRule="auto"/>
+      </w:pPr>
+      <w:r>
+        <w:rPr>
+          <w:rFonts w:ascii="Calibri" w:hAnsi="Calibri" w:cs="Calibri"/>
+          <w:b w:val="0"/>
+          <w:i/>
+          <w:color w:val="6B6A62"/>
+          <w:sz w:val="17"/>
+          <w:szCs w:val="17"/>
+        </w:rPr>
+        <w:t>Table 7 — the design requirements. Implemented in evaluation/listening_test.py, which emits a single self-contained HTML file per study and a separate answer key that never travels with it.</w:t>
+      </w:r>
+    </w:p>
+    <w:p>
+      <w:pPr>
+        <w:keepNext/>
+        <w:spacing w:before="240" w:after="80"/>
+      </w:pPr>
+      <w:r>
+        <w:rPr>
+          <w:rFonts w:ascii="Georgia" w:hAnsi="Georgia" w:cs="Georgia"/>
+          <w:b/>
+          <w:i w:val="0"/>
+          <w:color w:val="1A1915"/>
+          <w:sz w:val="23"/>
+          <w:szCs w:val="23"/>
+        </w:rPr>
+        <w:t>How many listeners, and how many sentences</w:t>
+      </w:r>
+    </w:p>
+    <w:p>
+      <w:pPr>
+        <w:spacing w:after="120" w:before="0" w:line="283" w:lineRule="auto"/>
+      </w:pPr>
+      <w:r>
+        <w:rPr>
+          <w:rFonts w:ascii="Calibri" w:hAnsi="Calibri" w:cs="Calibri"/>
+          <w:b w:val="0"/>
+          <w:i w:val="0"/>
+          <w:color w:val="1A1915"/>
+          <w:sz w:val="21"/>
+          <w:szCs w:val="21"/>
+        </w:rPr>
+        <w:t>This is the part most often got wrong, and getting it wrong produces a null result that reads like a finding. Against a 50% null at 95% confidence and 80% power:</w:t>
+      </w:r>
+    </w:p>
+    <w:tbl>
+      <w:tblPr>
+        <w:tblStyle w:val="TableGrid"/>
+        <w:tblW w:type="auto" w:w="0"/>
+        <w:tblLayout w:type="fixed"/>
+        <w:tblLook w:firstColumn="1" w:firstRow="1" w:lastColumn="0" w:lastRow="0" w:noHBand="0" w:noVBand="1" w:val="04A0"/>
+      </w:tblPr>
+      <w:tblGrid>
+        <w:gridCol w:w="3120"/>
+        <w:gridCol w:w="3120"/>
+        <w:gridCol w:w="3120"/>
+      </w:tblGrid>
+      <w:tr>
+        <w:tc>
+          <w:tcPr>
+            <w:tcW w:type="dxa" w:w="2649"/>
+            <w:vAlign w:val="center"/>
+            <w:shd w:val="clear" w:color="auto" w:fill="0B776F"/>
+            <w:tcBorders>
+              <w:top w:val="single" w:sz="4" w:space="0" w:color="E5E1D8"/>
+              <w:left w:val="single" w:sz="4" w:space="0" w:color="E5E1D8"/>
+              <w:bottom w:val="single" w:sz="4" w:space="0" w:color="E5E1D8"/>
+              <w:right w:val="single" w:sz="4" w:space="0" w:color="E5E1D8"/>
+            </w:tcBorders>
+          </w:tcPr>
+          <w:p>
+            <w:pPr>
+              <w:spacing w:before="50" w:after="50" w:line="254" w:lineRule="auto"/>
+            </w:pPr>
+            <w:r/>
+            <w:r>
+              <w:rPr>
+                <w:rFonts w:ascii="Calibri" w:hAnsi="Calibri" w:cs="Calibri"/>
+                <w:b/>
+                <w:i w:val="0"/>
+                <w:color w:val="FFFFFF"/>
+                <w:sz w:val="17"/>
+                <w:szCs w:val="18"/>
+              </w:rPr>
+              <w:t>If the true preference is…</w:t>
+            </w:r>
+          </w:p>
+        </w:tc>
+        <w:tc>
+          <w:tcPr>
+            <w:tcW w:type="dxa" w:w="1589"/>
+            <w:vAlign w:val="center"/>
+            <w:shd w:val="clear" w:color="auto" w:fill="0B776F"/>
+            <w:tcBorders>
+              <w:top w:val="single" w:sz="4" w:space="0" w:color="E5E1D8"/>
+              <w:left w:val="single" w:sz="4" w:space="0" w:color="E5E1D8"/>
+              <w:bottom w:val="single" w:sz="4" w:space="0" w:color="E5E1D8"/>
+              <w:right w:val="single" w:sz="4" w:space="0" w:color="E5E1D8"/>
+            </w:tcBorders>
+          </w:tcPr>
+          <w:p>
+            <w:pPr>
+              <w:spacing w:before="50" w:after="50" w:line="254" w:lineRule="auto"/>
+            </w:pPr>
+            <w:r/>
+            <w:r>
+              <w:rPr>
+                <w:rFonts w:ascii="Calibri" w:hAnsi="Calibri" w:cs="Calibri"/>
+                <w:b/>
+                <w:i w:val="0"/>
+                <w:color w:val="FFFFFF"/>
+                <w:sz w:val="17"/>
+                <w:szCs w:val="18"/>
+              </w:rPr>
+              <w:t>Trials needed</w:t>
+            </w:r>
+          </w:p>
+        </w:tc>
+        <w:tc>
+          <w:tcPr>
+            <w:tcW w:type="dxa" w:w="5122"/>
+            <w:vAlign w:val="center"/>
+            <w:shd w:val="clear" w:color="auto" w:fill="0B776F"/>
+            <w:tcBorders>
+              <w:top w:val="single" w:sz="4" w:space="0" w:color="E5E1D8"/>
+              <w:left w:val="single" w:sz="4" w:space="0" w:color="E5E1D8"/>
+              <w:bottom w:val="single" w:sz="4" w:space="0" w:color="E5E1D8"/>
+              <w:right w:val="single" w:sz="4" w:space="0" w:color="E5E1D8"/>
+            </w:tcBorders>
+          </w:tcPr>
+          <w:p>
+            <w:pPr>
+              <w:spacing w:before="50" w:after="50" w:line="254" w:lineRule="auto"/>
+            </w:pPr>
+            <w:r/>
+            <w:r>
+              <w:rPr>
+                <w:rFonts w:ascii="Calibri" w:hAnsi="Calibri" w:cs="Calibri"/>
+                <w:b/>
+                <w:i w:val="0"/>
+                <w:color w:val="FFFFFF"/>
+                <w:sz w:val="17"/>
+                <w:szCs w:val="18"/>
+              </w:rPr>
+              <w:t>Practical configuration</w:t>
+            </w:r>
+          </w:p>
+        </w:tc>
+      </w:tr>
+      <w:tr>
+        <w:tc>
+          <w:tcPr>
+            <w:tcW w:type="dxa" w:w="2649"/>
+            <w:vAlign w:val="center"/>
+            <w:shd w:val="clear" w:color="auto" w:fill="FFFFFF"/>
+            <w:tcBorders>
+              <w:top w:val="single" w:sz="4" w:space="0" w:color="E5E1D8"/>
+              <w:left w:val="single" w:sz="4" w:space="0" w:color="E5E1D8"/>
+              <w:bottom w:val="single" w:sz="4" w:space="0" w:color="E5E1D8"/>
+              <w:right w:val="single" w:sz="4" w:space="0" w:color="E5E1D8"/>
+            </w:tcBorders>
+          </w:tcPr>
+          <w:p>
+            <w:pPr>
+              <w:spacing w:before="50" w:after="50" w:line="254" w:lineRule="auto"/>
+            </w:pPr>
+            <w:r/>
+            <w:r>
+              <w:rPr>
+                <w:rFonts w:ascii="Calibri" w:hAnsi="Calibri" w:cs="Calibri"/>
+                <w:b w:val="0"/>
+                <w:i w:val="0"/>
+                <w:color w:val="1A1915"/>
+                <w:sz w:val="17"/>
+                <w:szCs w:val="18"/>
+              </w:rPr>
+              <w:t>70 / 30</w:t>
+            </w:r>
+          </w:p>
+        </w:tc>
+        <w:tc>
+          <w:tcPr>
+            <w:tcW w:type="dxa" w:w="1589"/>
+            <w:vAlign w:val="center"/>
+            <w:shd w:val="clear" w:color="auto" w:fill="FFFFFF"/>
+            <w:tcBorders>
+              <w:top w:val="single" w:sz="4" w:space="0" w:color="E5E1D8"/>
+              <w:left w:val="single" w:sz="4" w:space="0" w:color="E5E1D8"/>
+              <w:bottom w:val="single" w:sz="4" w:space="0" w:color="E5E1D8"/>
+              <w:right w:val="single" w:sz="4" w:space="0" w:color="E5E1D8"/>
+            </w:tcBorders>
+          </w:tcPr>
+          <w:p>
+            <w:pPr>
+              <w:spacing w:before="50" w:after="50" w:line="254" w:lineRule="auto"/>
+            </w:pPr>
+            <w:r/>
+            <w:r>
+              <w:rPr>
+                <w:rFonts w:ascii="Calibri" w:hAnsi="Calibri" w:cs="Calibri"/>
+                <w:b w:val="0"/>
+                <w:i w:val="0"/>
+                <w:color w:val="1A1915"/>
+                <w:sz w:val="17"/>
+                <w:szCs w:val="18"/>
+              </w:rPr>
+              <w:t>47</w:t>
+            </w:r>
+          </w:p>
+        </w:tc>
+        <w:tc>
+          <w:tcPr>
+            <w:tcW w:type="dxa" w:w="5122"/>
+            <w:vAlign w:val="center"/>
+            <w:shd w:val="clear" w:color="auto" w:fill="FFFFFF"/>
+            <w:tcBorders>
+              <w:top w:val="single" w:sz="4" w:space="0" w:color="E5E1D8"/>
+              <w:left w:val="single" w:sz="4" w:space="0" w:color="E5E1D8"/>
+              <w:bottom w:val="single" w:sz="4" w:space="0" w:color="E5E1D8"/>
+              <w:right w:val="single" w:sz="4" w:space="0" w:color="E5E1D8"/>
+            </w:tcBorders>
+          </w:tcPr>
+          <w:p>
+            <w:pPr>
+              <w:spacing w:before="50" w:after="50" w:line="254" w:lineRule="auto"/>
+            </w:pPr>
+            <w:r/>
+            <w:r>
+              <w:rPr>
+                <w:rFonts w:ascii="Calibri" w:hAnsi="Calibri" w:cs="Calibri"/>
+                <w:b w:val="0"/>
+                <w:i w:val="0"/>
+                <w:color w:val="1A1915"/>
+                <w:sz w:val="17"/>
+                <w:szCs w:val="18"/>
+              </w:rPr>
+              <w:t>2 listeners × 25 sentences</w:t>
+            </w:r>
+          </w:p>
+        </w:tc>
+      </w:tr>
+      <w:tr>
+        <w:tc>
+          <w:tcPr>
+            <w:tcW w:type="dxa" w:w="2649"/>
+            <w:vAlign w:val="center"/>
+            <w:shd w:val="clear" w:color="auto" w:fill="F4F2EC"/>
+            <w:tcBorders>
+              <w:top w:val="single" w:sz="4" w:space="0" w:color="E5E1D8"/>
+              <w:left w:val="single" w:sz="4" w:space="0" w:color="E5E1D8"/>
+              <w:bottom w:val="single" w:sz="4" w:space="0" w:color="E5E1D8"/>
+              <w:right w:val="single" w:sz="4" w:space="0" w:color="E5E1D8"/>
+            </w:tcBorders>
+          </w:tcPr>
+          <w:p>
+            <w:pPr>
+              <w:spacing w:before="50" w:after="50" w:line="254" w:lineRule="auto"/>
+            </w:pPr>
+            <w:r/>
+            <w:r>
+              <w:rPr>
+                <w:rFonts w:ascii="Calibri" w:hAnsi="Calibri" w:cs="Calibri"/>
+                <w:b w:val="0"/>
+                <w:i w:val="0"/>
+                <w:color w:val="1A1915"/>
+                <w:sz w:val="17"/>
+                <w:szCs w:val="18"/>
+              </w:rPr>
+              <w:t>65 / 35</w:t>
+            </w:r>
+          </w:p>
+        </w:tc>
+        <w:tc>
+          <w:tcPr>
+            <w:tcW w:type="dxa" w:w="1589"/>
+            <w:vAlign w:val="center"/>
+            <w:shd w:val="clear" w:color="auto" w:fill="F4F2EC"/>
+            <w:tcBorders>
+              <w:top w:val="single" w:sz="4" w:space="0" w:color="E5E1D8"/>
+              <w:left w:val="single" w:sz="4" w:space="0" w:color="E5E1D8"/>
+              <w:bottom w:val="single" w:sz="4" w:space="0" w:color="E5E1D8"/>
+              <w:right w:val="single" w:sz="4" w:space="0" w:color="E5E1D8"/>
+            </w:tcBorders>
+          </w:tcPr>
+          <w:p>
+            <w:pPr>
+              <w:spacing w:before="50" w:after="50" w:line="254" w:lineRule="auto"/>
+            </w:pPr>
+            <w:r/>
+            <w:r>
+              <w:rPr>
+                <w:rFonts w:ascii="Calibri" w:hAnsi="Calibri" w:cs="Calibri"/>
+                <w:b w:val="0"/>
+                <w:i w:val="0"/>
+                <w:color w:val="1A1915"/>
+                <w:sz w:val="17"/>
+                <w:szCs w:val="18"/>
+              </w:rPr>
+              <w:t>85</w:t>
+            </w:r>
+          </w:p>
+        </w:tc>
+        <w:tc>
+          <w:tcPr>
+            <w:tcW w:type="dxa" w:w="5122"/>
+            <w:vAlign w:val="center"/>
+            <w:shd w:val="clear" w:color="auto" w:fill="F4F2EC"/>
+            <w:tcBorders>
+              <w:top w:val="single" w:sz="4" w:space="0" w:color="E5E1D8"/>
+              <w:left w:val="single" w:sz="4" w:space="0" w:color="E5E1D8"/>
+              <w:bottom w:val="single" w:sz="4" w:space="0" w:color="E5E1D8"/>
+              <w:right w:val="single" w:sz="4" w:space="0" w:color="E5E1D8"/>
+            </w:tcBorders>
+          </w:tcPr>
+          <w:p>
+            <w:pPr>
+              <w:spacing w:before="50" w:after="50" w:line="254" w:lineRule="auto"/>
+            </w:pPr>
+            <w:r/>
+            <w:r>
+              <w:rPr>
+                <w:rFonts w:ascii="Calibri" w:hAnsi="Calibri" w:cs="Calibri"/>
+                <w:b w:val="0"/>
+                <w:i w:val="0"/>
+                <w:color w:val="1A1915"/>
+                <w:sz w:val="17"/>
+                <w:szCs w:val="18"/>
+              </w:rPr>
+              <w:t>3 listeners × 30 sentences</w:t>
+            </w:r>
+          </w:p>
+        </w:tc>
+      </w:tr>
+      <w:tr>
+        <w:tc>
+          <w:tcPr>
+            <w:tcW w:type="dxa" w:w="2649"/>
+            <w:vAlign w:val="center"/>
+            <w:shd w:val="clear" w:color="auto" w:fill="FFFFFF"/>
+            <w:tcBorders>
+              <w:top w:val="single" w:sz="4" w:space="0" w:color="E5E1D8"/>
+              <w:left w:val="single" w:sz="4" w:space="0" w:color="E5E1D8"/>
+              <w:bottom w:val="single" w:sz="4" w:space="0" w:color="E5E1D8"/>
+              <w:right w:val="single" w:sz="4" w:space="0" w:color="E5E1D8"/>
+            </w:tcBorders>
+          </w:tcPr>
+          <w:p>
+            <w:pPr>
+              <w:spacing w:before="50" w:after="50" w:line="254" w:lineRule="auto"/>
+            </w:pPr>
+            <w:r/>
+            <w:r>
+              <w:rPr>
+                <w:rFonts w:ascii="Calibri" w:hAnsi="Calibri" w:cs="Calibri"/>
+                <w:b w:val="0"/>
+                <w:i w:val="0"/>
+                <w:color w:val="1A1915"/>
+                <w:sz w:val="17"/>
+                <w:szCs w:val="18"/>
+              </w:rPr>
+              <w:t>60 / 40</w:t>
+            </w:r>
+          </w:p>
+        </w:tc>
+        <w:tc>
+          <w:tcPr>
+            <w:tcW w:type="dxa" w:w="1589"/>
+            <w:vAlign w:val="center"/>
+            <w:shd w:val="clear" w:color="auto" w:fill="FFFFFF"/>
+            <w:tcBorders>
+              <w:top w:val="single" w:sz="4" w:space="0" w:color="E5E1D8"/>
+              <w:left w:val="single" w:sz="4" w:space="0" w:color="E5E1D8"/>
+              <w:bottom w:val="single" w:sz="4" w:space="0" w:color="E5E1D8"/>
+              <w:right w:val="single" w:sz="4" w:space="0" w:color="E5E1D8"/>
+            </w:tcBorders>
+          </w:tcPr>
+          <w:p>
+            <w:pPr>
+              <w:spacing w:before="50" w:after="50" w:line="254" w:lineRule="auto"/>
+            </w:pPr>
+            <w:r/>
+            <w:r>
+              <w:rPr>
+                <w:rFonts w:ascii="Calibri" w:hAnsi="Calibri" w:cs="Calibri"/>
+                <w:b w:val="0"/>
+                <w:i w:val="0"/>
+                <w:color w:val="1A1915"/>
+                <w:sz w:val="17"/>
+                <w:szCs w:val="18"/>
+              </w:rPr>
+              <w:t>194</w:t>
+            </w:r>
+          </w:p>
+        </w:tc>
+        <w:tc>
+          <w:tcPr>
+            <w:tcW w:type="dxa" w:w="5122"/>
+            <w:vAlign w:val="center"/>
+            <w:shd w:val="clear" w:color="auto" w:fill="FFFFFF"/>
+            <w:tcBorders>
+              <w:top w:val="single" w:sz="4" w:space="0" w:color="E5E1D8"/>
+              <w:left w:val="single" w:sz="4" w:space="0" w:color="E5E1D8"/>
+              <w:bottom w:val="single" w:sz="4" w:space="0" w:color="E5E1D8"/>
+              <w:right w:val="single" w:sz="4" w:space="0" w:color="E5E1D8"/>
+            </w:tcBorders>
+          </w:tcPr>
+          <w:p>
+            <w:pPr>
+              <w:spacing w:before="50" w:after="50" w:line="254" w:lineRule="auto"/>
+            </w:pPr>
+            <w:r/>
+            <w:r>
+              <w:rPr>
+                <w:rFonts w:ascii="Calibri" w:hAnsi="Calibri" w:cs="Calibri"/>
+                <w:b/>
+                <w:i w:val="0"/>
+                <w:color w:val="1A1915"/>
+                <w:sz w:val="17"/>
+                <w:szCs w:val="18"/>
+              </w:rPr>
+              <w:t>5 listeners × 40 sentences</w:t>
+            </w:r>
+            <w:r>
+              <w:rPr>
+                <w:rFonts w:ascii="Calibri" w:hAnsi="Calibri" w:cs="Calibri"/>
+                <w:b w:val="0"/>
+                <w:i w:val="0"/>
+                <w:color w:val="1A1915"/>
+                <w:sz w:val="17"/>
+                <w:szCs w:val="18"/>
+              </w:rPr>
+              <w:t xml:space="preserve"> — the default</w:t>
+            </w:r>
+          </w:p>
+        </w:tc>
+      </w:tr>
+      <w:tr>
+        <w:tc>
+          <w:tcPr>
+            <w:tcW w:type="dxa" w:w="2649"/>
+            <w:vAlign w:val="center"/>
+            <w:shd w:val="clear" w:color="auto" w:fill="F4F2EC"/>
+            <w:tcBorders>
+              <w:top w:val="single" w:sz="4" w:space="0" w:color="E5E1D8"/>
+              <w:left w:val="single" w:sz="4" w:space="0" w:color="E5E1D8"/>
+              <w:bottom w:val="single" w:sz="4" w:space="0" w:color="E5E1D8"/>
+              <w:right w:val="single" w:sz="4" w:space="0" w:color="E5E1D8"/>
+            </w:tcBorders>
+          </w:tcPr>
+          <w:p>
+            <w:pPr>
+              <w:spacing w:before="50" w:after="50" w:line="254" w:lineRule="auto"/>
+            </w:pPr>
+            <w:r/>
+            <w:r>
+              <w:rPr>
+                <w:rFonts w:ascii="Calibri" w:hAnsi="Calibri" w:cs="Calibri"/>
+                <w:b w:val="0"/>
+                <w:i w:val="0"/>
+                <w:color w:val="1A1915"/>
+                <w:sz w:val="17"/>
+                <w:szCs w:val="18"/>
+              </w:rPr>
+              <w:t>55 / 45</w:t>
+            </w:r>
+          </w:p>
+        </w:tc>
+        <w:tc>
+          <w:tcPr>
+            <w:tcW w:type="dxa" w:w="1589"/>
+            <w:vAlign w:val="center"/>
+            <w:shd w:val="clear" w:color="auto" w:fill="F4F2EC"/>
+            <w:tcBorders>
+              <w:top w:val="single" w:sz="4" w:space="0" w:color="E5E1D8"/>
+              <w:left w:val="single" w:sz="4" w:space="0" w:color="E5E1D8"/>
+              <w:bottom w:val="single" w:sz="4" w:space="0" w:color="E5E1D8"/>
+              <w:right w:val="single" w:sz="4" w:space="0" w:color="E5E1D8"/>
+            </w:tcBorders>
+          </w:tcPr>
+          <w:p>
+            <w:pPr>
+              <w:spacing w:before="50" w:after="50" w:line="254" w:lineRule="auto"/>
+            </w:pPr>
+            <w:r/>
+            <w:r>
+              <w:rPr>
+                <w:rFonts w:ascii="Calibri" w:hAnsi="Calibri" w:cs="Calibri"/>
+                <w:b w:val="0"/>
+                <w:i w:val="0"/>
+                <w:color w:val="1A1915"/>
+                <w:sz w:val="17"/>
+                <w:szCs w:val="18"/>
+              </w:rPr>
+              <w:t>776</w:t>
+            </w:r>
+          </w:p>
+        </w:tc>
+        <w:tc>
+          <w:tcPr>
+            <w:tcW w:type="dxa" w:w="5122"/>
+            <w:vAlign w:val="center"/>
+            <w:shd w:val="clear" w:color="auto" w:fill="F4F2EC"/>
+            <w:tcBorders>
+              <w:top w:val="single" w:sz="4" w:space="0" w:color="E5E1D8"/>
+              <w:left w:val="single" w:sz="4" w:space="0" w:color="E5E1D8"/>
+              <w:bottom w:val="single" w:sz="4" w:space="0" w:color="E5E1D8"/>
+              <w:right w:val="single" w:sz="4" w:space="0" w:color="E5E1D8"/>
+            </w:tcBorders>
+          </w:tcPr>
+          <w:p>
+            <w:pPr>
+              <w:spacing w:before="50" w:after="50" w:line="254" w:lineRule="auto"/>
+            </w:pPr>
+            <w:r/>
+            <w:r>
+              <w:rPr>
+                <w:rFonts w:ascii="Calibri" w:hAnsi="Calibri" w:cs="Calibri"/>
+                <w:b w:val="0"/>
+                <w:i w:val="0"/>
+                <w:color w:val="1A1915"/>
+                <w:sz w:val="17"/>
+                <w:szCs w:val="18"/>
+              </w:rPr>
+              <w:t>10 listeners × 80 — rarely worth it; at this margin the two systems are interchangeable for most purposes</w:t>
+            </w:r>
+          </w:p>
+        </w:tc>
+      </w:tr>
+    </w:tbl>
+    <w:p>
+      <w:pPr>
+        <w:spacing w:after="40"/>
+      </w:pPr>
+    </w:p>
+    <w:p>
+      <w:pPr>
+        <w:spacing w:after="240" w:before="0" w:line="283" w:lineRule="auto"/>
+      </w:pPr>
+      <w:r>
+        <w:rPr>
+          <w:rFonts w:ascii="Calibri" w:hAnsi="Calibri" w:cs="Calibri"/>
+          <w:b w:val="0"/>
+          <w:i/>
+          <w:color w:val="6B6A62"/>
+          <w:sz w:val="17"/>
+          <w:szCs w:val="17"/>
+        </w:rPr>
+        <w:t>Table 8 — statistical power for a two-alternative forced choice. Trials from one listener are correlated, so the totals here flatter the real power; the honest unit of replication is the listener, which is why the analysis reports per-listener rates and a sign test across listeners alongside the pooled interval.</w:t>
+      </w:r>
+    </w:p>
+    <w:p>
+      <w:pPr>
+        <w:spacing w:after="120" w:line="283" w:lineRule="auto"/>
+      </w:pPr>
+      <w:r>
+        <w:rPr>
+          <w:rFonts w:ascii="Calibri" w:hAnsi="Calibri" w:cs="Calibri"/>
+          <w:b/>
+          <w:color w:val="1A1915"/>
+          <w:sz w:val="21"/>
+          <w:szCs w:val="21"/>
+        </w:rPr>
+        <w:t xml:space="preserve">The reporting rule that follows: </w:t>
+      </w:r>
+      <w:r>
+        <w:rPr>
+          <w:rFonts w:ascii="Calibri" w:hAnsi="Calibri" w:cs="Calibri"/>
+          <w:color w:val="1A1915"/>
+          <w:sz w:val="21"/>
+          <w:szCs w:val="21"/>
+        </w:rPr>
+        <w:t>a preference rate is not a result without an interval. “VoxCPM2 preferred 58% of the time” says nothing; “58%, 95% CI [50.4%, 65.5%]” says the interval barely excludes chance, and a reader can see that one more ambivalent listener would sink it. evaluation/listening_analyse.py reports the Wilson interval, an exact binomial p-value, per-listener rates, catch-trial pass rates, and a side-bias check — and refuses to call a winner when the interval includes 50%.</w:t>
+      </w:r>
+    </w:p>
+    <w:p>
+      <w:pPr>
+        <w:spacing w:after="240" w:before="0" w:line="283" w:lineRule="auto"/>
+      </w:pPr>
+      <w:r>
+        <w:rPr>
+          <w:rFonts w:ascii="Calibri" w:hAnsi="Calibri" w:cs="Calibri"/>
+          <w:b w:val="0"/>
+          <w:i w:val="0"/>
+          <w:color w:val="1A1915"/>
+          <w:sz w:val="21"/>
+          <w:szCs w:val="21"/>
+        </w:rPr>
+        <w:t>One further caution, visible in a dry run of the analysis: five listeners can produce a pooled interval that excludes 50% while the listener-level sign test does not, because 200 trials from five people are not 200 independent observations. When the two disagree, the sign test is the conservative reading and the study is better described as suggestive.</w:t>
+      </w:r>
+    </w:p>
+    <w:p>
+      <w:pPr>
+        <w:keepNext/>
+        <w:spacing w:before="320" w:after="120"/>
+      </w:pPr>
+      <w:r>
+        <w:rPr>
+          <w:rFonts w:ascii="Georgia" w:hAnsi="Georgia" w:cs="Georgia"/>
+          <w:b/>
+          <w:i w:val="0"/>
+          <w:color w:val="134E4A"/>
+          <w:sz w:val="28"/>
+          <w:szCs w:val="28"/>
+        </w:rPr>
+        <w:t>6.9  The evaluation plan this leaves</w:t>
       </w:r>
     </w:p>
     <w:p>
@@ -20280,7 +21723,7 @@
           <w:sz w:val="17"/>
           <w:szCs w:val="17"/>
         </w:rPr>
-        <w:t>Table 7 — side by side. The CER row is the one that changed: measured against a Khmer-capable ASR it separates the two contenders, where every metric in the first pass failed to. The UTMOS row is retained only to show what was measured — per §6.7 it is inverted for Khmer and must not be used to rank.</w:t>
+        <w:t>Table 9 — side by side. The CER row is the one that changed: measured against a Khmer-capable ASR it separates the two contenders, where every metric in the first pass failed to. The UTMOS row is retained only to show what was measured — per §6.7 it is inverted for Khmer and must not be used to rank.</w:t>
       </w:r>
     </w:p>
     <w:p>

--- a/docs/Smean-TTS-Literature-Review.docx
+++ b/docs/Smean-TTS-Literature-Review.docx
@@ -5136,7 +5136,29 @@
                 <w:sz w:val="17"/>
                 <w:szCs w:val="18"/>
               </w:rPr>
-              <w:t>Hard failure in `validate` on a mismatch.</w:t>
+              <w:t xml:space="preserve">Hard failure in </w:t>
+            </w:r>
+            <w:r>
+              <w:rPr>
+                <w:rFonts w:ascii="Courier New" w:hAnsi="Courier New" w:cs="Khmer OS System"/>
+                <w:b w:val="0"/>
+                <w:i w:val="0"/>
+                <w:color w:val="1A1915"/>
+                <w:sz w:val="16"/>
+                <w:szCs w:val="16"/>
+              </w:rPr>
+              <w:t>validate</w:t>
+            </w:r>
+            <w:r>
+              <w:rPr>
+                <w:rFonts w:ascii="Calibri" w:hAnsi="Calibri" w:cs="Calibri"/>
+                <w:b w:val="0"/>
+                <w:i w:val="0"/>
+                <w:color w:val="1A1915"/>
+                <w:sz w:val="17"/>
+                <w:szCs w:val="18"/>
+              </w:rPr>
+              <w:t xml:space="preserve"> on a mismatch.</w:t>
             </w:r>
           </w:p>
         </w:tc>
@@ -8046,7 +8068,29 @@
                 <w:sz w:val="17"/>
                 <w:szCs w:val="18"/>
               </w:rPr>
-              <w:t>Re-run `voxcpm validate`; spot-check alignment by hand.</w:t>
+              <w:t xml:space="preserve">Re-run </w:t>
+            </w:r>
+            <w:r>
+              <w:rPr>
+                <w:rFonts w:ascii="Courier New" w:hAnsi="Courier New" w:cs="Khmer OS System"/>
+                <w:b w:val="0"/>
+                <w:i w:val="0"/>
+                <w:color w:val="1A1915"/>
+                <w:sz w:val="16"/>
+                <w:szCs w:val="16"/>
+              </w:rPr>
+              <w:t>voxcpm validate</w:t>
+            </w:r>
+            <w:r>
+              <w:rPr>
+                <w:rFonts w:ascii="Calibri" w:hAnsi="Calibri" w:cs="Calibri"/>
+                <w:b w:val="0"/>
+                <w:i w:val="0"/>
+                <w:color w:val="1A1915"/>
+                <w:sz w:val="17"/>
+                <w:szCs w:val="18"/>
+              </w:rPr>
+              <w:t>; spot-check alignment by hand.</w:t>
             </w:r>
           </w:p>
         </w:tc>
@@ -21187,7 +21231,18 @@
                 <w:sz w:val="17"/>
                 <w:szCs w:val="18"/>
               </w:rPr>
-              <w:t>None</w:t>
+              <w:t xml:space="preserve">Natural-language instruction, prepended as </w:t>
+            </w:r>
+            <w:r>
+              <w:rPr>
+                <w:rFonts w:ascii="Calibri" w:hAnsi="Calibri" w:cs="Calibri"/>
+                <w:b/>
+                <w:i w:val="0"/>
+                <w:color w:val="1A1915"/>
+                <w:sz w:val="17"/>
+                <w:szCs w:val="18"/>
+              </w:rPr>
+              <w:t>(instruction)text</w:t>
             </w:r>
           </w:p>
         </w:tc>
@@ -21228,7 +21283,7 @@
                 <w:sz w:val="17"/>
                 <w:szCs w:val="18"/>
               </w:rPr>
-              <w:t xml:space="preserve"> (untested in Khmer)</w:t>
+              <w:t>, inline</w:t>
             </w:r>
           </w:p>
         </w:tc>
@@ -21260,7 +21315,7 @@
                 <w:sz w:val="17"/>
                 <w:szCs w:val="18"/>
               </w:rPr>
-              <w:t>Measured RTF (RTX 3060)</w:t>
+              <w:t>Streaming synthesis</w:t>
             </w:r>
           </w:p>
         </w:tc>
@@ -21284,13 +21339,24 @@
             <w:r>
               <w:rPr>
                 <w:rFonts w:ascii="Calibri" w:hAnsi="Calibri" w:cs="Calibri"/>
-                <w:b w:val="0"/>
-                <w:i w:val="0"/>
-                <w:color w:val="1A1915"/>
-                <w:sz w:val="17"/>
-                <w:szCs w:val="18"/>
-              </w:rPr>
-              <w:t>1.382</w:t>
+                <w:b/>
+                <w:i w:val="0"/>
+                <w:color w:val="1A1915"/>
+                <w:sz w:val="17"/>
+                <w:szCs w:val="18"/>
+              </w:rPr>
+              <w:t>generate_streaming()</w:t>
+            </w:r>
+            <w:r>
+              <w:rPr>
+                <w:rFonts w:ascii="Calibri" w:hAnsi="Calibri" w:cs="Calibri"/>
+                <w:b w:val="0"/>
+                <w:i w:val="0"/>
+                <w:color w:val="1A1915"/>
+                <w:sz w:val="17"/>
+                <w:szCs w:val="18"/>
+              </w:rPr>
+              <w:t xml:space="preserve"> yields chunks</w:t>
             </w:r>
           </w:p>
         </w:tc>
@@ -21314,13 +21380,13 @@
             <w:r>
               <w:rPr>
                 <w:rFonts w:ascii="Calibri" w:hAnsi="Calibri" w:cs="Calibri"/>
-                <w:b/>
-                <w:i w:val="0"/>
-                <w:color w:val="1A1915"/>
-                <w:sz w:val="17"/>
-                <w:szCs w:val="18"/>
-              </w:rPr>
-              <w:t>0.745</w:t>
+                <w:b w:val="0"/>
+                <w:i w:val="0"/>
+                <w:color w:val="1A1915"/>
+                <w:sz w:val="17"/>
+                <w:szCs w:val="18"/>
+              </w:rPr>
+              <w:t>Not in the shipped API</w:t>
             </w:r>
           </w:p>
         </w:tc>
@@ -21346,73 +21412,73 @@
             <w:r>
               <w:rPr>
                 <w:rFonts w:ascii="Calibri" w:hAnsi="Calibri" w:cs="Calibri"/>
+                <w:b w:val="0"/>
+                <w:i w:val="0"/>
+                <w:color w:val="1A1915"/>
+                <w:sz w:val="17"/>
+                <w:szCs w:val="18"/>
+              </w:rPr>
+              <w:t>Measured RTF (RTX 3060)</w:t>
+            </w:r>
+          </w:p>
+        </w:tc>
+        <w:tc>
+          <w:tcPr>
+            <w:tcW w:type="dxa" w:w="3448"/>
+            <w:vAlign w:val="center"/>
+            <w:shd w:val="clear" w:color="auto" w:fill="FFFFFF"/>
+            <w:tcBorders>
+              <w:top w:val="single" w:sz="4" w:space="0" w:color="E5E1D8"/>
+              <w:left w:val="single" w:sz="4" w:space="0" w:color="E5E1D8"/>
+              <w:bottom w:val="single" w:sz="4" w:space="0" w:color="E5E1D8"/>
+              <w:right w:val="single" w:sz="4" w:space="0" w:color="E5E1D8"/>
+            </w:tcBorders>
+          </w:tcPr>
+          <w:p>
+            <w:pPr>
+              <w:spacing w:before="50" w:after="50" w:line="254" w:lineRule="auto"/>
+            </w:pPr>
+            <w:r/>
+            <w:r>
+              <w:rPr>
+                <w:rFonts w:ascii="Calibri" w:hAnsi="Calibri" w:cs="Calibri"/>
+                <w:b w:val="0"/>
+                <w:i w:val="0"/>
+                <w:color w:val="1A1915"/>
+                <w:sz w:val="17"/>
+                <w:szCs w:val="18"/>
+              </w:rPr>
+              <w:t>1.382</w:t>
+            </w:r>
+          </w:p>
+        </w:tc>
+        <w:tc>
+          <w:tcPr>
+            <w:tcW w:type="dxa" w:w="3645"/>
+            <w:vAlign w:val="center"/>
+            <w:shd w:val="clear" w:color="auto" w:fill="FFFFFF"/>
+            <w:tcBorders>
+              <w:top w:val="single" w:sz="4" w:space="0" w:color="E5E1D8"/>
+              <w:left w:val="single" w:sz="4" w:space="0" w:color="E5E1D8"/>
+              <w:bottom w:val="single" w:sz="4" w:space="0" w:color="E5E1D8"/>
+              <w:right w:val="single" w:sz="4" w:space="0" w:color="E5E1D8"/>
+            </w:tcBorders>
+          </w:tcPr>
+          <w:p>
+            <w:pPr>
+              <w:spacing w:before="50" w:after="50" w:line="254" w:lineRule="auto"/>
+            </w:pPr>
+            <w:r/>
+            <w:r>
+              <w:rPr>
+                <w:rFonts w:ascii="Calibri" w:hAnsi="Calibri" w:cs="Calibri"/>
                 <w:b/>
                 <w:i w:val="0"/>
                 <w:color w:val="1A1915"/>
                 <w:sz w:val="17"/>
                 <w:szCs w:val="18"/>
               </w:rPr>
-              <w:t>Measured CER (Khmer ASR)</w:t>
-            </w:r>
-          </w:p>
-        </w:tc>
-        <w:tc>
-          <w:tcPr>
-            <w:tcW w:type="dxa" w:w="3448"/>
-            <w:vAlign w:val="center"/>
-            <w:shd w:val="clear" w:color="auto" w:fill="FFFFFF"/>
-            <w:tcBorders>
-              <w:top w:val="single" w:sz="4" w:space="0" w:color="E5E1D8"/>
-              <w:left w:val="single" w:sz="4" w:space="0" w:color="E5E1D8"/>
-              <w:bottom w:val="single" w:sz="4" w:space="0" w:color="E5E1D8"/>
-              <w:right w:val="single" w:sz="4" w:space="0" w:color="E5E1D8"/>
-            </w:tcBorders>
-          </w:tcPr>
-          <w:p>
-            <w:pPr>
-              <w:spacing w:before="50" w:after="50" w:line="254" w:lineRule="auto"/>
-            </w:pPr>
-            <w:r/>
-            <w:r>
-              <w:rPr>
-                <w:rFonts w:ascii="Calibri" w:hAnsi="Calibri" w:cs="Calibri"/>
-                <w:b/>
-                <w:i w:val="0"/>
-                <w:color w:val="1A1915"/>
-                <w:sz w:val="17"/>
-                <w:szCs w:val="18"/>
-              </w:rPr>
-              <w:t>2.47% median</w:t>
-            </w:r>
-          </w:p>
-        </w:tc>
-        <w:tc>
-          <w:tcPr>
-            <w:tcW w:type="dxa" w:w="3645"/>
-            <w:vAlign w:val="center"/>
-            <w:shd w:val="clear" w:color="auto" w:fill="FFFFFF"/>
-            <w:tcBorders>
-              <w:top w:val="single" w:sz="4" w:space="0" w:color="E5E1D8"/>
-              <w:left w:val="single" w:sz="4" w:space="0" w:color="E5E1D8"/>
-              <w:bottom w:val="single" w:sz="4" w:space="0" w:color="E5E1D8"/>
-              <w:right w:val="single" w:sz="4" w:space="0" w:color="E5E1D8"/>
-            </w:tcBorders>
-          </w:tcPr>
-          <w:p>
-            <w:pPr>
-              <w:spacing w:before="50" w:after="50" w:line="254" w:lineRule="auto"/>
-            </w:pPr>
-            <w:r/>
-            <w:r>
-              <w:rPr>
-                <w:rFonts w:ascii="Calibri" w:hAnsi="Calibri" w:cs="Calibri"/>
-                <w:b w:val="0"/>
-                <w:i w:val="0"/>
-                <w:color w:val="1A1915"/>
-                <w:sz w:val="17"/>
-                <w:szCs w:val="18"/>
-              </w:rPr>
-              <w:t>8.28% median</w:t>
+              <w:t>0.745</w:t>
             </w:r>
           </w:p>
         </w:tc>
@@ -21438,13 +21504,13 @@
             <w:r>
               <w:rPr>
                 <w:rFonts w:ascii="Calibri" w:hAnsi="Calibri" w:cs="Calibri"/>
-                <w:b w:val="0"/>
-                <w:i w:val="0"/>
-                <w:color w:val="1A1915"/>
-                <w:sz w:val="17"/>
-                <w:szCs w:val="18"/>
-              </w:rPr>
-              <w:t>Head-to-head CER wins</w:t>
+                <w:b/>
+                <w:i w:val="0"/>
+                <w:color w:val="1A1915"/>
+                <w:sz w:val="17"/>
+                <w:szCs w:val="18"/>
+              </w:rPr>
+              <w:t>Measured CER (Khmer ASR)</w:t>
             </w:r>
           </w:p>
         </w:tc>
@@ -21474,7 +21540,7 @@
                 <w:sz w:val="17"/>
                 <w:szCs w:val="18"/>
               </w:rPr>
-              <w:t>73 / 100</w:t>
+              <w:t>2.47% median</w:t>
             </w:r>
           </w:p>
         </w:tc>
@@ -21504,7 +21570,7 @@
                 <w:sz w:val="17"/>
                 <w:szCs w:val="18"/>
               </w:rPr>
-              <w:t>15 / 100 (12 ties)</w:t>
+              <w:t>8.28% median</w:t>
             </w:r>
           </w:p>
         </w:tc>
@@ -21536,7 +21602,7 @@
                 <w:sz w:val="17"/>
                 <w:szCs w:val="18"/>
               </w:rPr>
-              <w:t>Measured UTMOS</w:t>
+              <w:t>Head-to-head CER wins</w:t>
             </w:r>
           </w:p>
         </w:tc>
@@ -21560,13 +21626,13 @@
             <w:r>
               <w:rPr>
                 <w:rFonts w:ascii="Calibri" w:hAnsi="Calibri" w:cs="Calibri"/>
-                <w:b w:val="0"/>
-                <w:i w:val="0"/>
-                <w:color w:val="1A1915"/>
-                <w:sz w:val="17"/>
-                <w:szCs w:val="18"/>
-              </w:rPr>
-              <w:t>2.46 (last of four)</w:t>
+                <w:b/>
+                <w:i w:val="0"/>
+                <w:color w:val="1A1915"/>
+                <w:sz w:val="17"/>
+                <w:szCs w:val="18"/>
+              </w:rPr>
+              <w:t>73 / 100</w:t>
             </w:r>
           </w:p>
         </w:tc>
@@ -21596,7 +21662,7 @@
                 <w:sz w:val="17"/>
                 <w:szCs w:val="18"/>
               </w:rPr>
-              <w:t>3.02 (second of four)</w:t>
+              <w:t>15 / 100 (12 ties)</w:t>
             </w:r>
           </w:p>
         </w:tc>
@@ -21628,6 +21694,98 @@
                 <w:sz w:val="17"/>
                 <w:szCs w:val="18"/>
               </w:rPr>
+              <w:t>Measured UTMOS</w:t>
+            </w:r>
+          </w:p>
+        </w:tc>
+        <w:tc>
+          <w:tcPr>
+            <w:tcW w:type="dxa" w:w="3448"/>
+            <w:vAlign w:val="center"/>
+            <w:shd w:val="clear" w:color="auto" w:fill="F4F2EC"/>
+            <w:tcBorders>
+              <w:top w:val="single" w:sz="4" w:space="0" w:color="E5E1D8"/>
+              <w:left w:val="single" w:sz="4" w:space="0" w:color="E5E1D8"/>
+              <w:bottom w:val="single" w:sz="4" w:space="0" w:color="E5E1D8"/>
+              <w:right w:val="single" w:sz="4" w:space="0" w:color="E5E1D8"/>
+            </w:tcBorders>
+          </w:tcPr>
+          <w:p>
+            <w:pPr>
+              <w:spacing w:before="50" w:after="50" w:line="254" w:lineRule="auto"/>
+            </w:pPr>
+            <w:r/>
+            <w:r>
+              <w:rPr>
+                <w:rFonts w:ascii="Calibri" w:hAnsi="Calibri" w:cs="Calibri"/>
+                <w:b w:val="0"/>
+                <w:i w:val="0"/>
+                <w:color w:val="1A1915"/>
+                <w:sz w:val="17"/>
+                <w:szCs w:val="18"/>
+              </w:rPr>
+              <w:t>2.46 (last of four)</w:t>
+            </w:r>
+          </w:p>
+        </w:tc>
+        <w:tc>
+          <w:tcPr>
+            <w:tcW w:type="dxa" w:w="3645"/>
+            <w:vAlign w:val="center"/>
+            <w:shd w:val="clear" w:color="auto" w:fill="F4F2EC"/>
+            <w:tcBorders>
+              <w:top w:val="single" w:sz="4" w:space="0" w:color="E5E1D8"/>
+              <w:left w:val="single" w:sz="4" w:space="0" w:color="E5E1D8"/>
+              <w:bottom w:val="single" w:sz="4" w:space="0" w:color="E5E1D8"/>
+              <w:right w:val="single" w:sz="4" w:space="0" w:color="E5E1D8"/>
+            </w:tcBorders>
+          </w:tcPr>
+          <w:p>
+            <w:pPr>
+              <w:spacing w:before="50" w:after="50" w:line="254" w:lineRule="auto"/>
+            </w:pPr>
+            <w:r/>
+            <w:r>
+              <w:rPr>
+                <w:rFonts w:ascii="Calibri" w:hAnsi="Calibri" w:cs="Calibri"/>
+                <w:b w:val="0"/>
+                <w:i w:val="0"/>
+                <w:color w:val="1A1915"/>
+                <w:sz w:val="17"/>
+                <w:szCs w:val="18"/>
+              </w:rPr>
+              <w:t>3.02 (second of four)</w:t>
+            </w:r>
+          </w:p>
+        </w:tc>
+      </w:tr>
+      <w:tr>
+        <w:tc>
+          <w:tcPr>
+            <w:tcW w:type="dxa" w:w="2266"/>
+            <w:vAlign w:val="center"/>
+            <w:shd w:val="clear" w:color="auto" w:fill="FFFFFF"/>
+            <w:tcBorders>
+              <w:top w:val="single" w:sz="4" w:space="0" w:color="E5E1D8"/>
+              <w:left w:val="single" w:sz="4" w:space="0" w:color="E5E1D8"/>
+              <w:bottom w:val="single" w:sz="4" w:space="0" w:color="E5E1D8"/>
+              <w:right w:val="single" w:sz="4" w:space="0" w:color="E5E1D8"/>
+            </w:tcBorders>
+          </w:tcPr>
+          <w:p>
+            <w:pPr>
+              <w:spacing w:before="50" w:after="50" w:line="254" w:lineRule="auto"/>
+            </w:pPr>
+            <w:r/>
+            <w:r>
+              <w:rPr>
+                <w:rFonts w:ascii="Calibri" w:hAnsi="Calibri" w:cs="Calibri"/>
+                <w:b w:val="0"/>
+                <w:i w:val="0"/>
+                <w:color w:val="1A1915"/>
+                <w:sz w:val="17"/>
+                <w:szCs w:val="18"/>
+              </w:rPr>
               <w:t>Listening verdict</w:t>
             </w:r>
           </w:p>
@@ -21636,7 +21794,7 @@
           <w:tcPr>
             <w:tcW w:type="dxa" w:w="3448"/>
             <w:vAlign w:val="center"/>
-            <w:shd w:val="clear" w:color="auto" w:fill="F4F2EC"/>
+            <w:shd w:val="clear" w:color="auto" w:fill="FFFFFF"/>
             <w:tcBorders>
               <w:top w:val="single" w:sz="4" w:space="0" w:color="E5E1D8"/>
               <w:left w:val="single" w:sz="4" w:space="0" w:color="E5E1D8"/>
@@ -21677,7 +21835,7 @@
           <w:tcPr>
             <w:tcW w:type="dxa" w:w="3645"/>
             <w:vAlign w:val="center"/>
-            <w:shd w:val="clear" w:color="auto" w:fill="F4F2EC"/>
+            <w:shd w:val="clear" w:color="auto" w:fill="FFFFFF"/>
             <w:tcBorders>
               <w:top w:val="single" w:sz="4" w:space="0" w:color="E5E1D8"/>
               <w:left w:val="single" w:sz="4" w:space="0" w:color="E5E1D8"/>
@@ -21723,7 +21881,7 @@
           <w:sz w:val="17"/>
           <w:szCs w:val="17"/>
         </w:rPr>
-        <w:t>Table 9 — side by side. The CER row is the one that changed: measured against a Khmer-capable ASR it separates the two contenders, where every metric in the first pass failed to. The UTMOS row is retained only to show what was measured — per §6.7 it is inverted for Khmer and must not be used to rank.</w:t>
+        <w:t>Table 12 — side by side. The CER row is the one that changed: measured against a Khmer-capable ASR it separates the two contenders, where every metric in the first pass failed to. The UTMOS row is retained only to show what was measured — per §6.7 it is inverted for Khmer and must not be used to rank.</w:t>
       </w:r>
     </w:p>
     <w:p>
@@ -22348,7 +22506,29 @@
                 <w:sz w:val="17"/>
                 <w:szCs w:val="18"/>
               </w:rPr>
-              <w:t>Run `voxcpm validate` on both splits before committing GPU time.</w:t>
+              <w:t xml:space="preserve">Run </w:t>
+            </w:r>
+            <w:r>
+              <w:rPr>
+                <w:rFonts w:ascii="Courier New" w:hAnsi="Courier New" w:cs="Khmer OS System"/>
+                <w:b w:val="0"/>
+                <w:i w:val="0"/>
+                <w:color w:val="1A1915"/>
+                <w:sz w:val="16"/>
+                <w:szCs w:val="16"/>
+              </w:rPr>
+              <w:t>voxcpm validate</w:t>
+            </w:r>
+            <w:r>
+              <w:rPr>
+                <w:rFonts w:ascii="Calibri" w:hAnsi="Calibri" w:cs="Calibri"/>
+                <w:b w:val="0"/>
+                <w:i w:val="0"/>
+                <w:color w:val="1A1915"/>
+                <w:sz w:val="17"/>
+                <w:szCs w:val="18"/>
+              </w:rPr>
+              <w:t xml:space="preserve"> on both splits before committing GPU time.</w:t>
             </w:r>
           </w:p>
         </w:tc>
@@ -22749,7 +22929,3571 @@
           <w:sz w:val="38"/>
           <w:szCs w:val="38"/>
         </w:rPr>
-        <w:t>8.  Sources</w:t>
+        <w:t>8.  Using them: the practical surface</w:t>
+      </w:r>
+    </w:p>
+    <w:p>
+      <w:pPr>
+        <w:spacing w:after="120" w:before="0" w:line="283" w:lineRule="auto"/>
+      </w:pPr>
+      <w:r>
+        <w:rPr>
+          <w:rFonts w:ascii="Calibri" w:hAnsi="Calibri" w:cs="Calibri"/>
+          <w:b w:val="0"/>
+          <w:i w:val="0"/>
+          <w:color w:val="1A1915"/>
+          <w:sz w:val="21"/>
+          <w:szCs w:val="21"/>
+        </w:rPr>
+        <w:t>Sections 3 and 4 cover what these models are. This section covers what you can actually ask them to do. Everything below is read from the shipped code — the voxcpm 2.0.3 package installed in this repo, and the modeling_higgs_multimodal_qwen3.py remote code that ships with the Higgs weights — rather than from either vendor's feature list.</w:t>
+      </w:r>
+    </w:p>
+    <w:p>
+      <w:pPr>
+        <w:keepNext/>
+        <w:spacing w:before="320" w:after="120"/>
+      </w:pPr>
+      <w:r>
+        <w:rPr>
+          <w:rFonts w:ascii="Georgia" w:hAnsi="Georgia" w:cs="Georgia"/>
+          <w:b/>
+          <w:i w:val="0"/>
+          <w:color w:val="134E4A"/>
+          <w:sz w:val="28"/>
+          <w:szCs w:val="28"/>
+        </w:rPr>
+        <w:t>8.1  Capability matrix</w:t>
+      </w:r>
+    </w:p>
+    <w:tbl>
+      <w:tblPr>
+        <w:tblStyle w:val="TableGrid"/>
+        <w:tblW w:type="auto" w:w="0"/>
+        <w:tblLayout w:type="fixed"/>
+        <w:tblLook w:firstColumn="1" w:firstRow="1" w:lastColumn="0" w:lastRow="0" w:noHBand="0" w:noVBand="1" w:val="04A0"/>
+      </w:tblPr>
+      <w:tblGrid>
+        <w:gridCol w:w="3120"/>
+        <w:gridCol w:w="3120"/>
+        <w:gridCol w:w="3120"/>
+      </w:tblGrid>
+      <w:tr>
+        <w:tc>
+          <w:tcPr>
+            <w:tcW w:type="dxa" w:w="2175"/>
+            <w:vAlign w:val="center"/>
+            <w:shd w:val="clear" w:color="auto" w:fill="0B776F"/>
+            <w:tcBorders>
+              <w:top w:val="single" w:sz="4" w:space="0" w:color="E5E1D8"/>
+              <w:left w:val="single" w:sz="4" w:space="0" w:color="E5E1D8"/>
+              <w:bottom w:val="single" w:sz="4" w:space="0" w:color="E5E1D8"/>
+              <w:right w:val="single" w:sz="4" w:space="0" w:color="E5E1D8"/>
+            </w:tcBorders>
+          </w:tcPr>
+          <w:p>
+            <w:pPr>
+              <w:spacing w:before="50" w:after="50" w:line="254" w:lineRule="auto"/>
+            </w:pPr>
+            <w:r/>
+            <w:r>
+              <w:rPr>
+                <w:rFonts w:ascii="Calibri" w:hAnsi="Calibri" w:cs="Calibri"/>
+                <w:b/>
+                <w:i w:val="0"/>
+                <w:color w:val="FFFFFF"/>
+                <w:sz w:val="17"/>
+                <w:szCs w:val="18"/>
+              </w:rPr>
+              <w:t>Capability</w:t>
+            </w:r>
+          </w:p>
+        </w:tc>
+        <w:tc>
+          <w:tcPr>
+            <w:tcW w:type="dxa" w:w="3593"/>
+            <w:vAlign w:val="center"/>
+            <w:shd w:val="clear" w:color="auto" w:fill="0B776F"/>
+            <w:tcBorders>
+              <w:top w:val="single" w:sz="4" w:space="0" w:color="E5E1D8"/>
+              <w:left w:val="single" w:sz="4" w:space="0" w:color="E5E1D8"/>
+              <w:bottom w:val="single" w:sz="4" w:space="0" w:color="E5E1D8"/>
+              <w:right w:val="single" w:sz="4" w:space="0" w:color="E5E1D8"/>
+            </w:tcBorders>
+          </w:tcPr>
+          <w:p>
+            <w:pPr>
+              <w:spacing w:before="50" w:after="50" w:line="254" w:lineRule="auto"/>
+            </w:pPr>
+            <w:r/>
+            <w:r>
+              <w:rPr>
+                <w:rFonts w:ascii="Calibri" w:hAnsi="Calibri" w:cs="Calibri"/>
+                <w:b/>
+                <w:i w:val="0"/>
+                <w:color w:val="FFFFFF"/>
+                <w:sz w:val="17"/>
+                <w:szCs w:val="18"/>
+              </w:rPr>
+              <w:t>VoxCPM2</w:t>
+            </w:r>
+          </w:p>
+        </w:tc>
+        <w:tc>
+          <w:tcPr>
+            <w:tcW w:type="dxa" w:w="3593"/>
+            <w:vAlign w:val="center"/>
+            <w:shd w:val="clear" w:color="auto" w:fill="0B776F"/>
+            <w:tcBorders>
+              <w:top w:val="single" w:sz="4" w:space="0" w:color="E5E1D8"/>
+              <w:left w:val="single" w:sz="4" w:space="0" w:color="E5E1D8"/>
+              <w:bottom w:val="single" w:sz="4" w:space="0" w:color="E5E1D8"/>
+              <w:right w:val="single" w:sz="4" w:space="0" w:color="E5E1D8"/>
+            </w:tcBorders>
+          </w:tcPr>
+          <w:p>
+            <w:pPr>
+              <w:spacing w:before="50" w:after="50" w:line="254" w:lineRule="auto"/>
+            </w:pPr>
+            <w:r/>
+            <w:r>
+              <w:rPr>
+                <w:rFonts w:ascii="Calibri" w:hAnsi="Calibri" w:cs="Calibri"/>
+                <w:b/>
+                <w:i w:val="0"/>
+                <w:color w:val="FFFFFF"/>
+                <w:sz w:val="17"/>
+                <w:szCs w:val="18"/>
+              </w:rPr>
+              <w:t>Higgs TTS 3</w:t>
+            </w:r>
+          </w:p>
+        </w:tc>
+      </w:tr>
+      <w:tr>
+        <w:tc>
+          <w:tcPr>
+            <w:tcW w:type="dxa" w:w="2175"/>
+            <w:vAlign w:val="center"/>
+            <w:shd w:val="clear" w:color="auto" w:fill="FFFFFF"/>
+            <w:tcBorders>
+              <w:top w:val="single" w:sz="4" w:space="0" w:color="E5E1D8"/>
+              <w:left w:val="single" w:sz="4" w:space="0" w:color="E5E1D8"/>
+              <w:bottom w:val="single" w:sz="4" w:space="0" w:color="E5E1D8"/>
+              <w:right w:val="single" w:sz="4" w:space="0" w:color="E5E1D8"/>
+            </w:tcBorders>
+          </w:tcPr>
+          <w:p>
+            <w:pPr>
+              <w:spacing w:before="50" w:after="50" w:line="254" w:lineRule="auto"/>
+            </w:pPr>
+            <w:r/>
+            <w:r>
+              <w:rPr>
+                <w:rFonts w:ascii="Calibri" w:hAnsi="Calibri" w:cs="Calibri"/>
+                <w:b w:val="0"/>
+                <w:i w:val="0"/>
+                <w:color w:val="1A1915"/>
+                <w:sz w:val="17"/>
+                <w:szCs w:val="18"/>
+              </w:rPr>
+              <w:t>Plain synthesis</w:t>
+            </w:r>
+          </w:p>
+        </w:tc>
+        <w:tc>
+          <w:tcPr>
+            <w:tcW w:type="dxa" w:w="3593"/>
+            <w:vAlign w:val="center"/>
+            <w:shd w:val="clear" w:color="auto" w:fill="FFFFFF"/>
+            <w:tcBorders>
+              <w:top w:val="single" w:sz="4" w:space="0" w:color="E5E1D8"/>
+              <w:left w:val="single" w:sz="4" w:space="0" w:color="E5E1D8"/>
+              <w:bottom w:val="single" w:sz="4" w:space="0" w:color="E5E1D8"/>
+              <w:right w:val="single" w:sz="4" w:space="0" w:color="E5E1D8"/>
+            </w:tcBorders>
+          </w:tcPr>
+          <w:p>
+            <w:pPr>
+              <w:spacing w:before="50" w:after="50" w:line="254" w:lineRule="auto"/>
+            </w:pPr>
+            <w:r/>
+            <w:r>
+              <w:rPr>
+                <w:rFonts w:ascii="Courier New" w:hAnsi="Courier New" w:cs="Khmer OS System"/>
+                <w:b w:val="0"/>
+                <w:i w:val="0"/>
+                <w:color w:val="1A1915"/>
+                <w:sz w:val="16"/>
+                <w:szCs w:val="16"/>
+              </w:rPr>
+              <w:t>generate(text)</w:t>
+            </w:r>
+          </w:p>
+        </w:tc>
+        <w:tc>
+          <w:tcPr>
+            <w:tcW w:type="dxa" w:w="3593"/>
+            <w:vAlign w:val="center"/>
+            <w:shd w:val="clear" w:color="auto" w:fill="FFFFFF"/>
+            <w:tcBorders>
+              <w:top w:val="single" w:sz="4" w:space="0" w:color="E5E1D8"/>
+              <w:left w:val="single" w:sz="4" w:space="0" w:color="E5E1D8"/>
+              <w:bottom w:val="single" w:sz="4" w:space="0" w:color="E5E1D8"/>
+              <w:right w:val="single" w:sz="4" w:space="0" w:color="E5E1D8"/>
+            </w:tcBorders>
+          </w:tcPr>
+          <w:p>
+            <w:pPr>
+              <w:spacing w:before="50" w:after="50" w:line="254" w:lineRule="auto"/>
+            </w:pPr>
+            <w:r/>
+            <w:r>
+              <w:rPr>
+                <w:rFonts w:ascii="Courier New" w:hAnsi="Courier New" w:cs="Khmer OS System"/>
+                <w:b w:val="0"/>
+                <w:i w:val="0"/>
+                <w:color w:val="1A1915"/>
+                <w:sz w:val="16"/>
+                <w:szCs w:val="16"/>
+              </w:rPr>
+              <w:t>generate_speech(text, tokenizer)</w:t>
+            </w:r>
+          </w:p>
+        </w:tc>
+      </w:tr>
+      <w:tr>
+        <w:tc>
+          <w:tcPr>
+            <w:tcW w:type="dxa" w:w="2175"/>
+            <w:vAlign w:val="center"/>
+            <w:shd w:val="clear" w:color="auto" w:fill="F4F2EC"/>
+            <w:tcBorders>
+              <w:top w:val="single" w:sz="4" w:space="0" w:color="E5E1D8"/>
+              <w:left w:val="single" w:sz="4" w:space="0" w:color="E5E1D8"/>
+              <w:bottom w:val="single" w:sz="4" w:space="0" w:color="E5E1D8"/>
+              <w:right w:val="single" w:sz="4" w:space="0" w:color="E5E1D8"/>
+            </w:tcBorders>
+          </w:tcPr>
+          <w:p>
+            <w:pPr>
+              <w:spacing w:before="50" w:after="50" w:line="254" w:lineRule="auto"/>
+            </w:pPr>
+            <w:r/>
+            <w:r>
+              <w:rPr>
+                <w:rFonts w:ascii="Calibri" w:hAnsi="Calibri" w:cs="Calibri"/>
+                <w:b/>
+                <w:i w:val="0"/>
+                <w:color w:val="1A1915"/>
+                <w:sz w:val="17"/>
+                <w:szCs w:val="18"/>
+              </w:rPr>
+              <w:t>Streaming output</w:t>
+            </w:r>
+          </w:p>
+        </w:tc>
+        <w:tc>
+          <w:tcPr>
+            <w:tcW w:type="dxa" w:w="3593"/>
+            <w:vAlign w:val="center"/>
+            <w:shd w:val="clear" w:color="auto" w:fill="F4F2EC"/>
+            <w:tcBorders>
+              <w:top w:val="single" w:sz="4" w:space="0" w:color="E5E1D8"/>
+              <w:left w:val="single" w:sz="4" w:space="0" w:color="E5E1D8"/>
+              <w:bottom w:val="single" w:sz="4" w:space="0" w:color="E5E1D8"/>
+              <w:right w:val="single" w:sz="4" w:space="0" w:color="E5E1D8"/>
+            </w:tcBorders>
+          </w:tcPr>
+          <w:p>
+            <w:pPr>
+              <w:spacing w:before="50" w:after="50" w:line="254" w:lineRule="auto"/>
+            </w:pPr>
+            <w:r/>
+            <w:r>
+              <w:rPr>
+                <w:rFonts w:ascii="Calibri" w:hAnsi="Calibri" w:cs="Calibri"/>
+                <w:b/>
+                <w:i w:val="0"/>
+                <w:color w:val="1A1915"/>
+                <w:sz w:val="17"/>
+                <w:szCs w:val="18"/>
+              </w:rPr>
+              <w:t>Yes</w:t>
+            </w:r>
+            <w:r>
+              <w:rPr>
+                <w:rFonts w:ascii="Calibri" w:hAnsi="Calibri" w:cs="Calibri"/>
+                <w:b w:val="0"/>
+                <w:i w:val="0"/>
+                <w:color w:val="1A1915"/>
+                <w:sz w:val="17"/>
+                <w:szCs w:val="18"/>
+              </w:rPr>
+              <w:t xml:space="preserve"> — </w:t>
+            </w:r>
+            <w:r>
+              <w:rPr>
+                <w:rFonts w:ascii="Courier New" w:hAnsi="Courier New" w:cs="Khmer OS System"/>
+                <w:b w:val="0"/>
+                <w:i w:val="0"/>
+                <w:color w:val="1A1915"/>
+                <w:sz w:val="16"/>
+                <w:szCs w:val="16"/>
+              </w:rPr>
+              <w:t>generate_streaming()</w:t>
+            </w:r>
+            <w:r>
+              <w:rPr>
+                <w:rFonts w:ascii="Calibri" w:hAnsi="Calibri" w:cs="Calibri"/>
+                <w:b w:val="0"/>
+                <w:i w:val="0"/>
+                <w:color w:val="1A1915"/>
+                <w:sz w:val="17"/>
+                <w:szCs w:val="18"/>
+              </w:rPr>
+              <w:t xml:space="preserve"> yields chunks as they are produced</w:t>
+            </w:r>
+          </w:p>
+        </w:tc>
+        <w:tc>
+          <w:tcPr>
+            <w:tcW w:type="dxa" w:w="3593"/>
+            <w:vAlign w:val="center"/>
+            <w:shd w:val="clear" w:color="auto" w:fill="F4F2EC"/>
+            <w:tcBorders>
+              <w:top w:val="single" w:sz="4" w:space="0" w:color="E5E1D8"/>
+              <w:left w:val="single" w:sz="4" w:space="0" w:color="E5E1D8"/>
+              <w:bottom w:val="single" w:sz="4" w:space="0" w:color="E5E1D8"/>
+              <w:right w:val="single" w:sz="4" w:space="0" w:color="E5E1D8"/>
+            </w:tcBorders>
+          </w:tcPr>
+          <w:p>
+            <w:pPr>
+              <w:spacing w:before="50" w:after="50" w:line="254" w:lineRule="auto"/>
+            </w:pPr>
+            <w:r/>
+            <w:r>
+              <w:rPr>
+                <w:rFonts w:ascii="Calibri" w:hAnsi="Calibri" w:cs="Calibri"/>
+                <w:b w:val="0"/>
+                <w:i w:val="0"/>
+                <w:color w:val="1A1915"/>
+                <w:sz w:val="17"/>
+                <w:szCs w:val="18"/>
+              </w:rPr>
+              <w:t>Not in the shipped API; serving stacks (vLLM, SGLang-Omni) handle it outside the model class</w:t>
+            </w:r>
+          </w:p>
+        </w:tc>
+      </w:tr>
+      <w:tr>
+        <w:tc>
+          <w:tcPr>
+            <w:tcW w:type="dxa" w:w="2175"/>
+            <w:vAlign w:val="center"/>
+            <w:shd w:val="clear" w:color="auto" w:fill="FFFFFF"/>
+            <w:tcBorders>
+              <w:top w:val="single" w:sz="4" w:space="0" w:color="E5E1D8"/>
+              <w:left w:val="single" w:sz="4" w:space="0" w:color="E5E1D8"/>
+              <w:bottom w:val="single" w:sz="4" w:space="0" w:color="E5E1D8"/>
+              <w:right w:val="single" w:sz="4" w:space="0" w:color="E5E1D8"/>
+            </w:tcBorders>
+          </w:tcPr>
+          <w:p>
+            <w:pPr>
+              <w:spacing w:before="50" w:after="50" w:line="254" w:lineRule="auto"/>
+            </w:pPr>
+            <w:r/>
+            <w:r>
+              <w:rPr>
+                <w:rFonts w:ascii="Calibri" w:hAnsi="Calibri" w:cs="Calibri"/>
+                <w:b w:val="0"/>
+                <w:i w:val="0"/>
+                <w:color w:val="1A1915"/>
+                <w:sz w:val="17"/>
+                <w:szCs w:val="18"/>
+              </w:rPr>
+              <w:t>Zero-shot voice cloning</w:t>
+            </w:r>
+          </w:p>
+        </w:tc>
+        <w:tc>
+          <w:tcPr>
+            <w:tcW w:type="dxa" w:w="3593"/>
+            <w:vAlign w:val="center"/>
+            <w:shd w:val="clear" w:color="auto" w:fill="FFFFFF"/>
+            <w:tcBorders>
+              <w:top w:val="single" w:sz="4" w:space="0" w:color="E5E1D8"/>
+              <w:left w:val="single" w:sz="4" w:space="0" w:color="E5E1D8"/>
+              <w:bottom w:val="single" w:sz="4" w:space="0" w:color="E5E1D8"/>
+              <w:right w:val="single" w:sz="4" w:space="0" w:color="E5E1D8"/>
+            </w:tcBorders>
+          </w:tcPr>
+          <w:p>
+            <w:pPr>
+              <w:spacing w:before="50" w:after="50" w:line="254" w:lineRule="auto"/>
+            </w:pPr>
+            <w:r/>
+            <w:r>
+              <w:rPr>
+                <w:rFonts w:ascii="Courier New" w:hAnsi="Courier New" w:cs="Khmer OS System"/>
+                <w:b w:val="0"/>
+                <w:i w:val="0"/>
+                <w:color w:val="1A1915"/>
+                <w:sz w:val="16"/>
+                <w:szCs w:val="16"/>
+              </w:rPr>
+              <w:t>reference_wav_path</w:t>
+            </w:r>
+            <w:r>
+              <w:rPr>
+                <w:rFonts w:ascii="Calibri" w:hAnsi="Calibri" w:cs="Calibri"/>
+                <w:b w:val="0"/>
+                <w:i w:val="0"/>
+                <w:color w:val="1A1915"/>
+                <w:sz w:val="17"/>
+                <w:szCs w:val="18"/>
+              </w:rPr>
+              <w:t xml:space="preserve"> — isolated via ref_audio tokens</w:t>
+            </w:r>
+          </w:p>
+        </w:tc>
+        <w:tc>
+          <w:tcPr>
+            <w:tcW w:type="dxa" w:w="3593"/>
+            <w:vAlign w:val="center"/>
+            <w:shd w:val="clear" w:color="auto" w:fill="FFFFFF"/>
+            <w:tcBorders>
+              <w:top w:val="single" w:sz="4" w:space="0" w:color="E5E1D8"/>
+              <w:left w:val="single" w:sz="4" w:space="0" w:color="E5E1D8"/>
+              <w:bottom w:val="single" w:sz="4" w:space="0" w:color="E5E1D8"/>
+              <w:right w:val="single" w:sz="4" w:space="0" w:color="E5E1D8"/>
+            </w:tcBorders>
+          </w:tcPr>
+          <w:p>
+            <w:pPr>
+              <w:spacing w:before="50" w:after="50" w:line="254" w:lineRule="auto"/>
+            </w:pPr>
+            <w:r/>
+            <w:r>
+              <w:rPr>
+                <w:rFonts w:ascii="Courier New" w:hAnsi="Courier New" w:cs="Khmer OS System"/>
+                <w:b w:val="0"/>
+                <w:i w:val="0"/>
+                <w:color w:val="1A1915"/>
+                <w:sz w:val="16"/>
+                <w:szCs w:val="16"/>
+              </w:rPr>
+              <w:t>reference_audio</w:t>
+            </w:r>
+            <w:r>
+              <w:rPr>
+                <w:rFonts w:ascii="Calibri" w:hAnsi="Calibri" w:cs="Calibri"/>
+                <w:b w:val="0"/>
+                <w:i w:val="0"/>
+                <w:color w:val="1A1915"/>
+                <w:sz w:val="17"/>
+                <w:szCs w:val="18"/>
+              </w:rPr>
+              <w:t xml:space="preserve"> + </w:t>
+            </w:r>
+            <w:r>
+              <w:rPr>
+                <w:rFonts w:ascii="Courier New" w:hAnsi="Courier New" w:cs="Khmer OS System"/>
+                <w:b w:val="0"/>
+                <w:i w:val="0"/>
+                <w:color w:val="1A1915"/>
+                <w:sz w:val="16"/>
+                <w:szCs w:val="16"/>
+              </w:rPr>
+              <w:t>reference_sample_rate</w:t>
+            </w:r>
+            <w:r>
+              <w:rPr>
+                <w:rFonts w:ascii="Calibri" w:hAnsi="Calibri" w:cs="Calibri"/>
+                <w:b w:val="0"/>
+                <w:i w:val="0"/>
+                <w:color w:val="1A1915"/>
+                <w:sz w:val="17"/>
+                <w:szCs w:val="18"/>
+              </w:rPr>
+              <w:t xml:space="preserve">, optionally </w:t>
+            </w:r>
+            <w:r>
+              <w:rPr>
+                <w:rFonts w:ascii="Courier New" w:hAnsi="Courier New" w:cs="Khmer OS System"/>
+                <w:b w:val="0"/>
+                <w:i w:val="0"/>
+                <w:color w:val="1A1915"/>
+                <w:sz w:val="16"/>
+                <w:szCs w:val="16"/>
+              </w:rPr>
+              <w:t>reference_text</w:t>
+            </w:r>
+          </w:p>
+        </w:tc>
+      </w:tr>
+      <w:tr>
+        <w:tc>
+          <w:tcPr>
+            <w:tcW w:type="dxa" w:w="2175"/>
+            <w:vAlign w:val="center"/>
+            <w:shd w:val="clear" w:color="auto" w:fill="F4F2EC"/>
+            <w:tcBorders>
+              <w:top w:val="single" w:sz="4" w:space="0" w:color="E5E1D8"/>
+              <w:left w:val="single" w:sz="4" w:space="0" w:color="E5E1D8"/>
+              <w:bottom w:val="single" w:sz="4" w:space="0" w:color="E5E1D8"/>
+              <w:right w:val="single" w:sz="4" w:space="0" w:color="E5E1D8"/>
+            </w:tcBorders>
+          </w:tcPr>
+          <w:p>
+            <w:pPr>
+              <w:spacing w:before="50" w:after="50" w:line="254" w:lineRule="auto"/>
+            </w:pPr>
+            <w:r/>
+            <w:r>
+              <w:rPr>
+                <w:rFonts w:ascii="Calibri" w:hAnsi="Calibri" w:cs="Calibri"/>
+                <w:b w:val="0"/>
+                <w:i w:val="0"/>
+                <w:color w:val="1A1915"/>
+                <w:sz w:val="17"/>
+                <w:szCs w:val="18"/>
+              </w:rPr>
+              <w:t>Continuation / in-context cloning</w:t>
+            </w:r>
+          </w:p>
+        </w:tc>
+        <w:tc>
+          <w:tcPr>
+            <w:tcW w:type="dxa" w:w="3593"/>
+            <w:vAlign w:val="center"/>
+            <w:shd w:val="clear" w:color="auto" w:fill="F4F2EC"/>
+            <w:tcBorders>
+              <w:top w:val="single" w:sz="4" w:space="0" w:color="E5E1D8"/>
+              <w:left w:val="single" w:sz="4" w:space="0" w:color="E5E1D8"/>
+              <w:bottom w:val="single" w:sz="4" w:space="0" w:color="E5E1D8"/>
+              <w:right w:val="single" w:sz="4" w:space="0" w:color="E5E1D8"/>
+            </w:tcBorders>
+          </w:tcPr>
+          <w:p>
+            <w:pPr>
+              <w:spacing w:before="50" w:after="50" w:line="254" w:lineRule="auto"/>
+            </w:pPr>
+            <w:r/>
+            <w:r>
+              <w:rPr>
+                <w:rFonts w:ascii="Courier New" w:hAnsi="Courier New" w:cs="Khmer OS System"/>
+                <w:b w:val="0"/>
+                <w:i w:val="0"/>
+                <w:color w:val="1A1915"/>
+                <w:sz w:val="16"/>
+                <w:szCs w:val="16"/>
+              </w:rPr>
+              <w:t>prompt_wav_path</w:t>
+            </w:r>
+            <w:r>
+              <w:rPr>
+                <w:rFonts w:ascii="Calibri" w:hAnsi="Calibri" w:cs="Calibri"/>
+                <w:b w:val="0"/>
+                <w:i w:val="0"/>
+                <w:color w:val="1A1915"/>
+                <w:sz w:val="17"/>
+                <w:szCs w:val="18"/>
+              </w:rPr>
+              <w:t xml:space="preserve"> + </w:t>
+            </w:r>
+            <w:r>
+              <w:rPr>
+                <w:rFonts w:ascii="Courier New" w:hAnsi="Courier New" w:cs="Khmer OS System"/>
+                <w:b w:val="0"/>
+                <w:i w:val="0"/>
+                <w:color w:val="1A1915"/>
+                <w:sz w:val="16"/>
+                <w:szCs w:val="16"/>
+              </w:rPr>
+              <w:t>prompt_text</w:t>
+            </w:r>
+            <w:r>
+              <w:rPr>
+                <w:rFonts w:ascii="Calibri" w:hAnsi="Calibri" w:cs="Calibri"/>
+                <w:b w:val="0"/>
+                <w:i w:val="0"/>
+                <w:color w:val="1A1915"/>
+                <w:sz w:val="17"/>
+                <w:szCs w:val="18"/>
+              </w:rPr>
+              <w:t xml:space="preserve"> — the model continues the prompt's voice and manner</w:t>
+            </w:r>
+          </w:p>
+        </w:tc>
+        <w:tc>
+          <w:tcPr>
+            <w:tcW w:type="dxa" w:w="3593"/>
+            <w:vAlign w:val="center"/>
+            <w:shd w:val="clear" w:color="auto" w:fill="F4F2EC"/>
+            <w:tcBorders>
+              <w:top w:val="single" w:sz="4" w:space="0" w:color="E5E1D8"/>
+              <w:left w:val="single" w:sz="4" w:space="0" w:color="E5E1D8"/>
+              <w:bottom w:val="single" w:sz="4" w:space="0" w:color="E5E1D8"/>
+              <w:right w:val="single" w:sz="4" w:space="0" w:color="E5E1D8"/>
+            </w:tcBorders>
+          </w:tcPr>
+          <w:p>
+            <w:pPr>
+              <w:spacing w:before="50" w:after="50" w:line="254" w:lineRule="auto"/>
+            </w:pPr>
+            <w:r/>
+            <w:r>
+              <w:rPr>
+                <w:rFonts w:ascii="Calibri" w:hAnsi="Calibri" w:cs="Calibri"/>
+                <w:b w:val="0"/>
+                <w:i w:val="0"/>
+                <w:color w:val="1A1915"/>
+                <w:sz w:val="17"/>
+                <w:szCs w:val="18"/>
+              </w:rPr>
+              <w:t xml:space="preserve">Same idea via </w:t>
+            </w:r>
+            <w:r>
+              <w:rPr>
+                <w:rFonts w:ascii="Courier New" w:hAnsi="Courier New" w:cs="Khmer OS System"/>
+                <w:b w:val="0"/>
+                <w:i w:val="0"/>
+                <w:color w:val="1A1915"/>
+                <w:sz w:val="16"/>
+                <w:szCs w:val="16"/>
+              </w:rPr>
+              <w:t>reference_text</w:t>
+            </w:r>
+            <w:r>
+              <w:rPr>
+                <w:rFonts w:ascii="Calibri" w:hAnsi="Calibri" w:cs="Calibri"/>
+                <w:b w:val="0"/>
+                <w:i w:val="0"/>
+                <w:color w:val="1A1915"/>
+                <w:sz w:val="17"/>
+                <w:szCs w:val="18"/>
+              </w:rPr>
+              <w:t xml:space="preserve"> + </w:t>
+            </w:r>
+            <w:r>
+              <w:rPr>
+                <w:rFonts w:ascii="Courier New" w:hAnsi="Courier New" w:cs="Khmer OS System"/>
+                <w:b w:val="0"/>
+                <w:i w:val="0"/>
+                <w:color w:val="1A1915"/>
+                <w:sz w:val="16"/>
+                <w:szCs w:val="16"/>
+              </w:rPr>
+              <w:t>reference_audio</w:t>
+            </w:r>
+            <w:r>
+              <w:rPr>
+                <w:rFonts w:ascii="Calibri" w:hAnsi="Calibri" w:cs="Calibri"/>
+                <w:b w:val="0"/>
+                <w:i w:val="0"/>
+                <w:color w:val="1A1915"/>
+                <w:sz w:val="17"/>
+                <w:szCs w:val="18"/>
+              </w:rPr>
+              <w:t>; no separate continuation mode</w:t>
+            </w:r>
+          </w:p>
+        </w:tc>
+      </w:tr>
+      <w:tr>
+        <w:tc>
+          <w:tcPr>
+            <w:tcW w:type="dxa" w:w="2175"/>
+            <w:vAlign w:val="center"/>
+            <w:shd w:val="clear" w:color="auto" w:fill="FFFFFF"/>
+            <w:tcBorders>
+              <w:top w:val="single" w:sz="4" w:space="0" w:color="E5E1D8"/>
+              <w:left w:val="single" w:sz="4" w:space="0" w:color="E5E1D8"/>
+              <w:bottom w:val="single" w:sz="4" w:space="0" w:color="E5E1D8"/>
+              <w:right w:val="single" w:sz="4" w:space="0" w:color="E5E1D8"/>
+            </w:tcBorders>
+          </w:tcPr>
+          <w:p>
+            <w:pPr>
+              <w:spacing w:before="50" w:after="50" w:line="254" w:lineRule="auto"/>
+            </w:pPr>
+            <w:r/>
+            <w:r>
+              <w:rPr>
+                <w:rFonts w:ascii="Calibri" w:hAnsi="Calibri" w:cs="Calibri"/>
+                <w:b/>
+                <w:i w:val="0"/>
+                <w:color w:val="1A1915"/>
+                <w:sz w:val="17"/>
+                <w:szCs w:val="18"/>
+              </w:rPr>
+              <w:t>Pre-encoded / cached voice</w:t>
+            </w:r>
+          </w:p>
+        </w:tc>
+        <w:tc>
+          <w:tcPr>
+            <w:tcW w:type="dxa" w:w="3593"/>
+            <w:vAlign w:val="center"/>
+            <w:shd w:val="clear" w:color="auto" w:fill="FFFFFF"/>
+            <w:tcBorders>
+              <w:top w:val="single" w:sz="4" w:space="0" w:color="E5E1D8"/>
+              <w:left w:val="single" w:sz="4" w:space="0" w:color="E5E1D8"/>
+              <w:bottom w:val="single" w:sz="4" w:space="0" w:color="E5E1D8"/>
+              <w:right w:val="single" w:sz="4" w:space="0" w:color="E5E1D8"/>
+            </w:tcBorders>
+          </w:tcPr>
+          <w:p>
+            <w:pPr>
+              <w:spacing w:before="50" w:after="50" w:line="254" w:lineRule="auto"/>
+            </w:pPr>
+            <w:r/>
+            <w:r>
+              <w:rPr>
+                <w:rFonts w:ascii="Calibri" w:hAnsi="Calibri" w:cs="Calibri"/>
+                <w:b w:val="0"/>
+                <w:i w:val="0"/>
+                <w:color w:val="1A1915"/>
+                <w:sz w:val="17"/>
+                <w:szCs w:val="18"/>
+              </w:rPr>
+              <w:t>Re-encodes the reference on every call</w:t>
+            </w:r>
+          </w:p>
+        </w:tc>
+        <w:tc>
+          <w:tcPr>
+            <w:tcW w:type="dxa" w:w="3593"/>
+            <w:vAlign w:val="center"/>
+            <w:shd w:val="clear" w:color="auto" w:fill="FFFFFF"/>
+            <w:tcBorders>
+              <w:top w:val="single" w:sz="4" w:space="0" w:color="E5E1D8"/>
+              <w:left w:val="single" w:sz="4" w:space="0" w:color="E5E1D8"/>
+              <w:bottom w:val="single" w:sz="4" w:space="0" w:color="E5E1D8"/>
+              <w:right w:val="single" w:sz="4" w:space="0" w:color="E5E1D8"/>
+            </w:tcBorders>
+          </w:tcPr>
+          <w:p>
+            <w:pPr>
+              <w:spacing w:before="50" w:after="50" w:line="254" w:lineRule="auto"/>
+            </w:pPr>
+            <w:r/>
+            <w:r>
+              <w:rPr>
+                <w:rFonts w:ascii="Courier New" w:hAnsi="Courier New" w:cs="Khmer OS System"/>
+                <w:b/>
+                <w:i w:val="0"/>
+                <w:color w:val="1A1915"/>
+                <w:sz w:val="16"/>
+                <w:szCs w:val="16"/>
+              </w:rPr>
+              <w:t>reference_codes</w:t>
+            </w:r>
+            <w:r>
+              <w:rPr>
+                <w:rFonts w:ascii="Calibri" w:hAnsi="Calibri" w:cs="Calibri"/>
+                <w:b w:val="0"/>
+                <w:i w:val="0"/>
+                <w:color w:val="1A1915"/>
+                <w:sz w:val="17"/>
+                <w:szCs w:val="18"/>
+              </w:rPr>
+              <w:t xml:space="preserve"> — encode a voice once, reuse the codes. Meaningful saving if one voice serves many requests</w:t>
+            </w:r>
+          </w:p>
+        </w:tc>
+      </w:tr>
+      <w:tr>
+        <w:tc>
+          <w:tcPr>
+            <w:tcW w:type="dxa" w:w="2175"/>
+            <w:vAlign w:val="center"/>
+            <w:shd w:val="clear" w:color="auto" w:fill="F4F2EC"/>
+            <w:tcBorders>
+              <w:top w:val="single" w:sz="4" w:space="0" w:color="E5E1D8"/>
+              <w:left w:val="single" w:sz="4" w:space="0" w:color="E5E1D8"/>
+              <w:bottom w:val="single" w:sz="4" w:space="0" w:color="E5E1D8"/>
+              <w:right w:val="single" w:sz="4" w:space="0" w:color="E5E1D8"/>
+            </w:tcBorders>
+          </w:tcPr>
+          <w:p>
+            <w:pPr>
+              <w:spacing w:before="50" w:after="50" w:line="254" w:lineRule="auto"/>
+            </w:pPr>
+            <w:r/>
+            <w:r>
+              <w:rPr>
+                <w:rFonts w:ascii="Calibri" w:hAnsi="Calibri" w:cs="Calibri"/>
+                <w:b w:val="0"/>
+                <w:i w:val="0"/>
+                <w:color w:val="1A1915"/>
+                <w:sz w:val="17"/>
+                <w:szCs w:val="18"/>
+              </w:rPr>
+              <w:t>Expressive control</w:t>
+            </w:r>
+          </w:p>
+        </w:tc>
+        <w:tc>
+          <w:tcPr>
+            <w:tcW w:type="dxa" w:w="3593"/>
+            <w:vAlign w:val="center"/>
+            <w:shd w:val="clear" w:color="auto" w:fill="F4F2EC"/>
+            <w:tcBorders>
+              <w:top w:val="single" w:sz="4" w:space="0" w:color="E5E1D8"/>
+              <w:left w:val="single" w:sz="4" w:space="0" w:color="E5E1D8"/>
+              <w:bottom w:val="single" w:sz="4" w:space="0" w:color="E5E1D8"/>
+              <w:right w:val="single" w:sz="4" w:space="0" w:color="E5E1D8"/>
+            </w:tcBorders>
+          </w:tcPr>
+          <w:p>
+            <w:pPr>
+              <w:spacing w:before="50" w:after="50" w:line="254" w:lineRule="auto"/>
+            </w:pPr>
+            <w:r/>
+            <w:r>
+              <w:rPr>
+                <w:rFonts w:ascii="Calibri" w:hAnsi="Calibri" w:cs="Calibri"/>
+                <w:b w:val="0"/>
+                <w:i w:val="0"/>
+                <w:color w:val="1A1915"/>
+                <w:sz w:val="17"/>
+                <w:szCs w:val="18"/>
+              </w:rPr>
+              <w:t>Natural-language instruction (§8.2)</w:t>
+            </w:r>
+          </w:p>
+        </w:tc>
+        <w:tc>
+          <w:tcPr>
+            <w:tcW w:type="dxa" w:w="3593"/>
+            <w:vAlign w:val="center"/>
+            <w:shd w:val="clear" w:color="auto" w:fill="F4F2EC"/>
+            <w:tcBorders>
+              <w:top w:val="single" w:sz="4" w:space="0" w:color="E5E1D8"/>
+              <w:left w:val="single" w:sz="4" w:space="0" w:color="E5E1D8"/>
+              <w:bottom w:val="single" w:sz="4" w:space="0" w:color="E5E1D8"/>
+              <w:right w:val="single" w:sz="4" w:space="0" w:color="E5E1D8"/>
+            </w:tcBorders>
+          </w:tcPr>
+          <w:p>
+            <w:pPr>
+              <w:spacing w:before="50" w:after="50" w:line="254" w:lineRule="auto"/>
+            </w:pPr>
+            <w:r/>
+            <w:r>
+              <w:rPr>
+                <w:rFonts w:ascii="Calibri" w:hAnsi="Calibri" w:cs="Calibri"/>
+                <w:b w:val="0"/>
+                <w:i w:val="0"/>
+                <w:color w:val="1A1915"/>
+                <w:sz w:val="17"/>
+                <w:szCs w:val="18"/>
+              </w:rPr>
+              <w:t>Fixed inline tag vocabulary (§8.2)</w:t>
+            </w:r>
+          </w:p>
+        </w:tc>
+      </w:tr>
+      <w:tr>
+        <w:tc>
+          <w:tcPr>
+            <w:tcW w:type="dxa" w:w="2175"/>
+            <w:vAlign w:val="center"/>
+            <w:shd w:val="clear" w:color="auto" w:fill="FFFFFF"/>
+            <w:tcBorders>
+              <w:top w:val="single" w:sz="4" w:space="0" w:color="E5E1D8"/>
+              <w:left w:val="single" w:sz="4" w:space="0" w:color="E5E1D8"/>
+              <w:bottom w:val="single" w:sz="4" w:space="0" w:color="E5E1D8"/>
+              <w:right w:val="single" w:sz="4" w:space="0" w:color="E5E1D8"/>
+            </w:tcBorders>
+          </w:tcPr>
+          <w:p>
+            <w:pPr>
+              <w:spacing w:before="50" w:after="50" w:line="254" w:lineRule="auto"/>
+            </w:pPr>
+            <w:r/>
+            <w:r>
+              <w:rPr>
+                <w:rFonts w:ascii="Calibri" w:hAnsi="Calibri" w:cs="Calibri"/>
+                <w:b w:val="0"/>
+                <w:i w:val="0"/>
+                <w:color w:val="1A1915"/>
+                <w:sz w:val="17"/>
+                <w:szCs w:val="18"/>
+              </w:rPr>
+              <w:t>Sampling controls</w:t>
+            </w:r>
+          </w:p>
+        </w:tc>
+        <w:tc>
+          <w:tcPr>
+            <w:tcW w:type="dxa" w:w="3593"/>
+            <w:vAlign w:val="center"/>
+            <w:shd w:val="clear" w:color="auto" w:fill="FFFFFF"/>
+            <w:tcBorders>
+              <w:top w:val="single" w:sz="4" w:space="0" w:color="E5E1D8"/>
+              <w:left w:val="single" w:sz="4" w:space="0" w:color="E5E1D8"/>
+              <w:bottom w:val="single" w:sz="4" w:space="0" w:color="E5E1D8"/>
+              <w:right w:val="single" w:sz="4" w:space="0" w:color="E5E1D8"/>
+            </w:tcBorders>
+          </w:tcPr>
+          <w:p>
+            <w:pPr>
+              <w:spacing w:before="50" w:after="50" w:line="254" w:lineRule="auto"/>
+            </w:pPr>
+            <w:r/>
+            <w:r>
+              <w:rPr>
+                <w:rFonts w:ascii="Courier New" w:hAnsi="Courier New" w:cs="Khmer OS System"/>
+                <w:b w:val="0"/>
+                <w:i w:val="0"/>
+                <w:color w:val="1A1915"/>
+                <w:sz w:val="16"/>
+                <w:szCs w:val="16"/>
+              </w:rPr>
+              <w:t>cfg_value</w:t>
+            </w:r>
+            <w:r>
+              <w:rPr>
+                <w:rFonts w:ascii="Calibri" w:hAnsi="Calibri" w:cs="Calibri"/>
+                <w:b w:val="0"/>
+                <w:i w:val="0"/>
+                <w:color w:val="1A1915"/>
+                <w:sz w:val="17"/>
+                <w:szCs w:val="18"/>
+              </w:rPr>
+              <w:t xml:space="preserve"> 1.0–3.0 (guidance strength)</w:t>
+            </w:r>
+          </w:p>
+        </w:tc>
+        <w:tc>
+          <w:tcPr>
+            <w:tcW w:type="dxa" w:w="3593"/>
+            <w:vAlign w:val="center"/>
+            <w:shd w:val="clear" w:color="auto" w:fill="FFFFFF"/>
+            <w:tcBorders>
+              <w:top w:val="single" w:sz="4" w:space="0" w:color="E5E1D8"/>
+              <w:left w:val="single" w:sz="4" w:space="0" w:color="E5E1D8"/>
+              <w:bottom w:val="single" w:sz="4" w:space="0" w:color="E5E1D8"/>
+              <w:right w:val="single" w:sz="4" w:space="0" w:color="E5E1D8"/>
+            </w:tcBorders>
+          </w:tcPr>
+          <w:p>
+            <w:pPr>
+              <w:spacing w:before="50" w:after="50" w:line="254" w:lineRule="auto"/>
+            </w:pPr>
+            <w:r/>
+            <w:r>
+              <w:rPr>
+                <w:rFonts w:ascii="Courier New" w:hAnsi="Courier New" w:cs="Khmer OS System"/>
+                <w:b w:val="0"/>
+                <w:i w:val="0"/>
+                <w:color w:val="1A1915"/>
+                <w:sz w:val="16"/>
+                <w:szCs w:val="16"/>
+              </w:rPr>
+              <w:t>temperature</w:t>
+            </w:r>
+            <w:r>
+              <w:rPr>
+                <w:rFonts w:ascii="Calibri" w:hAnsi="Calibri" w:cs="Calibri"/>
+                <w:b w:val="0"/>
+                <w:i w:val="0"/>
+                <w:color w:val="1A1915"/>
+                <w:sz w:val="17"/>
+                <w:szCs w:val="18"/>
+              </w:rPr>
+              <w:t xml:space="preserve">, </w:t>
+            </w:r>
+            <w:r>
+              <w:rPr>
+                <w:rFonts w:ascii="Courier New" w:hAnsi="Courier New" w:cs="Khmer OS System"/>
+                <w:b w:val="0"/>
+                <w:i w:val="0"/>
+                <w:color w:val="1A1915"/>
+                <w:sz w:val="16"/>
+                <w:szCs w:val="16"/>
+              </w:rPr>
+              <w:t>top_p</w:t>
+            </w:r>
+            <w:r>
+              <w:rPr>
+                <w:rFonts w:ascii="Calibri" w:hAnsi="Calibri" w:cs="Calibri"/>
+                <w:b w:val="0"/>
+                <w:i w:val="0"/>
+                <w:color w:val="1A1915"/>
+                <w:sz w:val="17"/>
+                <w:szCs w:val="18"/>
+              </w:rPr>
+              <w:t xml:space="preserve">, </w:t>
+            </w:r>
+            <w:r>
+              <w:rPr>
+                <w:rFonts w:ascii="Courier New" w:hAnsi="Courier New" w:cs="Khmer OS System"/>
+                <w:b w:val="0"/>
+                <w:i w:val="0"/>
+                <w:color w:val="1A1915"/>
+                <w:sz w:val="16"/>
+                <w:szCs w:val="16"/>
+              </w:rPr>
+              <w:t>top_k</w:t>
+            </w:r>
+            <w:r>
+              <w:rPr>
+                <w:rFonts w:ascii="Calibri" w:hAnsi="Calibri" w:cs="Calibri"/>
+                <w:b w:val="0"/>
+                <w:i w:val="0"/>
+                <w:color w:val="1A1915"/>
+                <w:sz w:val="17"/>
+                <w:szCs w:val="18"/>
+              </w:rPr>
+              <w:t xml:space="preserve"> — the usual LM sampling dials</w:t>
+            </w:r>
+          </w:p>
+        </w:tc>
+      </w:tr>
+      <w:tr>
+        <w:tc>
+          <w:tcPr>
+            <w:tcW w:type="dxa" w:w="2175"/>
+            <w:vAlign w:val="center"/>
+            <w:shd w:val="clear" w:color="auto" w:fill="F4F2EC"/>
+            <w:tcBorders>
+              <w:top w:val="single" w:sz="4" w:space="0" w:color="E5E1D8"/>
+              <w:left w:val="single" w:sz="4" w:space="0" w:color="E5E1D8"/>
+              <w:bottom w:val="single" w:sz="4" w:space="0" w:color="E5E1D8"/>
+              <w:right w:val="single" w:sz="4" w:space="0" w:color="E5E1D8"/>
+            </w:tcBorders>
+          </w:tcPr>
+          <w:p>
+            <w:pPr>
+              <w:spacing w:before="50" w:after="50" w:line="254" w:lineRule="auto"/>
+            </w:pPr>
+            <w:r/>
+            <w:r>
+              <w:rPr>
+                <w:rFonts w:ascii="Calibri" w:hAnsi="Calibri" w:cs="Calibri"/>
+                <w:b w:val="0"/>
+                <w:i w:val="0"/>
+                <w:color w:val="1A1915"/>
+                <w:sz w:val="17"/>
+                <w:szCs w:val="18"/>
+              </w:rPr>
+              <w:t>Quality / speed dial</w:t>
+            </w:r>
+          </w:p>
+        </w:tc>
+        <w:tc>
+          <w:tcPr>
+            <w:tcW w:type="dxa" w:w="3593"/>
+            <w:vAlign w:val="center"/>
+            <w:shd w:val="clear" w:color="auto" w:fill="F4F2EC"/>
+            <w:tcBorders>
+              <w:top w:val="single" w:sz="4" w:space="0" w:color="E5E1D8"/>
+              <w:left w:val="single" w:sz="4" w:space="0" w:color="E5E1D8"/>
+              <w:bottom w:val="single" w:sz="4" w:space="0" w:color="E5E1D8"/>
+              <w:right w:val="single" w:sz="4" w:space="0" w:color="E5E1D8"/>
+            </w:tcBorders>
+          </w:tcPr>
+          <w:p>
+            <w:pPr>
+              <w:spacing w:before="50" w:after="50" w:line="254" w:lineRule="auto"/>
+            </w:pPr>
+            <w:r/>
+            <w:r>
+              <w:rPr>
+                <w:rFonts w:ascii="Courier New" w:hAnsi="Courier New" w:cs="Khmer OS System"/>
+                <w:b/>
+                <w:i w:val="0"/>
+                <w:color w:val="1A1915"/>
+                <w:sz w:val="16"/>
+                <w:szCs w:val="16"/>
+              </w:rPr>
+              <w:t>inference_timesteps</w:t>
+            </w:r>
+            <w:r>
+              <w:rPr>
+                <w:rFonts w:ascii="Calibri" w:hAnsi="Calibri" w:cs="Calibri"/>
+                <w:b/>
+                <w:i w:val="0"/>
+                <w:color w:val="1A1915"/>
+                <w:sz w:val="17"/>
+                <w:szCs w:val="18"/>
+              </w:rPr>
+              <w:t xml:space="preserve"> 4–30</w:t>
+            </w:r>
+            <w:r>
+              <w:rPr>
+                <w:rFonts w:ascii="Calibri" w:hAnsi="Calibri" w:cs="Calibri"/>
+                <w:b w:val="0"/>
+                <w:i w:val="0"/>
+                <w:color w:val="1A1915"/>
+                <w:sz w:val="17"/>
+                <w:szCs w:val="18"/>
+              </w:rPr>
+              <w:t xml:space="preserve"> — fewer diffusion steps is faster and rougher</w:t>
+            </w:r>
+          </w:p>
+        </w:tc>
+        <w:tc>
+          <w:tcPr>
+            <w:tcW w:type="dxa" w:w="3593"/>
+            <w:vAlign w:val="center"/>
+            <w:shd w:val="clear" w:color="auto" w:fill="F4F2EC"/>
+            <w:tcBorders>
+              <w:top w:val="single" w:sz="4" w:space="0" w:color="E5E1D8"/>
+              <w:left w:val="single" w:sz="4" w:space="0" w:color="E5E1D8"/>
+              <w:bottom w:val="single" w:sz="4" w:space="0" w:color="E5E1D8"/>
+              <w:right w:val="single" w:sz="4" w:space="0" w:color="E5E1D8"/>
+            </w:tcBorders>
+          </w:tcPr>
+          <w:p>
+            <w:pPr>
+              <w:spacing w:before="50" w:after="50" w:line="254" w:lineRule="auto"/>
+            </w:pPr>
+            <w:r/>
+            <w:r>
+              <w:rPr>
+                <w:rFonts w:ascii="Courier New" w:hAnsi="Courier New" w:cs="Khmer OS System"/>
+                <w:b w:val="0"/>
+                <w:i w:val="0"/>
+                <w:color w:val="1A1915"/>
+                <w:sz w:val="16"/>
+                <w:szCs w:val="16"/>
+              </w:rPr>
+              <w:t>max_new_tokens</w:t>
+            </w:r>
+            <w:r>
+              <w:rPr>
+                <w:rFonts w:ascii="Calibri" w:hAnsi="Calibri" w:cs="Calibri"/>
+                <w:b w:val="0"/>
+                <w:i w:val="0"/>
+                <w:color w:val="1A1915"/>
+                <w:sz w:val="17"/>
+                <w:szCs w:val="18"/>
+              </w:rPr>
+              <w:t xml:space="preserve"> only; no quality dial</w:t>
+            </w:r>
+          </w:p>
+        </w:tc>
+      </w:tr>
+      <w:tr>
+        <w:tc>
+          <w:tcPr>
+            <w:tcW w:type="dxa" w:w="2175"/>
+            <w:vAlign w:val="center"/>
+            <w:shd w:val="clear" w:color="auto" w:fill="FFFFFF"/>
+            <w:tcBorders>
+              <w:top w:val="single" w:sz="4" w:space="0" w:color="E5E1D8"/>
+              <w:left w:val="single" w:sz="4" w:space="0" w:color="E5E1D8"/>
+              <w:bottom w:val="single" w:sz="4" w:space="0" w:color="E5E1D8"/>
+              <w:right w:val="single" w:sz="4" w:space="0" w:color="E5E1D8"/>
+            </w:tcBorders>
+          </w:tcPr>
+          <w:p>
+            <w:pPr>
+              <w:spacing w:before="50" w:after="50" w:line="254" w:lineRule="auto"/>
+            </w:pPr>
+            <w:r/>
+            <w:r>
+              <w:rPr>
+                <w:rFonts w:ascii="Calibri" w:hAnsi="Calibri" w:cs="Calibri"/>
+                <w:b w:val="0"/>
+                <w:i w:val="0"/>
+                <w:color w:val="1A1915"/>
+                <w:sz w:val="17"/>
+                <w:szCs w:val="18"/>
+              </w:rPr>
+              <w:t>Reference denoising</w:t>
+            </w:r>
+          </w:p>
+        </w:tc>
+        <w:tc>
+          <w:tcPr>
+            <w:tcW w:type="dxa" w:w="3593"/>
+            <w:vAlign w:val="center"/>
+            <w:shd w:val="clear" w:color="auto" w:fill="FFFFFF"/>
+            <w:tcBorders>
+              <w:top w:val="single" w:sz="4" w:space="0" w:color="E5E1D8"/>
+              <w:left w:val="single" w:sz="4" w:space="0" w:color="E5E1D8"/>
+              <w:bottom w:val="single" w:sz="4" w:space="0" w:color="E5E1D8"/>
+              <w:right w:val="single" w:sz="4" w:space="0" w:color="E5E1D8"/>
+            </w:tcBorders>
+          </w:tcPr>
+          <w:p>
+            <w:pPr>
+              <w:spacing w:before="50" w:after="50" w:line="254" w:lineRule="auto"/>
+            </w:pPr>
+            <w:r/>
+            <w:r>
+              <w:rPr>
+                <w:rFonts w:ascii="Calibri" w:hAnsi="Calibri" w:cs="Calibri"/>
+                <w:b/>
+                <w:i w:val="0"/>
+                <w:color w:val="1A1915"/>
+                <w:sz w:val="17"/>
+                <w:szCs w:val="18"/>
+              </w:rPr>
+              <w:t>Built in</w:t>
+            </w:r>
+            <w:r>
+              <w:rPr>
+                <w:rFonts w:ascii="Calibri" w:hAnsi="Calibri" w:cs="Calibri"/>
+                <w:b w:val="0"/>
+                <w:i w:val="0"/>
+                <w:color w:val="1A1915"/>
+                <w:sz w:val="17"/>
+                <w:szCs w:val="18"/>
+              </w:rPr>
+              <w:t xml:space="preserve"> — </w:t>
+            </w:r>
+            <w:r>
+              <w:rPr>
+                <w:rFonts w:ascii="Courier New" w:hAnsi="Courier New" w:cs="Khmer OS System"/>
+                <w:b w:val="0"/>
+                <w:i w:val="0"/>
+                <w:color w:val="1A1915"/>
+                <w:sz w:val="16"/>
+                <w:szCs w:val="16"/>
+              </w:rPr>
+              <w:t>denoise=True</w:t>
+            </w:r>
+            <w:r>
+              <w:rPr>
+                <w:rFonts w:ascii="Calibri" w:hAnsi="Calibri" w:cs="Calibri"/>
+                <w:b w:val="0"/>
+                <w:i w:val="0"/>
+                <w:color w:val="1A1915"/>
+                <w:sz w:val="17"/>
+                <w:szCs w:val="18"/>
+              </w:rPr>
+              <w:t xml:space="preserve"> runs ZipEnhancer over the reference first</w:t>
+            </w:r>
+          </w:p>
+        </w:tc>
+        <w:tc>
+          <w:tcPr>
+            <w:tcW w:type="dxa" w:w="3593"/>
+            <w:vAlign w:val="center"/>
+            <w:shd w:val="clear" w:color="auto" w:fill="FFFFFF"/>
+            <w:tcBorders>
+              <w:top w:val="single" w:sz="4" w:space="0" w:color="E5E1D8"/>
+              <w:left w:val="single" w:sz="4" w:space="0" w:color="E5E1D8"/>
+              <w:bottom w:val="single" w:sz="4" w:space="0" w:color="E5E1D8"/>
+              <w:right w:val="single" w:sz="4" w:space="0" w:color="E5E1D8"/>
+            </w:tcBorders>
+          </w:tcPr>
+          <w:p>
+            <w:pPr>
+              <w:spacing w:before="50" w:after="50" w:line="254" w:lineRule="auto"/>
+            </w:pPr>
+            <w:r/>
+            <w:r>
+              <w:rPr>
+                <w:rFonts w:ascii="Calibri" w:hAnsi="Calibri" w:cs="Calibri"/>
+                <w:b w:val="0"/>
+                <w:i w:val="0"/>
+                <w:color w:val="1A1915"/>
+                <w:sz w:val="17"/>
+                <w:szCs w:val="18"/>
+              </w:rPr>
+              <w:t>None; clean your reference yourself</w:t>
+            </w:r>
+          </w:p>
+        </w:tc>
+      </w:tr>
+      <w:tr>
+        <w:tc>
+          <w:tcPr>
+            <w:tcW w:type="dxa" w:w="2175"/>
+            <w:vAlign w:val="center"/>
+            <w:shd w:val="clear" w:color="auto" w:fill="F4F2EC"/>
+            <w:tcBorders>
+              <w:top w:val="single" w:sz="4" w:space="0" w:color="E5E1D8"/>
+              <w:left w:val="single" w:sz="4" w:space="0" w:color="E5E1D8"/>
+              <w:bottom w:val="single" w:sz="4" w:space="0" w:color="E5E1D8"/>
+              <w:right w:val="single" w:sz="4" w:space="0" w:color="E5E1D8"/>
+            </w:tcBorders>
+          </w:tcPr>
+          <w:p>
+            <w:pPr>
+              <w:spacing w:before="50" w:after="50" w:line="254" w:lineRule="auto"/>
+            </w:pPr>
+            <w:r/>
+            <w:r>
+              <w:rPr>
+                <w:rFonts w:ascii="Calibri" w:hAnsi="Calibri" w:cs="Calibri"/>
+                <w:b w:val="0"/>
+                <w:i w:val="0"/>
+                <w:color w:val="1A1915"/>
+                <w:sz w:val="17"/>
+                <w:szCs w:val="18"/>
+              </w:rPr>
+              <w:t>Runaway / truncation guard</w:t>
+            </w:r>
+          </w:p>
+        </w:tc>
+        <w:tc>
+          <w:tcPr>
+            <w:tcW w:type="dxa" w:w="3593"/>
+            <w:vAlign w:val="center"/>
+            <w:shd w:val="clear" w:color="auto" w:fill="F4F2EC"/>
+            <w:tcBorders>
+              <w:top w:val="single" w:sz="4" w:space="0" w:color="E5E1D8"/>
+              <w:left w:val="single" w:sz="4" w:space="0" w:color="E5E1D8"/>
+              <w:bottom w:val="single" w:sz="4" w:space="0" w:color="E5E1D8"/>
+              <w:right w:val="single" w:sz="4" w:space="0" w:color="E5E1D8"/>
+            </w:tcBorders>
+          </w:tcPr>
+          <w:p>
+            <w:pPr>
+              <w:spacing w:before="50" w:after="50" w:line="254" w:lineRule="auto"/>
+            </w:pPr>
+            <w:r/>
+            <w:r>
+              <w:rPr>
+                <w:rFonts w:ascii="Calibri" w:hAnsi="Calibri" w:cs="Calibri"/>
+                <w:b/>
+                <w:i w:val="0"/>
+                <w:color w:val="1A1915"/>
+                <w:sz w:val="17"/>
+                <w:szCs w:val="18"/>
+              </w:rPr>
+              <w:t>Built in</w:t>
+            </w:r>
+            <w:r>
+              <w:rPr>
+                <w:rFonts w:ascii="Calibri" w:hAnsi="Calibri" w:cs="Calibri"/>
+                <w:b w:val="0"/>
+                <w:i w:val="0"/>
+                <w:color w:val="1A1915"/>
+                <w:sz w:val="17"/>
+                <w:szCs w:val="18"/>
+              </w:rPr>
+              <w:t xml:space="preserve"> — </w:t>
+            </w:r>
+            <w:r>
+              <w:rPr>
+                <w:rFonts w:ascii="Courier New" w:hAnsi="Courier New" w:cs="Khmer OS System"/>
+                <w:b w:val="0"/>
+                <w:i w:val="0"/>
+                <w:color w:val="1A1915"/>
+                <w:sz w:val="16"/>
+                <w:szCs w:val="16"/>
+              </w:rPr>
+              <w:t>retry_badcase</w:t>
+            </w:r>
+            <w:r>
+              <w:rPr>
+                <w:rFonts w:ascii="Calibri" w:hAnsi="Calibri" w:cs="Calibri"/>
+                <w:b w:val="0"/>
+                <w:i w:val="0"/>
+                <w:color w:val="1A1915"/>
+                <w:sz w:val="17"/>
+                <w:szCs w:val="18"/>
+              </w:rPr>
+              <w:t xml:space="preserve"> re-rolls when the audio-to-text ratio exceeds a threshold (default 6.0)</w:t>
+            </w:r>
+          </w:p>
+        </w:tc>
+        <w:tc>
+          <w:tcPr>
+            <w:tcW w:type="dxa" w:w="3593"/>
+            <w:vAlign w:val="center"/>
+            <w:shd w:val="clear" w:color="auto" w:fill="F4F2EC"/>
+            <w:tcBorders>
+              <w:top w:val="single" w:sz="4" w:space="0" w:color="E5E1D8"/>
+              <w:left w:val="single" w:sz="4" w:space="0" w:color="E5E1D8"/>
+              <w:bottom w:val="single" w:sz="4" w:space="0" w:color="E5E1D8"/>
+              <w:right w:val="single" w:sz="4" w:space="0" w:color="E5E1D8"/>
+            </w:tcBorders>
+          </w:tcPr>
+          <w:p>
+            <w:pPr>
+              <w:spacing w:before="50" w:after="50" w:line="254" w:lineRule="auto"/>
+            </w:pPr>
+            <w:r/>
+            <w:r>
+              <w:rPr>
+                <w:rFonts w:ascii="Calibri" w:hAnsi="Calibri" w:cs="Calibri"/>
+                <w:b w:val="0"/>
+                <w:i w:val="0"/>
+                <w:color w:val="1A1915"/>
+                <w:sz w:val="17"/>
+                <w:szCs w:val="18"/>
+              </w:rPr>
+              <w:t>None</w:t>
+            </w:r>
+          </w:p>
+        </w:tc>
+      </w:tr>
+      <w:tr>
+        <w:tc>
+          <w:tcPr>
+            <w:tcW w:type="dxa" w:w="2175"/>
+            <w:vAlign w:val="center"/>
+            <w:shd w:val="clear" w:color="auto" w:fill="FFFFFF"/>
+            <w:tcBorders>
+              <w:top w:val="single" w:sz="4" w:space="0" w:color="E5E1D8"/>
+              <w:left w:val="single" w:sz="4" w:space="0" w:color="E5E1D8"/>
+              <w:bottom w:val="single" w:sz="4" w:space="0" w:color="E5E1D8"/>
+              <w:right w:val="single" w:sz="4" w:space="0" w:color="E5E1D8"/>
+            </w:tcBorders>
+          </w:tcPr>
+          <w:p>
+            <w:pPr>
+              <w:spacing w:before="50" w:after="50" w:line="254" w:lineRule="auto"/>
+            </w:pPr>
+            <w:r/>
+            <w:r>
+              <w:rPr>
+                <w:rFonts w:ascii="Calibri" w:hAnsi="Calibri" w:cs="Calibri"/>
+                <w:b w:val="0"/>
+                <w:i w:val="0"/>
+                <w:color w:val="1A1915"/>
+                <w:sz w:val="17"/>
+                <w:szCs w:val="18"/>
+              </w:rPr>
+              <w:t>Text normalization</w:t>
+            </w:r>
+          </w:p>
+        </w:tc>
+        <w:tc>
+          <w:tcPr>
+            <w:tcW w:type="dxa" w:w="3593"/>
+            <w:vAlign w:val="center"/>
+            <w:shd w:val="clear" w:color="auto" w:fill="FFFFFF"/>
+            <w:tcBorders>
+              <w:top w:val="single" w:sz="4" w:space="0" w:color="E5E1D8"/>
+              <w:left w:val="single" w:sz="4" w:space="0" w:color="E5E1D8"/>
+              <w:bottom w:val="single" w:sz="4" w:space="0" w:color="E5E1D8"/>
+              <w:right w:val="single" w:sz="4" w:space="0" w:color="E5E1D8"/>
+            </w:tcBorders>
+          </w:tcPr>
+          <w:p>
+            <w:pPr>
+              <w:spacing w:before="50" w:after="50" w:line="254" w:lineRule="auto"/>
+            </w:pPr>
+            <w:r/>
+            <w:r>
+              <w:rPr>
+                <w:rFonts w:ascii="Courier New" w:hAnsi="Courier New" w:cs="Khmer OS System"/>
+                <w:b w:val="0"/>
+                <w:i w:val="0"/>
+                <w:color w:val="1A1915"/>
+                <w:sz w:val="16"/>
+                <w:szCs w:val="16"/>
+              </w:rPr>
+              <w:t>normalize=True</w:t>
+            </w:r>
+          </w:p>
+        </w:tc>
+        <w:tc>
+          <w:tcPr>
+            <w:tcW w:type="dxa" w:w="3593"/>
+            <w:vAlign w:val="center"/>
+            <w:shd w:val="clear" w:color="auto" w:fill="FFFFFF"/>
+            <w:tcBorders>
+              <w:top w:val="single" w:sz="4" w:space="0" w:color="E5E1D8"/>
+              <w:left w:val="single" w:sz="4" w:space="0" w:color="E5E1D8"/>
+              <w:bottom w:val="single" w:sz="4" w:space="0" w:color="E5E1D8"/>
+              <w:right w:val="single" w:sz="4" w:space="0" w:color="E5E1D8"/>
+            </w:tcBorders>
+          </w:tcPr>
+          <w:p>
+            <w:pPr>
+              <w:spacing w:before="50" w:after="50" w:line="254" w:lineRule="auto"/>
+            </w:pPr>
+            <w:r/>
+            <w:r>
+              <w:rPr>
+                <w:rFonts w:ascii="Calibri" w:hAnsi="Calibri" w:cs="Calibri"/>
+                <w:b w:val="0"/>
+                <w:i w:val="0"/>
+                <w:color w:val="1A1915"/>
+                <w:sz w:val="17"/>
+                <w:szCs w:val="18"/>
+              </w:rPr>
+              <w:t>None</w:t>
+            </w:r>
+          </w:p>
+        </w:tc>
+      </w:tr>
+      <w:tr>
+        <w:tc>
+          <w:tcPr>
+            <w:tcW w:type="dxa" w:w="2175"/>
+            <w:vAlign w:val="center"/>
+            <w:shd w:val="clear" w:color="auto" w:fill="F4F2EC"/>
+            <w:tcBorders>
+              <w:top w:val="single" w:sz="4" w:space="0" w:color="E5E1D8"/>
+              <w:left w:val="single" w:sz="4" w:space="0" w:color="E5E1D8"/>
+              <w:bottom w:val="single" w:sz="4" w:space="0" w:color="E5E1D8"/>
+              <w:right w:val="single" w:sz="4" w:space="0" w:color="E5E1D8"/>
+            </w:tcBorders>
+          </w:tcPr>
+          <w:p>
+            <w:pPr>
+              <w:spacing w:before="50" w:after="50" w:line="254" w:lineRule="auto"/>
+            </w:pPr>
+            <w:r/>
+            <w:r>
+              <w:rPr>
+                <w:rFonts w:ascii="Calibri" w:hAnsi="Calibri" w:cs="Calibri"/>
+                <w:b w:val="0"/>
+                <w:i w:val="0"/>
+                <w:color w:val="1A1915"/>
+                <w:sz w:val="17"/>
+                <w:szCs w:val="18"/>
+              </w:rPr>
+              <w:t>Batch CLI</w:t>
+            </w:r>
+          </w:p>
+        </w:tc>
+        <w:tc>
+          <w:tcPr>
+            <w:tcW w:type="dxa" w:w="3593"/>
+            <w:vAlign w:val="center"/>
+            <w:shd w:val="clear" w:color="auto" w:fill="F4F2EC"/>
+            <w:tcBorders>
+              <w:top w:val="single" w:sz="4" w:space="0" w:color="E5E1D8"/>
+              <w:left w:val="single" w:sz="4" w:space="0" w:color="E5E1D8"/>
+              <w:bottom w:val="single" w:sz="4" w:space="0" w:color="E5E1D8"/>
+              <w:right w:val="single" w:sz="4" w:space="0" w:color="E5E1D8"/>
+            </w:tcBorders>
+          </w:tcPr>
+          <w:p>
+            <w:pPr>
+              <w:spacing w:before="50" w:after="50" w:line="254" w:lineRule="auto"/>
+            </w:pPr>
+            <w:r/>
+            <w:r>
+              <w:rPr>
+                <w:rFonts w:ascii="Courier New" w:hAnsi="Courier New" w:cs="Khmer OS System"/>
+                <w:b w:val="0"/>
+                <w:i w:val="0"/>
+                <w:color w:val="1A1915"/>
+                <w:sz w:val="16"/>
+                <w:szCs w:val="16"/>
+              </w:rPr>
+              <w:t>voxcpm batch --input lines.txt --output-dir out/</w:t>
+            </w:r>
+          </w:p>
+        </w:tc>
+        <w:tc>
+          <w:tcPr>
+            <w:tcW w:type="dxa" w:w="3593"/>
+            <w:vAlign w:val="center"/>
+            <w:shd w:val="clear" w:color="auto" w:fill="F4F2EC"/>
+            <w:tcBorders>
+              <w:top w:val="single" w:sz="4" w:space="0" w:color="E5E1D8"/>
+              <w:left w:val="single" w:sz="4" w:space="0" w:color="E5E1D8"/>
+              <w:bottom w:val="single" w:sz="4" w:space="0" w:color="E5E1D8"/>
+              <w:right w:val="single" w:sz="4" w:space="0" w:color="E5E1D8"/>
+            </w:tcBorders>
+          </w:tcPr>
+          <w:p>
+            <w:pPr>
+              <w:spacing w:before="50" w:after="50" w:line="254" w:lineRule="auto"/>
+            </w:pPr>
+            <w:r/>
+            <w:r>
+              <w:rPr>
+                <w:rFonts w:ascii="Calibri" w:hAnsi="Calibri" w:cs="Calibri"/>
+                <w:b w:val="0"/>
+                <w:i w:val="0"/>
+                <w:color w:val="1A1915"/>
+                <w:sz w:val="17"/>
+                <w:szCs w:val="18"/>
+              </w:rPr>
+              <w:t>Example scripts only</w:t>
+            </w:r>
+          </w:p>
+        </w:tc>
+      </w:tr>
+      <w:tr>
+        <w:tc>
+          <w:tcPr>
+            <w:tcW w:type="dxa" w:w="2175"/>
+            <w:vAlign w:val="center"/>
+            <w:shd w:val="clear" w:color="auto" w:fill="FFFFFF"/>
+            <w:tcBorders>
+              <w:top w:val="single" w:sz="4" w:space="0" w:color="E5E1D8"/>
+              <w:left w:val="single" w:sz="4" w:space="0" w:color="E5E1D8"/>
+              <w:bottom w:val="single" w:sz="4" w:space="0" w:color="E5E1D8"/>
+              <w:right w:val="single" w:sz="4" w:space="0" w:color="E5E1D8"/>
+            </w:tcBorders>
+          </w:tcPr>
+          <w:p>
+            <w:pPr>
+              <w:spacing w:before="50" w:after="50" w:line="254" w:lineRule="auto"/>
+            </w:pPr>
+            <w:r/>
+            <w:r>
+              <w:rPr>
+                <w:rFonts w:ascii="Calibri" w:hAnsi="Calibri" w:cs="Calibri"/>
+                <w:b w:val="0"/>
+                <w:i w:val="0"/>
+                <w:color w:val="1A1915"/>
+                <w:sz w:val="17"/>
+                <w:szCs w:val="18"/>
+              </w:rPr>
+              <w:t>Fine-tuning</w:t>
+            </w:r>
+          </w:p>
+        </w:tc>
+        <w:tc>
+          <w:tcPr>
+            <w:tcW w:type="dxa" w:w="3593"/>
+            <w:vAlign w:val="center"/>
+            <w:shd w:val="clear" w:color="auto" w:fill="FFFFFF"/>
+            <w:tcBorders>
+              <w:top w:val="single" w:sz="4" w:space="0" w:color="E5E1D8"/>
+              <w:left w:val="single" w:sz="4" w:space="0" w:color="E5E1D8"/>
+              <w:bottom w:val="single" w:sz="4" w:space="0" w:color="E5E1D8"/>
+              <w:right w:val="single" w:sz="4" w:space="0" w:color="E5E1D8"/>
+            </w:tcBorders>
+          </w:tcPr>
+          <w:p>
+            <w:pPr>
+              <w:spacing w:before="50" w:after="50" w:line="254" w:lineRule="auto"/>
+            </w:pPr>
+            <w:r/>
+            <w:r>
+              <w:rPr>
+                <w:rFonts w:ascii="Calibri" w:hAnsi="Calibri" w:cs="Calibri"/>
+                <w:b/>
+                <w:i w:val="0"/>
+                <w:color w:val="1A1915"/>
+                <w:sz w:val="17"/>
+                <w:szCs w:val="18"/>
+              </w:rPr>
+              <w:t>LoRA, hot-swappable at runtime</w:t>
+            </w:r>
+            <w:r>
+              <w:rPr>
+                <w:rFonts w:ascii="Calibri" w:hAnsi="Calibri" w:cs="Calibri"/>
+                <w:b w:val="0"/>
+                <w:i w:val="0"/>
+                <w:color w:val="1A1915"/>
+                <w:sz w:val="17"/>
+                <w:szCs w:val="18"/>
+              </w:rPr>
+              <w:t xml:space="preserve"> — </w:t>
+            </w:r>
+            <w:r>
+              <w:rPr>
+                <w:rFonts w:ascii="Courier New" w:hAnsi="Courier New" w:cs="Khmer OS System"/>
+                <w:b w:val="0"/>
+                <w:i w:val="0"/>
+                <w:color w:val="1A1915"/>
+                <w:sz w:val="16"/>
+                <w:szCs w:val="16"/>
+              </w:rPr>
+              <w:t>load_lora()</w:t>
+            </w:r>
+            <w:r>
+              <w:rPr>
+                <w:rFonts w:ascii="Calibri" w:hAnsi="Calibri" w:cs="Calibri"/>
+                <w:b w:val="0"/>
+                <w:i w:val="0"/>
+                <w:color w:val="1A1915"/>
+                <w:sz w:val="17"/>
+                <w:szCs w:val="18"/>
+              </w:rPr>
+              <w:t xml:space="preserve">, </w:t>
+            </w:r>
+            <w:r>
+              <w:rPr>
+                <w:rFonts w:ascii="Courier New" w:hAnsi="Courier New" w:cs="Khmer OS System"/>
+                <w:b w:val="0"/>
+                <w:i w:val="0"/>
+                <w:color w:val="1A1915"/>
+                <w:sz w:val="16"/>
+                <w:szCs w:val="16"/>
+              </w:rPr>
+              <w:t>set_lora_enabled(False)</w:t>
+            </w:r>
+            <w:r>
+              <w:rPr>
+                <w:rFonts w:ascii="Calibri" w:hAnsi="Calibri" w:cs="Calibri"/>
+                <w:b w:val="0"/>
+                <w:i w:val="0"/>
+                <w:color w:val="1A1915"/>
+                <w:sz w:val="17"/>
+                <w:szCs w:val="18"/>
+              </w:rPr>
+              <w:t xml:space="preserve">, </w:t>
+            </w:r>
+            <w:r>
+              <w:rPr>
+                <w:rFonts w:ascii="Courier New" w:hAnsi="Courier New" w:cs="Khmer OS System"/>
+                <w:b w:val="0"/>
+                <w:i w:val="0"/>
+                <w:color w:val="1A1915"/>
+                <w:sz w:val="16"/>
+                <w:szCs w:val="16"/>
+              </w:rPr>
+              <w:t>unload_lora()</w:t>
+            </w:r>
+          </w:p>
+        </w:tc>
+        <w:tc>
+          <w:tcPr>
+            <w:tcW w:type="dxa" w:w="3593"/>
+            <w:vAlign w:val="center"/>
+            <w:shd w:val="clear" w:color="auto" w:fill="FFFFFF"/>
+            <w:tcBorders>
+              <w:top w:val="single" w:sz="4" w:space="0" w:color="E5E1D8"/>
+              <w:left w:val="single" w:sz="4" w:space="0" w:color="E5E1D8"/>
+              <w:bottom w:val="single" w:sz="4" w:space="0" w:color="E5E1D8"/>
+              <w:right w:val="single" w:sz="4" w:space="0" w:color="E5E1D8"/>
+            </w:tcBorders>
+          </w:tcPr>
+          <w:p>
+            <w:pPr>
+              <w:spacing w:before="50" w:after="50" w:line="254" w:lineRule="auto"/>
+            </w:pPr>
+            <w:r/>
+            <w:r>
+              <w:rPr>
+                <w:rFonts w:ascii="Calibri" w:hAnsi="Calibri" w:cs="Calibri"/>
+                <w:b w:val="0"/>
+                <w:i w:val="0"/>
+                <w:color w:val="1A1915"/>
+                <w:sz w:val="17"/>
+                <w:szCs w:val="18"/>
+              </w:rPr>
+              <w:t>No training code ships at all</w:t>
+            </w:r>
+          </w:p>
+        </w:tc>
+      </w:tr>
+      <w:tr>
+        <w:tc>
+          <w:tcPr>
+            <w:tcW w:type="dxa" w:w="2175"/>
+            <w:vAlign w:val="center"/>
+            <w:shd w:val="clear" w:color="auto" w:fill="F4F2EC"/>
+            <w:tcBorders>
+              <w:top w:val="single" w:sz="4" w:space="0" w:color="E5E1D8"/>
+              <w:left w:val="single" w:sz="4" w:space="0" w:color="E5E1D8"/>
+              <w:bottom w:val="single" w:sz="4" w:space="0" w:color="E5E1D8"/>
+              <w:right w:val="single" w:sz="4" w:space="0" w:color="E5E1D8"/>
+            </w:tcBorders>
+          </w:tcPr>
+          <w:p>
+            <w:pPr>
+              <w:spacing w:before="50" w:after="50" w:line="254" w:lineRule="auto"/>
+            </w:pPr>
+            <w:r/>
+            <w:r>
+              <w:rPr>
+                <w:rFonts w:ascii="Calibri" w:hAnsi="Calibri" w:cs="Calibri"/>
+                <w:b w:val="0"/>
+                <w:i w:val="0"/>
+                <w:color w:val="1A1915"/>
+                <w:sz w:val="17"/>
+                <w:szCs w:val="18"/>
+              </w:rPr>
+              <w:t>Dataset validator</w:t>
+            </w:r>
+          </w:p>
+        </w:tc>
+        <w:tc>
+          <w:tcPr>
+            <w:tcW w:type="dxa" w:w="3593"/>
+            <w:vAlign w:val="center"/>
+            <w:shd w:val="clear" w:color="auto" w:fill="F4F2EC"/>
+            <w:tcBorders>
+              <w:top w:val="single" w:sz="4" w:space="0" w:color="E5E1D8"/>
+              <w:left w:val="single" w:sz="4" w:space="0" w:color="E5E1D8"/>
+              <w:bottom w:val="single" w:sz="4" w:space="0" w:color="E5E1D8"/>
+              <w:right w:val="single" w:sz="4" w:space="0" w:color="E5E1D8"/>
+            </w:tcBorders>
+          </w:tcPr>
+          <w:p>
+            <w:pPr>
+              <w:spacing w:before="50" w:after="50" w:line="254" w:lineRule="auto"/>
+            </w:pPr>
+            <w:r/>
+            <w:r>
+              <w:rPr>
+                <w:rFonts w:ascii="Courier New" w:hAnsi="Courier New" w:cs="Khmer OS System"/>
+                <w:b/>
+                <w:i w:val="0"/>
+                <w:color w:val="1A1915"/>
+                <w:sz w:val="16"/>
+                <w:szCs w:val="16"/>
+              </w:rPr>
+              <w:t>voxcpm validate --manifest …</w:t>
+            </w:r>
+          </w:p>
+        </w:tc>
+        <w:tc>
+          <w:tcPr>
+            <w:tcW w:type="dxa" w:w="3593"/>
+            <w:vAlign w:val="center"/>
+            <w:shd w:val="clear" w:color="auto" w:fill="F4F2EC"/>
+            <w:tcBorders>
+              <w:top w:val="single" w:sz="4" w:space="0" w:color="E5E1D8"/>
+              <w:left w:val="single" w:sz="4" w:space="0" w:color="E5E1D8"/>
+              <w:bottom w:val="single" w:sz="4" w:space="0" w:color="E5E1D8"/>
+              <w:right w:val="single" w:sz="4" w:space="0" w:color="E5E1D8"/>
+            </w:tcBorders>
+          </w:tcPr>
+          <w:p>
+            <w:pPr>
+              <w:spacing w:before="50" w:after="50" w:line="254" w:lineRule="auto"/>
+            </w:pPr>
+            <w:r/>
+            <w:r>
+              <w:rPr>
+                <w:rFonts w:ascii="Calibri" w:hAnsi="Calibri" w:cs="Calibri"/>
+                <w:b w:val="0"/>
+                <w:i w:val="0"/>
+                <w:color w:val="1A1915"/>
+                <w:sz w:val="17"/>
+                <w:szCs w:val="18"/>
+              </w:rPr>
+              <w:t>None</w:t>
+            </w:r>
+          </w:p>
+        </w:tc>
+      </w:tr>
+    </w:tbl>
+    <w:p>
+      <w:pPr>
+        <w:spacing w:after="40"/>
+      </w:pPr>
+    </w:p>
+    <w:p>
+      <w:pPr>
+        <w:spacing w:after="240" w:before="0" w:line="283" w:lineRule="auto"/>
+      </w:pPr>
+      <w:r>
+        <w:rPr>
+          <w:rFonts w:ascii="Calibri" w:hAnsi="Calibri" w:cs="Calibri"/>
+          <w:b w:val="0"/>
+          <w:i/>
+          <w:color w:val="6B6A62"/>
+          <w:sz w:val="17"/>
+          <w:szCs w:val="17"/>
+        </w:rPr>
+        <w:t>Table 10 — the usage surface of each model, from the shipped code. The pattern is consistent: VoxCPM2 ships more operational machinery (streaming, denoising, retry, validation, adapters), Higgs ships a richer expressive vocabulary and a cached-voice path.</w:t>
+      </w:r>
+    </w:p>
+    <w:p>
+      <w:pPr>
+        <w:keepNext/>
+        <w:spacing w:before="320" w:after="120"/>
+      </w:pPr>
+      <w:r>
+        <w:rPr>
+          <w:rFonts w:ascii="Georgia" w:hAnsi="Georgia" w:cs="Georgia"/>
+          <w:b/>
+          <w:i w:val="0"/>
+          <w:color w:val="134E4A"/>
+          <w:sz w:val="28"/>
+          <w:szCs w:val="28"/>
+        </w:rPr>
+        <w:t>8.2  Expressive control — two different paradigms</w:t>
+      </w:r>
+    </w:p>
+    <w:p>
+      <w:pPr>
+        <w:spacing w:after="120" w:before="0" w:line="283" w:lineRule="auto"/>
+      </w:pPr>
+      <w:r>
+        <w:rPr>
+          <w:rFonts w:ascii="Calibri" w:hAnsi="Calibri" w:cs="Calibri"/>
+          <w:b w:val="0"/>
+          <w:i w:val="0"/>
+          <w:color w:val="1A1915"/>
+          <w:sz w:val="21"/>
+          <w:szCs w:val="21"/>
+        </w:rPr>
+        <w:t>Both models can be told how to say something, but they take opposite approaches, and the difference matters more than the feature counts suggest.</w:t>
+      </w:r>
+    </w:p>
+    <w:p>
+      <w:pPr>
+        <w:keepNext/>
+        <w:spacing w:before="240" w:after="80"/>
+      </w:pPr>
+      <w:r>
+        <w:rPr>
+          <w:rFonts w:ascii="Georgia" w:hAnsi="Georgia" w:cs="Georgia"/>
+          <w:b/>
+          <w:i w:val="0"/>
+          <w:color w:val="1A1915"/>
+          <w:sz w:val="23"/>
+          <w:szCs w:val="23"/>
+        </w:rPr>
+        <w:t>VoxCPM2 — open-ended, natural language</w:t>
+      </w:r>
+    </w:p>
+    <w:p>
+      <w:pPr>
+        <w:spacing w:after="120" w:before="0" w:line="283" w:lineRule="auto"/>
+      </w:pPr>
+      <w:r>
+        <w:rPr>
+          <w:rFonts w:ascii="Calibri" w:hAnsi="Calibri" w:cs="Calibri"/>
+          <w:b w:val="0"/>
+          <w:i w:val="0"/>
+          <w:color w:val="1A1915"/>
+          <w:sz w:val="21"/>
+          <w:szCs w:val="21"/>
+        </w:rPr>
+        <w:t>There is no tag vocabulary. You write an instruction in plain language and it is prepended to the text in parentheses; the model was trained to read a leading parenthesised descriptor as a voice and style instruction. The CLI exposes it as --control, but the mechanism is only string concatenation, so the plain Python API gets it for free:</w:t>
+      </w:r>
+    </w:p>
+    <w:tbl>
+      <w:tblPr>
+        <w:tblW w:type="auto" w:w="0"/>
+        <w:tblLayout w:type="fixed"/>
+        <w:tblLook w:firstColumn="1" w:firstRow="1" w:lastColumn="0" w:lastRow="0" w:noHBand="0" w:noVBand="1" w:val="04A0"/>
+      </w:tblPr>
+      <w:tblGrid>
+        <w:gridCol w:w="9360"/>
+      </w:tblGrid>
+      <w:tr>
+        <w:tc>
+          <w:tcPr>
+            <w:tcW w:type="dxa" w:w="9360"/>
+            <w:shd w:val="clear" w:color="auto" w:fill="F4F2EC"/>
+            <w:tcBorders>
+              <w:top w:val="single" w:sz="4" w:space="0" w:color="E5E1D8"/>
+              <w:left w:val="single" w:sz="4" w:space="0" w:color="E5E1D8"/>
+              <w:bottom w:val="single" w:sz="4" w:space="0" w:color="E5E1D8"/>
+              <w:right w:val="single" w:sz="4" w:space="0" w:color="E5E1D8"/>
+            </w:tcBorders>
+          </w:tcPr>
+          <w:p>
+            <w:pPr>
+              <w:spacing w:before="0" w:after="0" w:line="240" w:lineRule="auto"/>
+              <w:ind w:left="86"/>
+            </w:pPr>
+            <w:r/>
+            <w:r>
+              <w:rPr>
+                <w:rFonts w:ascii="Courier New" w:hAnsi="Courier New" w:cs="Khmer OS System"/>
+                <w:b w:val="0"/>
+                <w:i w:val="0"/>
+                <w:color w:val="1A1915"/>
+                <w:sz w:val="16"/>
+                <w:szCs w:val="16"/>
+              </w:rPr>
+              <w:t># what the CLI does internally is exactly this:</w:t>
+            </w:r>
+          </w:p>
+          <w:p>
+            <w:pPr>
+              <w:spacing w:before="0" w:after="0" w:line="240" w:lineRule="auto"/>
+              <w:ind w:left="86"/>
+            </w:pPr>
+            <w:r>
+              <w:rPr>
+                <w:rFonts w:ascii="Courier New" w:hAnsi="Courier New" w:cs="Khmer OS System"/>
+                <w:b w:val="0"/>
+                <w:i w:val="0"/>
+                <w:color w:val="1A1915"/>
+                <w:sz w:val="16"/>
+                <w:szCs w:val="16"/>
+              </w:rPr>
+              <w:t>#     final_text = f"({control}){text}"  if control else text</w:t>
+            </w:r>
+          </w:p>
+          <w:p>
+            <w:pPr>
+              <w:spacing w:before="0" w:after="0" w:line="240" w:lineRule="auto"/>
+              <w:ind w:left="86"/>
+            </w:pPr>
+            <w:r>
+              <w:rPr>
+                <w:rFonts w:ascii="Courier New" w:hAnsi="Courier New" w:cs="Khmer OS System"/>
+                <w:b w:val="0"/>
+                <w:i w:val="0"/>
+                <w:color w:val="1A1915"/>
+                <w:sz w:val="16"/>
+                <w:szCs w:val="16"/>
+              </w:rPr>
+              <w:t xml:space="preserve"> </w:t>
+            </w:r>
+          </w:p>
+          <w:p>
+            <w:pPr>
+              <w:spacing w:before="0" w:after="0" w:line="240" w:lineRule="auto"/>
+              <w:ind w:left="86"/>
+            </w:pPr>
+            <w:r>
+              <w:rPr>
+                <w:rFonts w:ascii="Courier New" w:hAnsi="Courier New" w:cs="Khmer OS System"/>
+                <w:b w:val="0"/>
+                <w:i w:val="0"/>
+                <w:color w:val="1A1915"/>
+                <w:sz w:val="16"/>
+                <w:szCs w:val="16"/>
+              </w:rPr>
+              <w:t>voxcpm design --text "Hello world" --control "warm female voice" --output out.wav</w:t>
+            </w:r>
+          </w:p>
+          <w:p>
+            <w:pPr>
+              <w:spacing w:before="0" w:after="0" w:line="240" w:lineRule="auto"/>
+              <w:ind w:left="86"/>
+            </w:pPr>
+            <w:r>
+              <w:rPr>
+                <w:rFonts w:ascii="Courier New" w:hAnsi="Courier New" w:cs="Khmer OS System"/>
+                <w:b w:val="0"/>
+                <w:i w:val="0"/>
+                <w:color w:val="1A1915"/>
+                <w:sz w:val="16"/>
+                <w:szCs w:val="16"/>
+              </w:rPr>
+              <w:t xml:space="preserve"> </w:t>
+            </w:r>
+          </w:p>
+          <w:p>
+            <w:pPr>
+              <w:spacing w:before="0" w:after="0" w:line="240" w:lineRule="auto"/>
+              <w:ind w:left="86"/>
+            </w:pPr>
+            <w:r>
+              <w:rPr>
+                <w:rFonts w:ascii="Courier New" w:hAnsi="Courier New" w:cs="Khmer OS System"/>
+                <w:b w:val="0"/>
+                <w:i w:val="0"/>
+                <w:color w:val="1A1915"/>
+                <w:sz w:val="16"/>
+                <w:szCs w:val="16"/>
+              </w:rPr>
+              <w:t># and therefore, from Python, with no special argument:</w:t>
+            </w:r>
+          </w:p>
+          <w:p>
+            <w:pPr>
+              <w:spacing w:before="0" w:after="0" w:line="240" w:lineRule="auto"/>
+              <w:ind w:left="86"/>
+            </w:pPr>
+            <w:r>
+              <w:rPr>
+                <w:rFonts w:ascii="Courier New" w:hAnsi="Courier New" w:cs="Khmer OS System"/>
+                <w:b w:val="0"/>
+                <w:i w:val="0"/>
+                <w:color w:val="1A1915"/>
+                <w:sz w:val="16"/>
+                <w:szCs w:val="16"/>
+              </w:rPr>
+              <w:t>wav = model.generate(text="(warm female voice, speaking slowly)Hello world")</w:t>
+            </w:r>
+          </w:p>
+        </w:tc>
+      </w:tr>
+    </w:tbl>
+    <w:p>
+      <w:pPr>
+        <w:spacing w:after="120"/>
+      </w:pPr>
+    </w:p>
+    <w:p>
+      <w:pPr>
+        <w:pStyle w:val="ListBullet"/>
+        <w:spacing w:after="60" w:line="276" w:lineRule="auto"/>
+        <w:ind w:left="648" w:hanging="288"/>
+      </w:pPr>
+      <w:r>
+        <w:rPr>
+          <w:rFonts w:ascii="Calibri" w:hAnsi="Calibri" w:cs="Calibri"/>
+          <w:b/>
+          <w:color w:val="1A1915"/>
+          <w:sz w:val="21"/>
+          <w:szCs w:val="21"/>
+        </w:rPr>
+        <w:t xml:space="preserve">Unbounded. </w:t>
+      </w:r>
+      <w:r>
+        <w:rPr>
+          <w:rFonts w:ascii="Calibri" w:hAnsi="Calibri" w:cs="Calibri"/>
+          <w:color w:val="1A1915"/>
+          <w:sz w:val="21"/>
+          <w:szCs w:val="21"/>
+        </w:rPr>
+        <w:t>“an elderly man, tired, speaking gently”, “a news anchor, brisk and formal”, “whispering, conspiratorial” — anything you can describe. It is not limited to a list somebody chose in advance.</w:t>
+      </w:r>
+    </w:p>
+    <w:p>
+      <w:pPr>
+        <w:pStyle w:val="ListBullet"/>
+        <w:spacing w:after="60" w:line="276" w:lineRule="auto"/>
+        <w:ind w:left="648" w:hanging="288"/>
+      </w:pPr>
+      <w:r>
+        <w:rPr>
+          <w:rFonts w:ascii="Calibri" w:hAnsi="Calibri" w:cs="Calibri"/>
+          <w:b/>
+          <w:color w:val="1A1915"/>
+          <w:sz w:val="21"/>
+          <w:szCs w:val="21"/>
+        </w:rPr>
+        <w:t xml:space="preserve">Whole-utterance only. </w:t>
+      </w:r>
+      <w:r>
+        <w:rPr>
+          <w:rFonts w:ascii="Calibri" w:hAnsi="Calibri" w:cs="Calibri"/>
+          <w:color w:val="1A1915"/>
+          <w:sz w:val="21"/>
+          <w:szCs w:val="21"/>
+        </w:rPr>
+        <w:t>The instruction sits at the front and colours the entire utterance. There is no way to change emotion halfway through a sentence.</w:t>
+      </w:r>
+    </w:p>
+    <w:p>
+      <w:pPr>
+        <w:pStyle w:val="ListBullet"/>
+        <w:spacing w:after="60" w:line="276" w:lineRule="auto"/>
+        <w:ind w:left="648" w:hanging="288"/>
+      </w:pPr>
+      <w:r>
+        <w:rPr>
+          <w:rFonts w:ascii="Calibri" w:hAnsi="Calibri" w:cs="Calibri"/>
+          <w:b/>
+          <w:color w:val="1A1915"/>
+          <w:sz w:val="21"/>
+          <w:szCs w:val="21"/>
+        </w:rPr>
+        <w:t xml:space="preserve">Unverifiable. </w:t>
+      </w:r>
+      <w:r>
+        <w:rPr>
+          <w:rFonts w:ascii="Calibri" w:hAnsi="Calibri" w:cs="Calibri"/>
+          <w:color w:val="1A1915"/>
+          <w:sz w:val="21"/>
+          <w:szCs w:val="21"/>
+        </w:rPr>
+        <w:t>Nothing validates the instruction. A descriptor the model does not understand is silently ignored, or worse, partly spoken. You find out by listening.</w:t>
+      </w:r>
+    </w:p>
+    <w:p>
+      <w:pPr>
+        <w:pStyle w:val="ListBullet"/>
+        <w:spacing w:after="60" w:line="276" w:lineRule="auto"/>
+        <w:ind w:left="648" w:hanging="288"/>
+      </w:pPr>
+      <w:r>
+        <w:rPr>
+          <w:rFonts w:ascii="Calibri" w:hAnsi="Calibri" w:cs="Calibri"/>
+          <w:b/>
+          <w:color w:val="1A1915"/>
+          <w:sz w:val="21"/>
+          <w:szCs w:val="21"/>
+        </w:rPr>
+        <w:t xml:space="preserve">Mutually exclusive with continuation mode. </w:t>
+      </w:r>
+      <w:r>
+        <w:rPr>
+          <w:rFonts w:ascii="Calibri" w:hAnsi="Calibri" w:cs="Calibri"/>
+          <w:color w:val="1A1915"/>
+          <w:sz w:val="21"/>
+          <w:szCs w:val="21"/>
+        </w:rPr>
+        <w:t>The CLI rejects --control together with --prompt-text: you are either designing a voice from a description or continuing one from audio, not both. It does combine with --reference-audio.</w:t>
+      </w:r>
+    </w:p>
+    <w:p>
+      <w:pPr>
+        <w:keepNext/>
+        <w:spacing w:before="240" w:after="80"/>
+      </w:pPr>
+      <w:r>
+        <w:rPr>
+          <w:rFonts w:ascii="Georgia" w:hAnsi="Georgia" w:cs="Georgia"/>
+          <w:b/>
+          <w:i w:val="0"/>
+          <w:color w:val="1A1915"/>
+          <w:sz w:val="23"/>
+          <w:szCs w:val="23"/>
+        </w:rPr>
+        <w:t>Higgs TTS 3 — a closed, composable tag set</w:t>
+      </w:r>
+    </w:p>
+    <w:p>
+      <w:pPr>
+        <w:spacing w:after="120" w:before="0" w:line="283" w:lineRule="auto"/>
+      </w:pPr>
+      <w:r>
+        <w:rPr>
+          <w:rFonts w:ascii="Calibri" w:hAnsi="Calibri" w:cs="Calibri"/>
+          <w:b w:val="0"/>
+          <w:i w:val="0"/>
+          <w:color w:val="1A1915"/>
+          <w:sz w:val="21"/>
+          <w:szCs w:val="21"/>
+        </w:rPr>
+        <w:t>A fixed vocabulary using &lt;|category:value|&gt; syntax, insertable anywhere in the text, including mid-sentence:</w:t>
+      </w:r>
+    </w:p>
+    <w:tbl>
+      <w:tblPr>
+        <w:tblW w:type="auto" w:w="0"/>
+        <w:tblLayout w:type="fixed"/>
+        <w:tblLook w:firstColumn="1" w:firstRow="1" w:lastColumn="0" w:lastRow="0" w:noHBand="0" w:noVBand="1" w:val="04A0"/>
+      </w:tblPr>
+      <w:tblGrid>
+        <w:gridCol w:w="9360"/>
+      </w:tblGrid>
+      <w:tr>
+        <w:tc>
+          <w:tcPr>
+            <w:tcW w:type="dxa" w:w="9360"/>
+            <w:shd w:val="clear" w:color="auto" w:fill="F4F2EC"/>
+            <w:tcBorders>
+              <w:top w:val="single" w:sz="4" w:space="0" w:color="E5E1D8"/>
+              <w:left w:val="single" w:sz="4" w:space="0" w:color="E5E1D8"/>
+              <w:bottom w:val="single" w:sz="4" w:space="0" w:color="E5E1D8"/>
+              <w:right w:val="single" w:sz="4" w:space="0" w:color="E5E1D8"/>
+            </w:tcBorders>
+          </w:tcPr>
+          <w:p>
+            <w:pPr>
+              <w:spacing w:before="0" w:after="0" w:line="240" w:lineRule="auto"/>
+              <w:ind w:left="86"/>
+            </w:pPr>
+            <w:r/>
+            <w:r>
+              <w:rPr>
+                <w:rFonts w:ascii="Courier New" w:hAnsi="Courier New" w:cs="Khmer OS System"/>
+                <w:b w:val="0"/>
+                <w:i w:val="0"/>
+                <w:color w:val="1A1915"/>
+                <w:sz w:val="16"/>
+                <w:szCs w:val="16"/>
+              </w:rPr>
+              <w:t>text = "&lt;|emotion:sadness|&gt; I have to tell you something. "</w:t>
+            </w:r>
+          </w:p>
+          <w:p>
+            <w:pPr>
+              <w:spacing w:before="0" w:after="0" w:line="240" w:lineRule="auto"/>
+              <w:ind w:left="86"/>
+            </w:pPr>
+            <w:r>
+              <w:rPr>
+                <w:rFonts w:ascii="Courier New" w:hAnsi="Courier New" w:cs="Khmer OS System"/>
+                <w:b w:val="0"/>
+                <w:i w:val="0"/>
+                <w:color w:val="1A1915"/>
+                <w:sz w:val="16"/>
+                <w:szCs w:val="16"/>
+              </w:rPr>
+              <w:t xml:space="preserve">       "&lt;|long_pause|&gt; &lt;|emotion:relief|&gt; But it turned out fine. "</w:t>
+            </w:r>
+          </w:p>
+          <w:p>
+            <w:pPr>
+              <w:spacing w:before="0" w:after="0" w:line="240" w:lineRule="auto"/>
+              <w:ind w:left="86"/>
+            </w:pPr>
+            <w:r>
+              <w:rPr>
+                <w:rFonts w:ascii="Courier New" w:hAnsi="Courier New" w:cs="Khmer OS System"/>
+                <w:b w:val="0"/>
+                <w:i w:val="0"/>
+                <w:color w:val="1A1915"/>
+                <w:sz w:val="16"/>
+                <w:szCs w:val="16"/>
+              </w:rPr>
+              <w:t xml:space="preserve">       "&lt;|laughter|&gt; haha"</w:t>
+            </w:r>
+          </w:p>
+        </w:tc>
+      </w:tr>
+    </w:tbl>
+    <w:p>
+      <w:pPr>
+        <w:spacing w:after="120"/>
+      </w:pPr>
+    </w:p>
+    <w:tbl>
+      <w:tblPr>
+        <w:tblStyle w:val="TableGrid"/>
+        <w:tblW w:type="auto" w:w="0"/>
+        <w:tblLayout w:type="fixed"/>
+        <w:tblLook w:firstColumn="1" w:firstRow="1" w:lastColumn="0" w:lastRow="0" w:noHBand="0" w:noVBand="1" w:val="04A0"/>
+      </w:tblPr>
+      <w:tblGrid>
+        <w:gridCol w:w="3120"/>
+        <w:gridCol w:w="3120"/>
+        <w:gridCol w:w="3120"/>
+      </w:tblGrid>
+      <w:tr>
+        <w:tc>
+          <w:tcPr>
+            <w:tcW w:type="dxa" w:w="1593"/>
+            <w:vAlign w:val="center"/>
+            <w:shd w:val="clear" w:color="auto" w:fill="6D28D9"/>
+            <w:tcBorders>
+              <w:top w:val="single" w:sz="4" w:space="0" w:color="E5E1D8"/>
+              <w:left w:val="single" w:sz="4" w:space="0" w:color="E5E1D8"/>
+              <w:bottom w:val="single" w:sz="4" w:space="0" w:color="E5E1D8"/>
+              <w:right w:val="single" w:sz="4" w:space="0" w:color="E5E1D8"/>
+            </w:tcBorders>
+          </w:tcPr>
+          <w:p>
+            <w:pPr>
+              <w:spacing w:before="50" w:after="50" w:line="254" w:lineRule="auto"/>
+            </w:pPr>
+            <w:r/>
+            <w:r>
+              <w:rPr>
+                <w:rFonts w:ascii="Calibri" w:hAnsi="Calibri" w:cs="Calibri"/>
+                <w:b/>
+                <w:i w:val="0"/>
+                <w:color w:val="FFFFFF"/>
+                <w:sz w:val="17"/>
+                <w:szCs w:val="18"/>
+              </w:rPr>
+              <w:t>Category</w:t>
+            </w:r>
+          </w:p>
+        </w:tc>
+        <w:tc>
+          <w:tcPr>
+            <w:tcW w:type="dxa" w:w="797"/>
+            <w:vAlign w:val="center"/>
+            <w:shd w:val="clear" w:color="auto" w:fill="6D28D9"/>
+            <w:tcBorders>
+              <w:top w:val="single" w:sz="4" w:space="0" w:color="E5E1D8"/>
+              <w:left w:val="single" w:sz="4" w:space="0" w:color="E5E1D8"/>
+              <w:bottom w:val="single" w:sz="4" w:space="0" w:color="E5E1D8"/>
+              <w:right w:val="single" w:sz="4" w:space="0" w:color="E5E1D8"/>
+            </w:tcBorders>
+          </w:tcPr>
+          <w:p>
+            <w:pPr>
+              <w:spacing w:before="50" w:after="50" w:line="254" w:lineRule="auto"/>
+            </w:pPr>
+            <w:r/>
+            <w:r>
+              <w:rPr>
+                <w:rFonts w:ascii="Calibri" w:hAnsi="Calibri" w:cs="Calibri"/>
+                <w:b/>
+                <w:i w:val="0"/>
+                <w:color w:val="FFFFFF"/>
+                <w:sz w:val="17"/>
+                <w:szCs w:val="18"/>
+              </w:rPr>
+              <w:t>Count</w:t>
+            </w:r>
+          </w:p>
+        </w:tc>
+        <w:tc>
+          <w:tcPr>
+            <w:tcW w:type="dxa" w:w="6970"/>
+            <w:vAlign w:val="center"/>
+            <w:shd w:val="clear" w:color="auto" w:fill="6D28D9"/>
+            <w:tcBorders>
+              <w:top w:val="single" w:sz="4" w:space="0" w:color="E5E1D8"/>
+              <w:left w:val="single" w:sz="4" w:space="0" w:color="E5E1D8"/>
+              <w:bottom w:val="single" w:sz="4" w:space="0" w:color="E5E1D8"/>
+              <w:right w:val="single" w:sz="4" w:space="0" w:color="E5E1D8"/>
+            </w:tcBorders>
+          </w:tcPr>
+          <w:p>
+            <w:pPr>
+              <w:spacing w:before="50" w:after="50" w:line="254" w:lineRule="auto"/>
+            </w:pPr>
+            <w:r/>
+            <w:r>
+              <w:rPr>
+                <w:rFonts w:ascii="Calibri" w:hAnsi="Calibri" w:cs="Calibri"/>
+                <w:b/>
+                <w:i w:val="0"/>
+                <w:color w:val="FFFFFF"/>
+                <w:sz w:val="17"/>
+                <w:szCs w:val="18"/>
+              </w:rPr>
+              <w:t>Values</w:t>
+            </w:r>
+          </w:p>
+        </w:tc>
+      </w:tr>
+      <w:tr>
+        <w:tc>
+          <w:tcPr>
+            <w:tcW w:type="dxa" w:w="1593"/>
+            <w:vAlign w:val="center"/>
+            <w:shd w:val="clear" w:color="auto" w:fill="FFFFFF"/>
+            <w:tcBorders>
+              <w:top w:val="single" w:sz="4" w:space="0" w:color="E5E1D8"/>
+              <w:left w:val="single" w:sz="4" w:space="0" w:color="E5E1D8"/>
+              <w:bottom w:val="single" w:sz="4" w:space="0" w:color="E5E1D8"/>
+              <w:right w:val="single" w:sz="4" w:space="0" w:color="E5E1D8"/>
+            </w:tcBorders>
+          </w:tcPr>
+          <w:p>
+            <w:pPr>
+              <w:spacing w:before="50" w:after="50" w:line="254" w:lineRule="auto"/>
+            </w:pPr>
+            <w:r/>
+            <w:r>
+              <w:rPr>
+                <w:rFonts w:ascii="Calibri" w:hAnsi="Calibri" w:cs="Calibri"/>
+                <w:b w:val="0"/>
+                <w:i w:val="0"/>
+                <w:color w:val="1A1915"/>
+                <w:sz w:val="17"/>
+                <w:szCs w:val="18"/>
+              </w:rPr>
+              <w:t>Emotion</w:t>
+            </w:r>
+          </w:p>
+        </w:tc>
+        <w:tc>
+          <w:tcPr>
+            <w:tcW w:type="dxa" w:w="797"/>
+            <w:vAlign w:val="center"/>
+            <w:shd w:val="clear" w:color="auto" w:fill="FFFFFF"/>
+            <w:tcBorders>
+              <w:top w:val="single" w:sz="4" w:space="0" w:color="E5E1D8"/>
+              <w:left w:val="single" w:sz="4" w:space="0" w:color="E5E1D8"/>
+              <w:bottom w:val="single" w:sz="4" w:space="0" w:color="E5E1D8"/>
+              <w:right w:val="single" w:sz="4" w:space="0" w:color="E5E1D8"/>
+            </w:tcBorders>
+          </w:tcPr>
+          <w:p>
+            <w:pPr>
+              <w:spacing w:before="50" w:after="50" w:line="254" w:lineRule="auto"/>
+            </w:pPr>
+            <w:r/>
+            <w:r>
+              <w:rPr>
+                <w:rFonts w:ascii="Calibri" w:hAnsi="Calibri" w:cs="Calibri"/>
+                <w:b w:val="0"/>
+                <w:i w:val="0"/>
+                <w:color w:val="1A1915"/>
+                <w:sz w:val="17"/>
+                <w:szCs w:val="18"/>
+              </w:rPr>
+              <w:t>21</w:t>
+            </w:r>
+          </w:p>
+        </w:tc>
+        <w:tc>
+          <w:tcPr>
+            <w:tcW w:type="dxa" w:w="6970"/>
+            <w:vAlign w:val="center"/>
+            <w:shd w:val="clear" w:color="auto" w:fill="FFFFFF"/>
+            <w:tcBorders>
+              <w:top w:val="single" w:sz="4" w:space="0" w:color="E5E1D8"/>
+              <w:left w:val="single" w:sz="4" w:space="0" w:color="E5E1D8"/>
+              <w:bottom w:val="single" w:sz="4" w:space="0" w:color="E5E1D8"/>
+              <w:right w:val="single" w:sz="4" w:space="0" w:color="E5E1D8"/>
+            </w:tcBorders>
+          </w:tcPr>
+          <w:p>
+            <w:pPr>
+              <w:spacing w:before="50" w:after="50" w:line="254" w:lineRule="auto"/>
+            </w:pPr>
+            <w:r/>
+            <w:r>
+              <w:rPr>
+                <w:rFonts w:ascii="Calibri" w:hAnsi="Calibri" w:cs="Calibri"/>
+                <w:b w:val="0"/>
+                <w:i w:val="0"/>
+                <w:color w:val="1A1915"/>
+                <w:sz w:val="17"/>
+                <w:szCs w:val="18"/>
+              </w:rPr>
+              <w:t>elation, amusement, enthusiasm, determination, pride, contentment, affection, relief, contemplation, confusion, surprise, awe, longing, arousal, anger, fear, disgust, bitterness, sadness, shame, helplessness</w:t>
+            </w:r>
+          </w:p>
+        </w:tc>
+      </w:tr>
+      <w:tr>
+        <w:tc>
+          <w:tcPr>
+            <w:tcW w:type="dxa" w:w="1593"/>
+            <w:vAlign w:val="center"/>
+            <w:shd w:val="clear" w:color="auto" w:fill="F4F2EC"/>
+            <w:tcBorders>
+              <w:top w:val="single" w:sz="4" w:space="0" w:color="E5E1D8"/>
+              <w:left w:val="single" w:sz="4" w:space="0" w:color="E5E1D8"/>
+              <w:bottom w:val="single" w:sz="4" w:space="0" w:color="E5E1D8"/>
+              <w:right w:val="single" w:sz="4" w:space="0" w:color="E5E1D8"/>
+            </w:tcBorders>
+          </w:tcPr>
+          <w:p>
+            <w:pPr>
+              <w:spacing w:before="50" w:after="50" w:line="254" w:lineRule="auto"/>
+            </w:pPr>
+            <w:r/>
+            <w:r>
+              <w:rPr>
+                <w:rFonts w:ascii="Calibri" w:hAnsi="Calibri" w:cs="Calibri"/>
+                <w:b w:val="0"/>
+                <w:i w:val="0"/>
+                <w:color w:val="1A1915"/>
+                <w:sz w:val="17"/>
+                <w:szCs w:val="18"/>
+              </w:rPr>
+              <w:t>Style</w:t>
+            </w:r>
+          </w:p>
+        </w:tc>
+        <w:tc>
+          <w:tcPr>
+            <w:tcW w:type="dxa" w:w="797"/>
+            <w:vAlign w:val="center"/>
+            <w:shd w:val="clear" w:color="auto" w:fill="F4F2EC"/>
+            <w:tcBorders>
+              <w:top w:val="single" w:sz="4" w:space="0" w:color="E5E1D8"/>
+              <w:left w:val="single" w:sz="4" w:space="0" w:color="E5E1D8"/>
+              <w:bottom w:val="single" w:sz="4" w:space="0" w:color="E5E1D8"/>
+              <w:right w:val="single" w:sz="4" w:space="0" w:color="E5E1D8"/>
+            </w:tcBorders>
+          </w:tcPr>
+          <w:p>
+            <w:pPr>
+              <w:spacing w:before="50" w:after="50" w:line="254" w:lineRule="auto"/>
+            </w:pPr>
+            <w:r/>
+            <w:r>
+              <w:rPr>
+                <w:rFonts w:ascii="Calibri" w:hAnsi="Calibri" w:cs="Calibri"/>
+                <w:b w:val="0"/>
+                <w:i w:val="0"/>
+                <w:color w:val="1A1915"/>
+                <w:sz w:val="17"/>
+                <w:szCs w:val="18"/>
+              </w:rPr>
+              <w:t>3</w:t>
+            </w:r>
+          </w:p>
+        </w:tc>
+        <w:tc>
+          <w:tcPr>
+            <w:tcW w:type="dxa" w:w="6970"/>
+            <w:vAlign w:val="center"/>
+            <w:shd w:val="clear" w:color="auto" w:fill="F4F2EC"/>
+            <w:tcBorders>
+              <w:top w:val="single" w:sz="4" w:space="0" w:color="E5E1D8"/>
+              <w:left w:val="single" w:sz="4" w:space="0" w:color="E5E1D8"/>
+              <w:bottom w:val="single" w:sz="4" w:space="0" w:color="E5E1D8"/>
+              <w:right w:val="single" w:sz="4" w:space="0" w:color="E5E1D8"/>
+            </w:tcBorders>
+          </w:tcPr>
+          <w:p>
+            <w:pPr>
+              <w:spacing w:before="50" w:after="50" w:line="254" w:lineRule="auto"/>
+            </w:pPr>
+            <w:r/>
+            <w:r>
+              <w:rPr>
+                <w:rFonts w:ascii="Calibri" w:hAnsi="Calibri" w:cs="Calibri"/>
+                <w:b w:val="0"/>
+                <w:i w:val="0"/>
+                <w:color w:val="1A1915"/>
+                <w:sz w:val="17"/>
+                <w:szCs w:val="18"/>
+              </w:rPr>
+              <w:t>singing, shouting, whispering</w:t>
+            </w:r>
+          </w:p>
+        </w:tc>
+      </w:tr>
+      <w:tr>
+        <w:tc>
+          <w:tcPr>
+            <w:tcW w:type="dxa" w:w="1593"/>
+            <w:vAlign w:val="center"/>
+            <w:shd w:val="clear" w:color="auto" w:fill="FFFFFF"/>
+            <w:tcBorders>
+              <w:top w:val="single" w:sz="4" w:space="0" w:color="E5E1D8"/>
+              <w:left w:val="single" w:sz="4" w:space="0" w:color="E5E1D8"/>
+              <w:bottom w:val="single" w:sz="4" w:space="0" w:color="E5E1D8"/>
+              <w:right w:val="single" w:sz="4" w:space="0" w:color="E5E1D8"/>
+            </w:tcBorders>
+          </w:tcPr>
+          <w:p>
+            <w:pPr>
+              <w:spacing w:before="50" w:after="50" w:line="254" w:lineRule="auto"/>
+            </w:pPr>
+            <w:r/>
+            <w:r>
+              <w:rPr>
+                <w:rFonts w:ascii="Calibri" w:hAnsi="Calibri" w:cs="Calibri"/>
+                <w:b w:val="0"/>
+                <w:i w:val="0"/>
+                <w:color w:val="1A1915"/>
+                <w:sz w:val="17"/>
+                <w:szCs w:val="18"/>
+              </w:rPr>
+              <w:t>Sound effects</w:t>
+            </w:r>
+          </w:p>
+        </w:tc>
+        <w:tc>
+          <w:tcPr>
+            <w:tcW w:type="dxa" w:w="797"/>
+            <w:vAlign w:val="center"/>
+            <w:shd w:val="clear" w:color="auto" w:fill="FFFFFF"/>
+            <w:tcBorders>
+              <w:top w:val="single" w:sz="4" w:space="0" w:color="E5E1D8"/>
+              <w:left w:val="single" w:sz="4" w:space="0" w:color="E5E1D8"/>
+              <w:bottom w:val="single" w:sz="4" w:space="0" w:color="E5E1D8"/>
+              <w:right w:val="single" w:sz="4" w:space="0" w:color="E5E1D8"/>
+            </w:tcBorders>
+          </w:tcPr>
+          <w:p>
+            <w:pPr>
+              <w:spacing w:before="50" w:after="50" w:line="254" w:lineRule="auto"/>
+            </w:pPr>
+            <w:r/>
+            <w:r>
+              <w:rPr>
+                <w:rFonts w:ascii="Calibri" w:hAnsi="Calibri" w:cs="Calibri"/>
+                <w:b w:val="0"/>
+                <w:i w:val="0"/>
+                <w:color w:val="1A1915"/>
+                <w:sz w:val="17"/>
+                <w:szCs w:val="18"/>
+              </w:rPr>
+              <w:t>9</w:t>
+            </w:r>
+          </w:p>
+        </w:tc>
+        <w:tc>
+          <w:tcPr>
+            <w:tcW w:type="dxa" w:w="6970"/>
+            <w:vAlign w:val="center"/>
+            <w:shd w:val="clear" w:color="auto" w:fill="FFFFFF"/>
+            <w:tcBorders>
+              <w:top w:val="single" w:sz="4" w:space="0" w:color="E5E1D8"/>
+              <w:left w:val="single" w:sz="4" w:space="0" w:color="E5E1D8"/>
+              <w:bottom w:val="single" w:sz="4" w:space="0" w:color="E5E1D8"/>
+              <w:right w:val="single" w:sz="4" w:space="0" w:color="E5E1D8"/>
+            </w:tcBorders>
+          </w:tcPr>
+          <w:p>
+            <w:pPr>
+              <w:spacing w:before="50" w:after="50" w:line="254" w:lineRule="auto"/>
+            </w:pPr>
+            <w:r/>
+            <w:r>
+              <w:rPr>
+                <w:rFonts w:ascii="Calibri" w:hAnsi="Calibri" w:cs="Calibri"/>
+                <w:b w:val="0"/>
+                <w:i w:val="0"/>
+                <w:color w:val="1A1915"/>
+                <w:sz w:val="17"/>
+                <w:szCs w:val="18"/>
+              </w:rPr>
+              <w:t>cough, laughter, crying, screaming, burping, humming, sigh, sniff, sneeze — each paired with the matching onomatopoeia</w:t>
+            </w:r>
+          </w:p>
+        </w:tc>
+      </w:tr>
+      <w:tr>
+        <w:tc>
+          <w:tcPr>
+            <w:tcW w:type="dxa" w:w="1593"/>
+            <w:vAlign w:val="center"/>
+            <w:shd w:val="clear" w:color="auto" w:fill="F4F2EC"/>
+            <w:tcBorders>
+              <w:top w:val="single" w:sz="4" w:space="0" w:color="E5E1D8"/>
+              <w:left w:val="single" w:sz="4" w:space="0" w:color="E5E1D8"/>
+              <w:bottom w:val="single" w:sz="4" w:space="0" w:color="E5E1D8"/>
+              <w:right w:val="single" w:sz="4" w:space="0" w:color="E5E1D8"/>
+            </w:tcBorders>
+          </w:tcPr>
+          <w:p>
+            <w:pPr>
+              <w:spacing w:before="50" w:after="50" w:line="254" w:lineRule="auto"/>
+            </w:pPr>
+            <w:r/>
+            <w:r>
+              <w:rPr>
+                <w:rFonts w:ascii="Calibri" w:hAnsi="Calibri" w:cs="Calibri"/>
+                <w:b w:val="0"/>
+                <w:i w:val="0"/>
+                <w:color w:val="1A1915"/>
+                <w:sz w:val="17"/>
+                <w:szCs w:val="18"/>
+              </w:rPr>
+              <w:t>Prosody</w:t>
+            </w:r>
+          </w:p>
+        </w:tc>
+        <w:tc>
+          <w:tcPr>
+            <w:tcW w:type="dxa" w:w="797"/>
+            <w:vAlign w:val="center"/>
+            <w:shd w:val="clear" w:color="auto" w:fill="F4F2EC"/>
+            <w:tcBorders>
+              <w:top w:val="single" w:sz="4" w:space="0" w:color="E5E1D8"/>
+              <w:left w:val="single" w:sz="4" w:space="0" w:color="E5E1D8"/>
+              <w:bottom w:val="single" w:sz="4" w:space="0" w:color="E5E1D8"/>
+              <w:right w:val="single" w:sz="4" w:space="0" w:color="E5E1D8"/>
+            </w:tcBorders>
+          </w:tcPr>
+          <w:p>
+            <w:pPr>
+              <w:spacing w:before="50" w:after="50" w:line="254" w:lineRule="auto"/>
+            </w:pPr>
+            <w:r/>
+            <w:r>
+              <w:rPr>
+                <w:rFonts w:ascii="Calibri" w:hAnsi="Calibri" w:cs="Calibri"/>
+                <w:b w:val="0"/>
+                <w:i w:val="0"/>
+                <w:color w:val="1A1915"/>
+                <w:sz w:val="17"/>
+                <w:szCs w:val="18"/>
+              </w:rPr>
+              <w:t>—</w:t>
+            </w:r>
+          </w:p>
+        </w:tc>
+        <w:tc>
+          <w:tcPr>
+            <w:tcW w:type="dxa" w:w="6970"/>
+            <w:vAlign w:val="center"/>
+            <w:shd w:val="clear" w:color="auto" w:fill="F4F2EC"/>
+            <w:tcBorders>
+              <w:top w:val="single" w:sz="4" w:space="0" w:color="E5E1D8"/>
+              <w:left w:val="single" w:sz="4" w:space="0" w:color="E5E1D8"/>
+              <w:bottom w:val="single" w:sz="4" w:space="0" w:color="E5E1D8"/>
+              <w:right w:val="single" w:sz="4" w:space="0" w:color="E5E1D8"/>
+            </w:tcBorders>
+          </w:tcPr>
+          <w:p>
+            <w:pPr>
+              <w:spacing w:before="50" w:after="50" w:line="254" w:lineRule="auto"/>
+            </w:pPr>
+            <w:r/>
+            <w:r>
+              <w:rPr>
+                <w:rFonts w:ascii="Calibri" w:hAnsi="Calibri" w:cs="Calibri"/>
+                <w:b w:val="0"/>
+                <w:i w:val="0"/>
+                <w:color w:val="1A1915"/>
+                <w:sz w:val="17"/>
+                <w:szCs w:val="18"/>
+              </w:rPr>
+              <w:t>speed very_slow / slow / fast / very_fast (≈0.65×–1.4×); pause (400–700 ms); long_pause (700–1500 ms); pitch_low (−3 st); pitch_high (+2.5 st); expressive_high / expressive_low</w:t>
+            </w:r>
+          </w:p>
+        </w:tc>
+      </w:tr>
+    </w:tbl>
+    <w:p>
+      <w:pPr>
+        <w:spacing w:after="40"/>
+      </w:pPr>
+    </w:p>
+    <w:p>
+      <w:pPr>
+        <w:spacing w:after="240" w:before="0" w:line="283" w:lineRule="auto"/>
+      </w:pPr>
+      <w:r>
+        <w:rPr>
+          <w:rFonts w:ascii="Calibri" w:hAnsi="Calibri" w:cs="Calibri"/>
+          <w:b w:val="0"/>
+          <w:i/>
+          <w:color w:val="6B6A62"/>
+          <w:sz w:val="17"/>
+          <w:szCs w:val="17"/>
+        </w:rPr>
+        <w:t>Table 11 — the full Higgs TTS 3 control vocabulary. Composable, positional, and checkable — an unknown tag is a visible mistake rather than a silent one.</w:t>
+      </w:r>
+    </w:p>
+    <w:tbl>
+      <w:tblPr>
+        <w:tblW w:type="auto" w:w="0"/>
+        <w:tblLayout w:type="fixed"/>
+        <w:tblLook w:firstColumn="1" w:firstRow="1" w:lastColumn="0" w:lastRow="0" w:noHBand="0" w:noVBand="1" w:val="04A0"/>
+      </w:tblPr>
+      <w:tblGrid>
+        <w:gridCol w:w="9360"/>
+      </w:tblGrid>
+      <w:tr>
+        <w:tc>
+          <w:tcPr>
+            <w:tcW w:type="dxa" w:w="9360"/>
+            <w:shd w:val="clear" w:color="auto" w:fill="FFEDD5"/>
+            <w:tcBorders>
+              <w:top w:val="single" w:sz="4" w:space="0" w:color="FFEDD5"/>
+              <w:left w:val="single" w:sz="24" w:space="0" w:color="C2410C"/>
+              <w:bottom w:val="single" w:sz="4" w:space="0" w:color="FFEDD5"/>
+              <w:right w:val="single" w:sz="4" w:space="0" w:color="FFEDD5"/>
+            </w:tcBorders>
+          </w:tcPr>
+          <w:p>
+            <w:pPr>
+              <w:spacing w:before="100" w:after="40"/>
+              <w:ind w:left="144"/>
+            </w:pPr>
+            <w:r/>
+            <w:r>
+              <w:rPr>
+                <w:rFonts w:ascii="Calibri" w:hAnsi="Calibri" w:cs="Calibri"/>
+                <w:b/>
+                <w:i w:val="0"/>
+                <w:color w:val="C2410C"/>
+                <w:sz w:val="19"/>
+                <w:szCs w:val="19"/>
+              </w:rPr>
+              <w:t>Neither model's expressive control is verified for Khmer</w:t>
+            </w:r>
+          </w:p>
+          <w:p>
+            <w:pPr>
+              <w:spacing w:after="100" w:line="276" w:lineRule="auto"/>
+              <w:ind w:left="144"/>
+            </w:pPr>
+            <w:r>
+              <w:rPr>
+                <w:rFonts w:ascii="Calibri" w:hAnsi="Calibri" w:cs="Calibri"/>
+                <w:b w:val="0"/>
+                <w:i w:val="0"/>
+                <w:color w:val="1A1915"/>
+                <w:sz w:val="19"/>
+                <w:szCs w:val="19"/>
+              </w:rPr>
+              <w:t>Both mechanisms were trained on each vendor's documented languages. Khmer is one of VoxCPM2's 30, but its control instructions are written in English, and nothing establishes that an English descriptor steers Khmer prosody the way it steers English prosody. For Higgs the gap is wider: Khmer is not on its language list at all, so its tags are unverified in a language the model was never documented to speak.</w:t>
+            </w:r>
+          </w:p>
+          <w:p>
+            <w:pPr>
+              <w:spacing w:after="100" w:line="276" w:lineRule="auto"/>
+              <w:ind w:left="144"/>
+            </w:pPr>
+            <w:r>
+              <w:rPr>
+                <w:rFonts w:ascii="Calibri" w:hAnsi="Calibri" w:cs="Calibri"/>
+                <w:b w:val="0"/>
+                <w:i w:val="0"/>
+                <w:color w:val="1A1915"/>
+                <w:sz w:val="19"/>
+                <w:szCs w:val="19"/>
+              </w:rPr>
+              <w:t>This is a cheap thing to settle and nobody has settled it. Synthesize ten Khmer sentences under three or four emotion settings, listen, and you will know. Do that before designing any product feature on top of either mechanism.</w:t>
+            </w:r>
+          </w:p>
+        </w:tc>
+      </w:tr>
+    </w:tbl>
+    <w:p>
+      <w:pPr>
+        <w:spacing w:after="80"/>
+      </w:pPr>
+    </w:p>
+    <w:p>
+      <w:pPr>
+        <w:keepNext/>
+        <w:spacing w:before="320" w:after="120"/>
+      </w:pPr>
+      <w:r>
+        <w:rPr>
+          <w:rFonts w:ascii="Georgia" w:hAnsi="Georgia" w:cs="Georgia"/>
+          <w:b/>
+          <w:i w:val="0"/>
+          <w:color w:val="134E4A"/>
+          <w:sz w:val="28"/>
+          <w:szCs w:val="28"/>
+        </w:rPr>
+        <w:t>8.3  The same job, written both ways</w:t>
+      </w:r>
+    </w:p>
+    <w:p>
+      <w:pPr>
+        <w:spacing w:after="120" w:before="0" w:line="283" w:lineRule="auto"/>
+      </w:pPr>
+      <w:r>
+        <w:rPr>
+          <w:rFonts w:ascii="Calibri" w:hAnsi="Calibri" w:cs="Calibri"/>
+          <w:b w:val="0"/>
+          <w:i w:val="0"/>
+          <w:color w:val="1A1915"/>
+          <w:sz w:val="21"/>
+          <w:szCs w:val="21"/>
+        </w:rPr>
+        <w:t>Basic synthesis, then the same sentence in a cloned voice:</w:t>
+      </w:r>
+    </w:p>
+    <w:tbl>
+      <w:tblPr>
+        <w:tblW w:type="auto" w:w="0"/>
+        <w:tblLayout w:type="fixed"/>
+        <w:tblLook w:firstColumn="1" w:firstRow="1" w:lastColumn="0" w:lastRow="0" w:noHBand="0" w:noVBand="1" w:val="04A0"/>
+      </w:tblPr>
+      <w:tblGrid>
+        <w:gridCol w:w="9360"/>
+      </w:tblGrid>
+      <w:tr>
+        <w:tc>
+          <w:tcPr>
+            <w:tcW w:type="dxa" w:w="9360"/>
+            <w:shd w:val="clear" w:color="auto" w:fill="F4F2EC"/>
+            <w:tcBorders>
+              <w:top w:val="single" w:sz="4" w:space="0" w:color="E5E1D8"/>
+              <w:left w:val="single" w:sz="4" w:space="0" w:color="E5E1D8"/>
+              <w:bottom w:val="single" w:sz="4" w:space="0" w:color="E5E1D8"/>
+              <w:right w:val="single" w:sz="4" w:space="0" w:color="E5E1D8"/>
+            </w:tcBorders>
+          </w:tcPr>
+          <w:p>
+            <w:pPr>
+              <w:spacing w:before="0" w:after="0" w:line="240" w:lineRule="auto"/>
+              <w:ind w:left="86"/>
+            </w:pPr>
+            <w:r/>
+            <w:r>
+              <w:rPr>
+                <w:rFonts w:ascii="Courier New" w:hAnsi="Courier New" w:cs="Khmer OS System"/>
+                <w:b w:val="0"/>
+                <w:i w:val="0"/>
+                <w:color w:val="1A1915"/>
+                <w:sz w:val="15"/>
+                <w:szCs w:val="15"/>
+              </w:rPr>
+              <w:t># ---------- VoxCPM2 ----------</w:t>
+            </w:r>
+          </w:p>
+          <w:p>
+            <w:pPr>
+              <w:spacing w:before="0" w:after="0" w:line="240" w:lineRule="auto"/>
+              <w:ind w:left="86"/>
+            </w:pPr>
+            <w:r>
+              <w:rPr>
+                <w:rFonts w:ascii="Courier New" w:hAnsi="Courier New" w:cs="Khmer OS System"/>
+                <w:b w:val="0"/>
+                <w:i w:val="0"/>
+                <w:color w:val="1A1915"/>
+                <w:sz w:val="15"/>
+                <w:szCs w:val="15"/>
+              </w:rPr>
+              <w:t>from voxcpm import VoxCPM</w:t>
+            </w:r>
+          </w:p>
+          <w:p>
+            <w:pPr>
+              <w:spacing w:before="0" w:after="0" w:line="240" w:lineRule="auto"/>
+              <w:ind w:left="86"/>
+            </w:pPr>
+            <w:r>
+              <w:rPr>
+                <w:rFonts w:ascii="Courier New" w:hAnsi="Courier New" w:cs="Khmer OS System"/>
+                <w:b w:val="0"/>
+                <w:i w:val="0"/>
+                <w:color w:val="1A1915"/>
+                <w:sz w:val="15"/>
+                <w:szCs w:val="15"/>
+              </w:rPr>
+              <w:t xml:space="preserve"> </w:t>
+            </w:r>
+          </w:p>
+          <w:p>
+            <w:pPr>
+              <w:spacing w:before="0" w:after="0" w:line="240" w:lineRule="auto"/>
+              <w:ind w:left="86"/>
+            </w:pPr>
+            <w:r>
+              <w:rPr>
+                <w:rFonts w:ascii="Courier New" w:hAnsi="Courier New" w:cs="Khmer OS System"/>
+                <w:b w:val="0"/>
+                <w:i w:val="0"/>
+                <w:color w:val="1A1915"/>
+                <w:sz w:val="15"/>
+                <w:szCs w:val="15"/>
+              </w:rPr>
+              <w:t>model = VoxCPM.from_pretrained("openbmb/VoxCPM2")           # + lora_weights_path=...</w:t>
+            </w:r>
+          </w:p>
+          <w:p>
+            <w:pPr>
+              <w:spacing w:before="0" w:after="0" w:line="240" w:lineRule="auto"/>
+              <w:ind w:left="86"/>
+            </w:pPr>
+            <w:r>
+              <w:rPr>
+                <w:rFonts w:ascii="Courier New" w:hAnsi="Courier New" w:cs="Khmer OS System"/>
+                <w:b w:val="0"/>
+                <w:i w:val="0"/>
+                <w:color w:val="1A1915"/>
+                <w:sz w:val="15"/>
+                <w:szCs w:val="15"/>
+              </w:rPr>
+              <w:t>wav = model.generate(text="&lt;Khmer text&gt;")                    # 48 kHz float32 numpy</w:t>
+            </w:r>
+          </w:p>
+          <w:p>
+            <w:pPr>
+              <w:spacing w:before="0" w:after="0" w:line="240" w:lineRule="auto"/>
+              <w:ind w:left="86"/>
+            </w:pPr>
+            <w:r>
+              <w:rPr>
+                <w:rFonts w:ascii="Courier New" w:hAnsi="Courier New" w:cs="Khmer OS System"/>
+                <w:b w:val="0"/>
+                <w:i w:val="0"/>
+                <w:color w:val="1A1915"/>
+                <w:sz w:val="15"/>
+                <w:szCs w:val="15"/>
+              </w:rPr>
+              <w:t xml:space="preserve"> </w:t>
+            </w:r>
+          </w:p>
+          <w:p>
+            <w:pPr>
+              <w:spacing w:before="0" w:after="0" w:line="240" w:lineRule="auto"/>
+              <w:ind w:left="86"/>
+            </w:pPr>
+            <w:r>
+              <w:rPr>
+                <w:rFonts w:ascii="Courier New" w:hAnsi="Courier New" w:cs="Khmer OS System"/>
+                <w:b w:val="0"/>
+                <w:i w:val="0"/>
+                <w:color w:val="1A1915"/>
+                <w:sz w:val="15"/>
+                <w:szCs w:val="15"/>
+              </w:rPr>
+              <w:t>wav = model.generate(</w:t>
+            </w:r>
+          </w:p>
+          <w:p>
+            <w:pPr>
+              <w:spacing w:before="0" w:after="0" w:line="240" w:lineRule="auto"/>
+              <w:ind w:left="86"/>
+            </w:pPr>
+            <w:r>
+              <w:rPr>
+                <w:rFonts w:ascii="Courier New" w:hAnsi="Courier New" w:cs="Khmer OS System"/>
+                <w:b w:val="0"/>
+                <w:i w:val="0"/>
+                <w:color w:val="1A1915"/>
+                <w:sz w:val="15"/>
+                <w:szCs w:val="15"/>
+              </w:rPr>
+              <w:t xml:space="preserve">    text="&lt;Khmer text&gt;",</w:t>
+            </w:r>
+          </w:p>
+          <w:p>
+            <w:pPr>
+              <w:spacing w:before="0" w:after="0" w:line="240" w:lineRule="auto"/>
+              <w:ind w:left="86"/>
+            </w:pPr>
+            <w:r>
+              <w:rPr>
+                <w:rFonts w:ascii="Courier New" w:hAnsi="Courier New" w:cs="Khmer OS System"/>
+                <w:b w:val="0"/>
+                <w:i w:val="0"/>
+                <w:color w:val="1A1915"/>
+                <w:sz w:val="15"/>
+                <w:szCs w:val="15"/>
+              </w:rPr>
+              <w:t xml:space="preserve">    reference_wav_path="speaker.wav",   # zero-shot clone</w:t>
+            </w:r>
+          </w:p>
+          <w:p>
+            <w:pPr>
+              <w:spacing w:before="0" w:after="0" w:line="240" w:lineRule="auto"/>
+              <w:ind w:left="86"/>
+            </w:pPr>
+            <w:r>
+              <w:rPr>
+                <w:rFonts w:ascii="Courier New" w:hAnsi="Courier New" w:cs="Khmer OS System"/>
+                <w:b w:val="0"/>
+                <w:i w:val="0"/>
+                <w:color w:val="1A1915"/>
+                <w:sz w:val="15"/>
+                <w:szCs w:val="15"/>
+              </w:rPr>
+              <w:t xml:space="preserve">    denoise=True,                       # clean the reference first</w:t>
+            </w:r>
+          </w:p>
+          <w:p>
+            <w:pPr>
+              <w:spacing w:before="0" w:after="0" w:line="240" w:lineRule="auto"/>
+              <w:ind w:left="86"/>
+            </w:pPr>
+            <w:r>
+              <w:rPr>
+                <w:rFonts w:ascii="Courier New" w:hAnsi="Courier New" w:cs="Khmer OS System"/>
+                <w:b w:val="0"/>
+                <w:i w:val="0"/>
+                <w:color w:val="1A1915"/>
+                <w:sz w:val="15"/>
+                <w:szCs w:val="15"/>
+              </w:rPr>
+              <w:t xml:space="preserve">    cfg_value=2.0,                      # 1.0-3.0, guidance strength</w:t>
+            </w:r>
+          </w:p>
+          <w:p>
+            <w:pPr>
+              <w:spacing w:before="0" w:after="0" w:line="240" w:lineRule="auto"/>
+              <w:ind w:left="86"/>
+            </w:pPr>
+            <w:r>
+              <w:rPr>
+                <w:rFonts w:ascii="Courier New" w:hAnsi="Courier New" w:cs="Khmer OS System"/>
+                <w:b w:val="0"/>
+                <w:i w:val="0"/>
+                <w:color w:val="1A1915"/>
+                <w:sz w:val="15"/>
+                <w:szCs w:val="15"/>
+              </w:rPr>
+              <w:t xml:space="preserve">    inference_timesteps=10,             # 4-30, quality vs speed</w:t>
+            </w:r>
+          </w:p>
+          <w:p>
+            <w:pPr>
+              <w:spacing w:before="0" w:after="0" w:line="240" w:lineRule="auto"/>
+              <w:ind w:left="86"/>
+            </w:pPr>
+            <w:r>
+              <w:rPr>
+                <w:rFonts w:ascii="Courier New" w:hAnsi="Courier New" w:cs="Khmer OS System"/>
+                <w:b w:val="0"/>
+                <w:i w:val="0"/>
+                <w:color w:val="1A1915"/>
+                <w:sz w:val="15"/>
+                <w:szCs w:val="15"/>
+              </w:rPr>
+              <w:t xml:space="preserve">    normalize=True,</w:t>
+            </w:r>
+          </w:p>
+          <w:p>
+            <w:pPr>
+              <w:spacing w:before="0" w:after="0" w:line="240" w:lineRule="auto"/>
+              <w:ind w:left="86"/>
+            </w:pPr>
+            <w:r>
+              <w:rPr>
+                <w:rFonts w:ascii="Courier New" w:hAnsi="Courier New" w:cs="Khmer OS System"/>
+                <w:b w:val="0"/>
+                <w:i w:val="0"/>
+                <w:color w:val="1A1915"/>
+                <w:sz w:val="15"/>
+                <w:szCs w:val="15"/>
+              </w:rPr>
+              <w:t>)</w:t>
+            </w:r>
+          </w:p>
+          <w:p>
+            <w:pPr>
+              <w:spacing w:before="0" w:after="0" w:line="240" w:lineRule="auto"/>
+              <w:ind w:left="86"/>
+            </w:pPr>
+            <w:r>
+              <w:rPr>
+                <w:rFonts w:ascii="Courier New" w:hAnsi="Courier New" w:cs="Khmer OS System"/>
+                <w:b w:val="0"/>
+                <w:i w:val="0"/>
+                <w:color w:val="1A1915"/>
+                <w:sz w:val="15"/>
+                <w:szCs w:val="15"/>
+              </w:rPr>
+              <w:t xml:space="preserve"> </w:t>
+            </w:r>
+          </w:p>
+          <w:p>
+            <w:pPr>
+              <w:spacing w:before="0" w:after="0" w:line="240" w:lineRule="auto"/>
+              <w:ind w:left="86"/>
+            </w:pPr>
+            <w:r>
+              <w:rPr>
+                <w:rFonts w:ascii="Courier New" w:hAnsi="Courier New" w:cs="Khmer OS System"/>
+                <w:b w:val="0"/>
+                <w:i w:val="0"/>
+                <w:color w:val="1A1915"/>
+                <w:sz w:val="15"/>
+                <w:szCs w:val="15"/>
+              </w:rPr>
+              <w:t>for chunk in model.generate_streaming(text="&lt;Khmer text&gt;"):  # play as it arrives</w:t>
+            </w:r>
+          </w:p>
+          <w:p>
+            <w:pPr>
+              <w:spacing w:before="0" w:after="0" w:line="240" w:lineRule="auto"/>
+              <w:ind w:left="86"/>
+            </w:pPr>
+            <w:r>
+              <w:rPr>
+                <w:rFonts w:ascii="Courier New" w:hAnsi="Courier New" w:cs="Khmer OS System"/>
+                <w:b w:val="0"/>
+                <w:i w:val="0"/>
+                <w:color w:val="1A1915"/>
+                <w:sz w:val="15"/>
+                <w:szCs w:val="15"/>
+              </w:rPr>
+              <w:t xml:space="preserve">    play(chunk)</w:t>
+            </w:r>
+          </w:p>
+          <w:p>
+            <w:pPr>
+              <w:spacing w:before="0" w:after="0" w:line="240" w:lineRule="auto"/>
+              <w:ind w:left="86"/>
+            </w:pPr>
+            <w:r>
+              <w:rPr>
+                <w:rFonts w:ascii="Courier New" w:hAnsi="Courier New" w:cs="Khmer OS System"/>
+                <w:b w:val="0"/>
+                <w:i w:val="0"/>
+                <w:color w:val="1A1915"/>
+                <w:sz w:val="15"/>
+                <w:szCs w:val="15"/>
+              </w:rPr>
+              <w:t xml:space="preserve"> </w:t>
+            </w:r>
+          </w:p>
+          <w:p>
+            <w:pPr>
+              <w:spacing w:before="0" w:after="0" w:line="240" w:lineRule="auto"/>
+              <w:ind w:left="86"/>
+            </w:pPr>
+            <w:r>
+              <w:rPr>
+                <w:rFonts w:ascii="Courier New" w:hAnsi="Courier New" w:cs="Khmer OS System"/>
+                <w:b w:val="0"/>
+                <w:i w:val="0"/>
+                <w:color w:val="1A1915"/>
+                <w:sz w:val="15"/>
+                <w:szCs w:val="15"/>
+              </w:rPr>
+              <w:t># ---------- Higgs TTS 3 ----------</w:t>
+            </w:r>
+          </w:p>
+          <w:p>
+            <w:pPr>
+              <w:spacing w:before="0" w:after="0" w:line="240" w:lineRule="auto"/>
+              <w:ind w:left="86"/>
+            </w:pPr>
+            <w:r>
+              <w:rPr>
+                <w:rFonts w:ascii="Courier New" w:hAnsi="Courier New" w:cs="Khmer OS System"/>
+                <w:b w:val="0"/>
+                <w:i w:val="0"/>
+                <w:color w:val="1A1915"/>
+                <w:sz w:val="15"/>
+                <w:szCs w:val="15"/>
+              </w:rPr>
+              <w:t>wav = model.generate_speech(text, tokenizer)                 # 24 kHz float32 torch</w:t>
+            </w:r>
+          </w:p>
+          <w:p>
+            <w:pPr>
+              <w:spacing w:before="0" w:after="0" w:line="240" w:lineRule="auto"/>
+              <w:ind w:left="86"/>
+            </w:pPr>
+            <w:r>
+              <w:rPr>
+                <w:rFonts w:ascii="Courier New" w:hAnsi="Courier New" w:cs="Khmer OS System"/>
+                <w:b w:val="0"/>
+                <w:i w:val="0"/>
+                <w:color w:val="1A1915"/>
+                <w:sz w:val="15"/>
+                <w:szCs w:val="15"/>
+              </w:rPr>
+              <w:t xml:space="preserve"> </w:t>
+            </w:r>
+          </w:p>
+          <w:p>
+            <w:pPr>
+              <w:spacing w:before="0" w:after="0" w:line="240" w:lineRule="auto"/>
+              <w:ind w:left="86"/>
+            </w:pPr>
+            <w:r>
+              <w:rPr>
+                <w:rFonts w:ascii="Courier New" w:hAnsi="Courier New" w:cs="Khmer OS System"/>
+                <w:b w:val="0"/>
+                <w:i w:val="0"/>
+                <w:color w:val="1A1915"/>
+                <w:sz w:val="15"/>
+                <w:szCs w:val="15"/>
+              </w:rPr>
+              <w:t>wav = model.generate_speech(</w:t>
+            </w:r>
+          </w:p>
+          <w:p>
+            <w:pPr>
+              <w:spacing w:before="0" w:after="0" w:line="240" w:lineRule="auto"/>
+              <w:ind w:left="86"/>
+            </w:pPr>
+            <w:r>
+              <w:rPr>
+                <w:rFonts w:ascii="Courier New" w:hAnsi="Courier New" w:cs="Khmer OS System"/>
+                <w:b w:val="0"/>
+                <w:i w:val="0"/>
+                <w:color w:val="1A1915"/>
+                <w:sz w:val="15"/>
+                <w:szCs w:val="15"/>
+              </w:rPr>
+              <w:t xml:space="preserve">    text, tokenizer,</w:t>
+            </w:r>
+          </w:p>
+          <w:p>
+            <w:pPr>
+              <w:spacing w:before="0" w:after="0" w:line="240" w:lineRule="auto"/>
+              <w:ind w:left="86"/>
+            </w:pPr>
+            <w:r>
+              <w:rPr>
+                <w:rFonts w:ascii="Courier New" w:hAnsi="Courier New" w:cs="Khmer OS System"/>
+                <w:b w:val="0"/>
+                <w:i w:val="0"/>
+                <w:color w:val="1A1915"/>
+                <w:sz w:val="15"/>
+                <w:szCs w:val="15"/>
+              </w:rPr>
+              <w:t xml:space="preserve">    reference_audio=ref_tensor,         # or reference_codes=cached, encoded once</w:t>
+            </w:r>
+          </w:p>
+          <w:p>
+            <w:pPr>
+              <w:spacing w:before="0" w:after="0" w:line="240" w:lineRule="auto"/>
+              <w:ind w:left="86"/>
+            </w:pPr>
+            <w:r>
+              <w:rPr>
+                <w:rFonts w:ascii="Courier New" w:hAnsi="Courier New" w:cs="Khmer OS System"/>
+                <w:b w:val="0"/>
+                <w:i w:val="0"/>
+                <w:color w:val="1A1915"/>
+                <w:sz w:val="15"/>
+                <w:szCs w:val="15"/>
+              </w:rPr>
+              <w:t xml:space="preserve">    reference_sample_rate=24000,</w:t>
+            </w:r>
+          </w:p>
+          <w:p>
+            <w:pPr>
+              <w:spacing w:before="0" w:after="0" w:line="240" w:lineRule="auto"/>
+              <w:ind w:left="86"/>
+            </w:pPr>
+            <w:r>
+              <w:rPr>
+                <w:rFonts w:ascii="Courier New" w:hAnsi="Courier New" w:cs="Khmer OS System"/>
+                <w:b w:val="0"/>
+                <w:i w:val="0"/>
+                <w:color w:val="1A1915"/>
+                <w:sz w:val="15"/>
+                <w:szCs w:val="15"/>
+              </w:rPr>
+              <w:t xml:space="preserve">    reference_text="&lt;transcript of the reference&gt;",   # improves cloning</w:t>
+            </w:r>
+          </w:p>
+          <w:p>
+            <w:pPr>
+              <w:spacing w:before="0" w:after="0" w:line="240" w:lineRule="auto"/>
+              <w:ind w:left="86"/>
+            </w:pPr>
+            <w:r>
+              <w:rPr>
+                <w:rFonts w:ascii="Courier New" w:hAnsi="Courier New" w:cs="Khmer OS System"/>
+                <w:b w:val="0"/>
+                <w:i w:val="0"/>
+                <w:color w:val="1A1915"/>
+                <w:sz w:val="15"/>
+                <w:szCs w:val="15"/>
+              </w:rPr>
+              <w:t xml:space="preserve">    temperature=1.0, top_p=0.95,</w:t>
+            </w:r>
+          </w:p>
+          <w:p>
+            <w:pPr>
+              <w:spacing w:before="0" w:after="0" w:line="240" w:lineRule="auto"/>
+              <w:ind w:left="86"/>
+            </w:pPr>
+            <w:r>
+              <w:rPr>
+                <w:rFonts w:ascii="Courier New" w:hAnsi="Courier New" w:cs="Khmer OS System"/>
+                <w:b w:val="0"/>
+                <w:i w:val="0"/>
+                <w:color w:val="1A1915"/>
+                <w:sz w:val="15"/>
+                <w:szCs w:val="15"/>
+              </w:rPr>
+              <w:t xml:space="preserve">    max_new_tokens=2048,</w:t>
+            </w:r>
+          </w:p>
+          <w:p>
+            <w:pPr>
+              <w:spacing w:before="0" w:after="0" w:line="240" w:lineRule="auto"/>
+              <w:ind w:left="86"/>
+            </w:pPr>
+            <w:r>
+              <w:rPr>
+                <w:rFonts w:ascii="Courier New" w:hAnsi="Courier New" w:cs="Khmer OS System"/>
+                <w:b w:val="0"/>
+                <w:i w:val="0"/>
+                <w:color w:val="1A1915"/>
+                <w:sz w:val="15"/>
+                <w:szCs w:val="15"/>
+              </w:rPr>
+              <w:t>)</w:t>
+            </w:r>
+          </w:p>
+        </w:tc>
+      </w:tr>
+    </w:tbl>
+    <w:p>
+      <w:pPr>
+        <w:spacing w:after="120"/>
+      </w:pPr>
+    </w:p>
+    <w:p>
+      <w:pPr>
+        <w:keepNext/>
+        <w:spacing w:before="320" w:after="120"/>
+      </w:pPr>
+      <w:r>
+        <w:rPr>
+          <w:rFonts w:ascii="Georgia" w:hAnsi="Georgia" w:cs="Georgia"/>
+          <w:b/>
+          <w:i w:val="0"/>
+          <w:color w:val="134E4A"/>
+          <w:sz w:val="28"/>
+          <w:szCs w:val="28"/>
+        </w:rPr>
+        <w:t>8.4  What this means for a Khmer product</w:t>
+      </w:r>
+    </w:p>
+    <w:p>
+      <w:pPr>
+        <w:pStyle w:val="ListBullet"/>
+        <w:spacing w:after="60" w:line="276" w:lineRule="auto"/>
+        <w:ind w:left="648" w:hanging="288"/>
+      </w:pPr>
+      <w:r>
+        <w:rPr>
+          <w:rFonts w:ascii="Calibri" w:hAnsi="Calibri" w:cs="Calibri"/>
+          <w:b/>
+          <w:color w:val="1A1915"/>
+          <w:sz w:val="21"/>
+          <w:szCs w:val="21"/>
+        </w:rPr>
+        <w:t xml:space="preserve">If you need audio to start playing before it is finished, </w:t>
+      </w:r>
+      <w:r>
+        <w:rPr>
+          <w:rFonts w:ascii="Calibri" w:hAnsi="Calibri" w:cs="Calibri"/>
+          <w:color w:val="1A1915"/>
+          <w:sz w:val="21"/>
+          <w:szCs w:val="21"/>
+        </w:rPr>
+        <w:t>VoxCPM2 is the one with a streaming generator in the box. This partly offsets its worse RTF: 1.38 real-time factor matters much less when the first chunk arrives quickly than when the whole file must finish first.</w:t>
+      </w:r>
+    </w:p>
+    <w:p>
+      <w:pPr>
+        <w:pStyle w:val="ListBullet"/>
+        <w:spacing w:after="60" w:line="276" w:lineRule="auto"/>
+        <w:ind w:left="648" w:hanging="288"/>
+      </w:pPr>
+      <w:r>
+        <w:rPr>
+          <w:rFonts w:ascii="Calibri" w:hAnsi="Calibri" w:cs="Calibri"/>
+          <w:b/>
+          <w:color w:val="1A1915"/>
+          <w:sz w:val="21"/>
+          <w:szCs w:val="21"/>
+        </w:rPr>
+        <w:t xml:space="preserve">If you serve one or two fixed voices, </w:t>
+      </w:r>
+      <w:r>
+        <w:rPr>
+          <w:rFonts w:ascii="Calibri" w:hAnsi="Calibri" w:cs="Calibri"/>
+          <w:color w:val="1A1915"/>
+          <w:sz w:val="21"/>
+          <w:szCs w:val="21"/>
+        </w:rPr>
+        <w:t>Higgs's `reference_codes` lets you encode each voice once and skip re-encoding on every request. VoxCPM2 has no equivalent cache and re-reads the reference each call.</w:t>
+      </w:r>
+    </w:p>
+    <w:p>
+      <w:pPr>
+        <w:pStyle w:val="ListBullet"/>
+        <w:spacing w:after="60" w:line="276" w:lineRule="auto"/>
+        <w:ind w:left="648" w:hanging="288"/>
+      </w:pPr>
+      <w:r>
+        <w:rPr>
+          <w:rFonts w:ascii="Calibri" w:hAnsi="Calibri" w:cs="Calibri"/>
+          <w:b/>
+          <w:color w:val="1A1915"/>
+          <w:sz w:val="21"/>
+          <w:szCs w:val="21"/>
+        </w:rPr>
+        <w:t xml:space="preserve">If you need reliable, repeatable delivery, </w:t>
+      </w:r>
+      <w:r>
+        <w:rPr>
+          <w:rFonts w:ascii="Calibri" w:hAnsi="Calibri" w:cs="Calibri"/>
+          <w:color w:val="1A1915"/>
+          <w:sz w:val="21"/>
+          <w:szCs w:val="21"/>
+        </w:rPr>
+        <w:t>Higgs's closed tag set is the safer instrument — a typo is a visible error, and the same tag means the same thing every time. VoxCPM2's free-text control is more expressive in principle and less predictable in practice.</w:t>
+      </w:r>
+    </w:p>
+    <w:p>
+      <w:pPr>
+        <w:pStyle w:val="ListBullet"/>
+        <w:spacing w:after="60" w:line="276" w:lineRule="auto"/>
+        <w:ind w:left="648" w:hanging="288"/>
+      </w:pPr>
+      <w:r>
+        <w:rPr>
+          <w:rFonts w:ascii="Calibri" w:hAnsi="Calibri" w:cs="Calibri"/>
+          <w:b/>
+          <w:color w:val="1A1915"/>
+          <w:sz w:val="21"/>
+          <w:szCs w:val="21"/>
+        </w:rPr>
+        <w:t xml:space="preserve">If robustness matters more than range, </w:t>
+      </w:r>
+      <w:r>
+        <w:rPr>
+          <w:rFonts w:ascii="Calibri" w:hAnsi="Calibri" w:cs="Calibri"/>
+          <w:color w:val="1A1915"/>
+          <w:sz w:val="21"/>
+          <w:szCs w:val="21"/>
+        </w:rPr>
+        <w:t>VoxCPM2's built-in bad-case retry deserves attention: it re-rolls generation when the audio-to-text ratio goes out of bounds, which is precisely the truncation failure that made fish-s2 unusable and that §6.7 had to catch with a separate guard. Higgs has no such protection.</w:t>
+      </w:r>
+    </w:p>
+    <w:p>
+      <w:r>
+        <w:br w:type="page"/>
+      </w:r>
+    </w:p>
+    <w:p>
+      <w:pPr>
+        <w:keepNext/>
+        <w:spacing w:before="80" w:after="200"/>
+        <w:pBdr>
+          <w:bottom w:val="single" w:sz="12" w:space="6" w:color="0B776F"/>
+        </w:pBdr>
+      </w:pPr>
+      <w:r>
+        <w:rPr>
+          <w:rFonts w:ascii="Georgia" w:hAnsi="Georgia" w:cs="Georgia"/>
+          <w:b/>
+          <w:i w:val="0"/>
+          <w:color w:val="0B776F"/>
+          <w:sz w:val="38"/>
+          <w:szCs w:val="38"/>
+        </w:rPr>
+        <w:t>9.  Sources</w:t>
       </w:r>
     </w:p>
     <w:p>
